--- a/handover/Project_Intelligence_Hub_Complete_Technical_Handover.docx
+++ b/handover/Project_Intelligence_Hub_Complete_Technical_Handover.docx
@@ -475,7 +475,7 @@
                 <w:color w:val="1B263B"/>
                 <w:sz w:val="19"/>
               </w:rPr>
-              <w:t>01 August 2026, 05:03</w:t>
+              <w:t>18 August 2026, 19:18</w:t>
             </w:r>
           </w:p>
         </w:tc>
@@ -859,7 +859,7 @@
           <w:color w:val="1B263B"/>
           <w:sz w:val="22"/>
         </w:rPr>
-        <w:t>There are two connected layers. The Streamlit/Python layer is the calculation and controlled document-ingestion layer. The Next.js/Vercel layer is the mobile-friendly management and selected-project viewing layer. The Vercel site does not write to local project source files.</w:t>
+        <w:t>There are two connected layers. The Streamlit/Python layer is the calculation and controlled document-ingestion layer. The Next.js/Vercel layer is the mobile-friendly management and selected-project viewing layer. The Vercel site does not write to local project source files; its Universal Report Engine creates an editable PowerPoint only in the user's browser from the active project payload and the current form/CSV inputs.</w:t>
       </w:r>
     </w:p>
     <w:tbl>
@@ -938,6 +938,7 @@
       <w:tr>
         <w:trPr>
           <w:tblHeader w:val="true"/>
+          <w:cantSplit/>
         </w:trPr>
         <w:tc>
           <w:tcPr>
@@ -1043,6 +1044,9 @@
         </w:tc>
       </w:tr>
       <w:tr>
+        <w:trPr>
+          <w:cantSplit/>
+        </w:trPr>
         <w:tc>
           <w:tcPr>
             <w:tcW w:type="dxa" w:w="1944"/>
@@ -1144,6 +1148,9 @@
         </w:tc>
       </w:tr>
       <w:tr>
+        <w:trPr>
+          <w:cantSplit/>
+        </w:trPr>
         <w:tc>
           <w:tcPr>
             <w:tcW w:type="dxa" w:w="1944"/>
@@ -1245,6 +1252,9 @@
         </w:tc>
       </w:tr>
       <w:tr>
+        <w:trPr>
+          <w:cantSplit/>
+        </w:trPr>
         <w:tc>
           <w:tcPr>
             <w:tcW w:type="dxa" w:w="1944"/>
@@ -1346,6 +1356,9 @@
         </w:tc>
       </w:tr>
       <w:tr>
+        <w:trPr>
+          <w:cantSplit/>
+        </w:trPr>
         <w:tc>
           <w:tcPr>
             <w:tcW w:type="dxa" w:w="1944"/>
@@ -1644,7 +1657,7 @@
                 <w:color w:val="1B263B"/>
                 <w:sz w:val="20"/>
               </w:rPr>
-              <w:t>Browser users can review, search and download. They cannot safely upload local P6, contract or letter data into the public Vercel application. Ingestion, contract rebuilding and TIA recalculation remain controlled local operations.</w:t>
+              <w:t>Browser users can review, search, complete the Universal Report Engine form, load a report-input CSV and download an editable PowerPoint. The CSV is used only for that browser report and is not written to project storage. P6 ingestion, contract/letter rebuilding and TIA recalculation remain controlled local operations.</w:t>
             </w:r>
           </w:p>
         </w:tc>
@@ -1679,6 +1692,7 @@
       <w:tr>
         <w:trPr>
           <w:tblHeader w:val="true"/>
+          <w:cantSplit/>
         </w:trPr>
         <w:tc>
           <w:tcPr>
@@ -1818,6 +1832,9 @@
         </w:tc>
       </w:tr>
       <w:tr>
+        <w:trPr>
+          <w:cantSplit/>
+        </w:trPr>
         <w:tc>
           <w:tcPr>
             <w:tcW w:type="dxa" w:w="1584"/>
@@ -1952,6 +1969,9 @@
         </w:tc>
       </w:tr>
       <w:tr>
+        <w:trPr>
+          <w:cantSplit/>
+        </w:trPr>
         <w:tc>
           <w:tcPr>
             <w:tcW w:type="dxa" w:w="1584"/>
@@ -2086,6 +2106,9 @@
         </w:tc>
       </w:tr>
       <w:tr>
+        <w:trPr>
+          <w:cantSplit/>
+        </w:trPr>
         <w:tc>
           <w:tcPr>
             <w:tcW w:type="dxa" w:w="1584"/>
@@ -2220,6 +2243,9 @@
         </w:tc>
       </w:tr>
       <w:tr>
+        <w:trPr>
+          <w:cantSplit/>
+        </w:trPr>
         <w:tc>
           <w:tcPr>
             <w:tcW w:type="dxa" w:w="1584"/>
@@ -2354,6 +2380,9 @@
         </w:tc>
       </w:tr>
       <w:tr>
+        <w:trPr>
+          <w:cantSplit/>
+        </w:trPr>
         <w:tc>
           <w:tcPr>
             <w:tcW w:type="dxa" w:w="1584"/>
@@ -2488,6 +2517,9 @@
         </w:tc>
       </w:tr>
       <w:tr>
+        <w:trPr>
+          <w:cantSplit/>
+        </w:trPr>
         <w:tc>
           <w:tcPr>
             <w:tcW w:type="dxa" w:w="1584"/>
@@ -2639,7 +2671,7 @@
           <w:color w:val="1B263B"/>
           <w:sz w:val="22"/>
         </w:rPr>
-        <w:t>The Vercel generator is intentionally a publisher, not a second calculation engine. It consumes the locally calculated project data and report artifacts so cost, progress, EVM and TIA logic are not reimplemented differently in browser JavaScript.</w:t>
+        <w:t>The Vercel generator remains a publisher, not a second calculation engine. It consumes locally calculated project data and report artifacts so cost, progress, EVM and TIA logic are not recalculated differently in browser JavaScript. The Universal Report Engine presentation builder is a packaging surface only: it places active-project values and user-supplied report rows into the approved presentation format without creating analytical conclusions.</w:t>
       </w:r>
     </w:p>
     <w:p>
@@ -2762,6 +2794,7 @@
       <w:tr>
         <w:trPr>
           <w:tblHeader w:val="true"/>
+          <w:cantSplit/>
         </w:trPr>
         <w:tc>
           <w:tcPr>
@@ -2901,6 +2934,9 @@
         </w:tc>
       </w:tr>
       <w:tr>
+        <w:trPr>
+          <w:cantSplit/>
+        </w:trPr>
         <w:tc>
           <w:tcPr>
             <w:tcW w:type="dxa" w:w="3528"/>
@@ -3035,6 +3071,9 @@
         </w:tc>
       </w:tr>
       <w:tr>
+        <w:trPr>
+          <w:cantSplit/>
+        </w:trPr>
         <w:tc>
           <w:tcPr>
             <w:tcW w:type="dxa" w:w="3528"/>
@@ -3169,6 +3208,9 @@
         </w:tc>
       </w:tr>
       <w:tr>
+        <w:trPr>
+          <w:cantSplit/>
+        </w:trPr>
         <w:tc>
           <w:tcPr>
             <w:tcW w:type="dxa" w:w="3528"/>
@@ -3303,6 +3345,146 @@
         </w:tc>
       </w:tr>
       <w:tr>
+        <w:trPr>
+          <w:cantSplit/>
+        </w:trPr>
+        <w:tc>
+          <w:tcPr>
+            <w:tcW w:type="dxa" w:w="3528"/>
+            <w:tcMar>
+              <w:top w:w="80" w:type="dxa"/>
+              <w:start w:w="120" w:type="dxa"/>
+              <w:bottom w:w="80" w:type="dxa"/>
+              <w:end w:w="120" w:type="dxa"/>
+            </w:tcMar>
+            <w:tcBorders>
+              <w:top w:val="single" w:sz="4" w:color="D7DEE8"/>
+              <w:left w:val="single" w:sz="4" w:color="D7DEE8"/>
+              <w:bottom w:val="single" w:sz="4" w:color="D7DEE8"/>
+              <w:right w:val="single" w:sz="4" w:color="D7DEE8"/>
+            </w:tcBorders>
+            <w:vAlign w:val="center"/>
+          </w:tcPr>
+          <w:p>
+            <w:pPr>
+              <w:spacing w:before="0" w:after="0" w:line="240" w:lineRule="auto"/>
+            </w:pPr>
+            <w:r>
+              <w:rPr>
+                <w:rFonts w:ascii="Calibri" w:hAnsi="Calibri"/>
+                <w:b w:val="0"/>
+                <w:i w:val="0"/>
+                <w:color w:val="1B263B"/>
+                <w:sz w:val="17"/>
+              </w:rPr>
+              <w:t>Nasr city-Tunnel</w:t>
+            </w:r>
+          </w:p>
+        </w:tc>
+        <w:tc>
+          <w:tcPr>
+            <w:tcW w:type="dxa" w:w="1512"/>
+            <w:tcMar>
+              <w:top w:w="80" w:type="dxa"/>
+              <w:start w:w="120" w:type="dxa"/>
+              <w:bottom w:w="80" w:type="dxa"/>
+              <w:end w:w="120" w:type="dxa"/>
+            </w:tcMar>
+            <w:tcBorders>
+              <w:top w:val="single" w:sz="4" w:color="D7DEE8"/>
+              <w:left w:val="single" w:sz="4" w:color="D7DEE8"/>
+              <w:bottom w:val="single" w:sz="4" w:color="D7DEE8"/>
+              <w:right w:val="single" w:sz="4" w:color="D7DEE8"/>
+            </w:tcBorders>
+            <w:vAlign w:val="center"/>
+          </w:tcPr>
+          <w:p>
+            <w:pPr>
+              <w:spacing w:before="0" w:after="0" w:line="240" w:lineRule="auto"/>
+            </w:pPr>
+            <w:r>
+              <w:rPr>
+                <w:rFonts w:ascii="Calibri" w:hAnsi="Calibri"/>
+                <w:b w:val="0"/>
+                <w:i w:val="0"/>
+                <w:color w:val="1B263B"/>
+                <w:sz w:val="17"/>
+              </w:rPr>
+              <w:t>Tunnels</w:t>
+            </w:r>
+          </w:p>
+        </w:tc>
+        <w:tc>
+          <w:tcPr>
+            <w:tcW w:type="dxa" w:w="2664"/>
+            <w:tcMar>
+              <w:top w:w="80" w:type="dxa"/>
+              <w:start w:w="120" w:type="dxa"/>
+              <w:bottom w:w="80" w:type="dxa"/>
+              <w:end w:w="120" w:type="dxa"/>
+            </w:tcMar>
+            <w:tcBorders>
+              <w:top w:val="single" w:sz="4" w:color="D7DEE8"/>
+              <w:left w:val="single" w:sz="4" w:color="D7DEE8"/>
+              <w:bottom w:val="single" w:sz="4" w:color="D7DEE8"/>
+              <w:right w:val="single" w:sz="4" w:color="D7DEE8"/>
+            </w:tcBorders>
+            <w:vAlign w:val="center"/>
+          </w:tcPr>
+          <w:p>
+            <w:pPr>
+              <w:spacing w:before="0" w:after="0" w:line="240" w:lineRule="auto"/>
+            </w:pPr>
+            <w:r>
+              <w:rPr>
+                <w:rFonts w:ascii="Calibri" w:hAnsi="Calibri"/>
+                <w:b w:val="0"/>
+                <w:i w:val="0"/>
+                <w:color w:val="1B263B"/>
+                <w:sz w:val="17"/>
+              </w:rPr>
+              <w:t>Nasr city-Tunnel</w:t>
+            </w:r>
+          </w:p>
+        </w:tc>
+        <w:tc>
+          <w:tcPr>
+            <w:tcW w:type="dxa" w:w="1656"/>
+            <w:tcMar>
+              <w:top w:w="80" w:type="dxa"/>
+              <w:start w:w="120" w:type="dxa"/>
+              <w:bottom w:w="80" w:type="dxa"/>
+              <w:end w:w="120" w:type="dxa"/>
+            </w:tcMar>
+            <w:tcBorders>
+              <w:top w:val="single" w:sz="4" w:color="D7DEE8"/>
+              <w:left w:val="single" w:sz="4" w:color="D7DEE8"/>
+              <w:bottom w:val="single" w:sz="4" w:color="D7DEE8"/>
+              <w:right w:val="single" w:sz="4" w:color="D7DEE8"/>
+            </w:tcBorders>
+            <w:vAlign w:val="center"/>
+          </w:tcPr>
+          <w:p>
+            <w:pPr>
+              <w:spacing w:before="0" w:after="0" w:line="240" w:lineRule="auto"/>
+            </w:pPr>
+            <w:r>
+              <w:rPr>
+                <w:rFonts w:ascii="Calibri" w:hAnsi="Calibri"/>
+                <w:b w:val="0"/>
+                <w:i w:val="0"/>
+                <w:color w:val="1B263B"/>
+                <w:sz w:val="17"/>
+              </w:rPr>
+              <w:t>Reads only its own manifest, data, evidence and output path</w:t>
+            </w:r>
+          </w:p>
+        </w:tc>
+      </w:tr>
+      <w:tr>
+        <w:trPr>
+          <w:cantSplit/>
+        </w:trPr>
         <w:tc>
           <w:tcPr>
             <w:tcW w:type="dxa" w:w="3528"/>
@@ -3480,6 +3662,7 @@
       <w:tr>
         <w:trPr>
           <w:tblHeader w:val="true"/>
+          <w:cantSplit/>
         </w:trPr>
         <w:tc>
           <w:tcPr>
@@ -3585,6 +3768,9 @@
         </w:tc>
       </w:tr>
       <w:tr>
+        <w:trPr>
+          <w:cantSplit/>
+        </w:trPr>
         <w:tc>
           <w:tcPr>
             <w:tcW w:type="dxa" w:w="1800"/>
@@ -3686,6 +3872,9 @@
         </w:tc>
       </w:tr>
       <w:tr>
+        <w:trPr>
+          <w:cantSplit/>
+        </w:trPr>
         <w:tc>
           <w:tcPr>
             <w:tcW w:type="dxa" w:w="1800"/>
@@ -3787,6 +3976,9 @@
         </w:tc>
       </w:tr>
       <w:tr>
+        <w:trPr>
+          <w:cantSplit/>
+        </w:trPr>
         <w:tc>
           <w:tcPr>
             <w:tcW w:type="dxa" w:w="1800"/>
@@ -3888,6 +4080,9 @@
         </w:tc>
       </w:tr>
       <w:tr>
+        <w:trPr>
+          <w:cantSplit/>
+        </w:trPr>
         <w:tc>
           <w:tcPr>
             <w:tcW w:type="dxa" w:w="1800"/>
@@ -3989,6 +4184,9 @@
         </w:tc>
       </w:tr>
       <w:tr>
+        <w:trPr>
+          <w:cantSplit/>
+        </w:trPr>
         <w:tc>
           <w:tcPr>
             <w:tcW w:type="dxa" w:w="1800"/>
@@ -4090,6 +4288,9 @@
         </w:tc>
       </w:tr>
       <w:tr>
+        <w:trPr>
+          <w:cantSplit/>
+        </w:trPr>
         <w:tc>
           <w:tcPr>
             <w:tcW w:type="dxa" w:w="1800"/>
@@ -4191,6 +4392,9 @@
         </w:tc>
       </w:tr>
       <w:tr>
+        <w:trPr>
+          <w:cantSplit/>
+        </w:trPr>
         <w:tc>
           <w:tcPr>
             <w:tcW w:type="dxa" w:w="1800"/>
@@ -4292,6 +4496,9 @@
         </w:tc>
       </w:tr>
       <w:tr>
+        <w:trPr>
+          <w:cantSplit/>
+        </w:trPr>
         <w:tc>
           <w:tcPr>
             <w:tcW w:type="dxa" w:w="1800"/>
@@ -4393,6 +4600,9 @@
         </w:tc>
       </w:tr>
       <w:tr>
+        <w:trPr>
+          <w:cantSplit/>
+        </w:trPr>
         <w:tc>
           <w:tcPr>
             <w:tcW w:type="dxa" w:w="1800"/>
@@ -4494,6 +4704,9 @@
         </w:tc>
       </w:tr>
       <w:tr>
+        <w:trPr>
+          <w:cantSplit/>
+        </w:trPr>
         <w:tc>
           <w:tcPr>
             <w:tcW w:type="dxa" w:w="1800"/>
@@ -4595,6 +4808,9 @@
         </w:tc>
       </w:tr>
       <w:tr>
+        <w:trPr>
+          <w:cantSplit/>
+        </w:trPr>
         <w:tc>
           <w:tcPr>
             <w:tcW w:type="dxa" w:w="1800"/>
@@ -4696,6 +4912,9 @@
         </w:tc>
       </w:tr>
       <w:tr>
+        <w:trPr>
+          <w:cantSplit/>
+        </w:trPr>
         <w:tc>
           <w:tcPr>
             <w:tcW w:type="dxa" w:w="1800"/>
@@ -4840,6 +5059,7 @@
       <w:tr>
         <w:trPr>
           <w:tblHeader w:val="true"/>
+          <w:cantSplit/>
         </w:trPr>
         <w:tc>
           <w:tcPr>
@@ -4945,6 +5165,9 @@
         </w:tc>
       </w:tr>
       <w:tr>
+        <w:trPr>
+          <w:cantSplit/>
+        </w:trPr>
         <w:tc>
           <w:tcPr>
             <w:tcW w:type="dxa" w:w="2232"/>
@@ -5046,6 +5269,9 @@
         </w:tc>
       </w:tr>
       <w:tr>
+        <w:trPr>
+          <w:cantSplit/>
+        </w:trPr>
         <w:tc>
           <w:tcPr>
             <w:tcW w:type="dxa" w:w="2232"/>
@@ -5147,6 +5373,9 @@
         </w:tc>
       </w:tr>
       <w:tr>
+        <w:trPr>
+          <w:cantSplit/>
+        </w:trPr>
         <w:tc>
           <w:tcPr>
             <w:tcW w:type="dxa" w:w="2232"/>
@@ -5248,6 +5477,9 @@
         </w:tc>
       </w:tr>
       <w:tr>
+        <w:trPr>
+          <w:cantSplit/>
+        </w:trPr>
         <w:tc>
           <w:tcPr>
             <w:tcW w:type="dxa" w:w="2232"/>
@@ -5349,6 +5581,9 @@
         </w:tc>
       </w:tr>
       <w:tr>
+        <w:trPr>
+          <w:cantSplit/>
+        </w:trPr>
         <w:tc>
           <w:tcPr>
             <w:tcW w:type="dxa" w:w="2232"/>
@@ -5450,6 +5685,9 @@
         </w:tc>
       </w:tr>
       <w:tr>
+        <w:trPr>
+          <w:cantSplit/>
+        </w:trPr>
         <w:tc>
           <w:tcPr>
             <w:tcW w:type="dxa" w:w="2232"/>
@@ -5551,6 +5789,9 @@
         </w:tc>
       </w:tr>
       <w:tr>
+        <w:trPr>
+          <w:cantSplit/>
+        </w:trPr>
         <w:tc>
           <w:tcPr>
             <w:tcW w:type="dxa" w:w="2232"/>
@@ -5652,6 +5893,9 @@
         </w:tc>
       </w:tr>
       <w:tr>
+        <w:trPr>
+          <w:cantSplit/>
+        </w:trPr>
         <w:tc>
           <w:tcPr>
             <w:tcW w:type="dxa" w:w="2232"/>
@@ -5753,6 +5997,9 @@
         </w:tc>
       </w:tr>
       <w:tr>
+        <w:trPr>
+          <w:cantSplit/>
+        </w:trPr>
         <w:tc>
           <w:tcPr>
             <w:tcW w:type="dxa" w:w="2232"/>
@@ -5854,6 +6101,9 @@
         </w:tc>
       </w:tr>
       <w:tr>
+        <w:trPr>
+          <w:cantSplit/>
+        </w:trPr>
         <w:tc>
           <w:tcPr>
             <w:tcW w:type="dxa" w:w="2232"/>
@@ -5955,6 +6205,9 @@
         </w:tc>
       </w:tr>
       <w:tr>
+        <w:trPr>
+          <w:cantSplit/>
+        </w:trPr>
         <w:tc>
           <w:tcPr>
             <w:tcW w:type="dxa" w:w="2232"/>
@@ -6056,6 +6309,9 @@
         </w:tc>
       </w:tr>
       <w:tr>
+        <w:trPr>
+          <w:cantSplit/>
+        </w:trPr>
         <w:tc>
           <w:tcPr>
             <w:tcW w:type="dxa" w:w="2232"/>
@@ -6157,6 +6413,9 @@
         </w:tc>
       </w:tr>
       <w:tr>
+        <w:trPr>
+          <w:cantSplit/>
+        </w:trPr>
         <w:tc>
           <w:tcPr>
             <w:tcW w:type="dxa" w:w="2232"/>
@@ -6258,6 +6517,9 @@
         </w:tc>
       </w:tr>
       <w:tr>
+        <w:trPr>
+          <w:cantSplit/>
+        </w:trPr>
         <w:tc>
           <w:tcPr>
             <w:tcW w:type="dxa" w:w="2232"/>
@@ -6320,7 +6582,7 @@
                 <w:color w:val="1B263B"/>
                 <w:sz w:val="17"/>
               </w:rPr>
-              <w:t>Executive, master, elite SVG and linked dashboards with direct download formats.</w:t>
+              <w:t>Executive, master, elite SVG and linked dashboards, plus a form/CSV-driven Universal Report Engine that downloads an editable PowerPoint.</w:t>
             </w:r>
           </w:p>
         </w:tc>
@@ -6353,7 +6615,7 @@
                 <w:color w:val="1B263B"/>
                 <w:sz w:val="17"/>
               </w:rPr>
-              <w:t>Canonical project metric payload and project output manifest</w:t>
+              <w:t>Active ProjectRecord, user form/CSV input and project output manifest</w:t>
             </w:r>
           </w:p>
         </w:tc>
@@ -6362,6 +6624,741 @@
     <w:p>
       <w:pPr>
         <w:spacing w:after="60"/>
+      </w:pPr>
+    </w:p>
+    <w:p>
+      <w:r>
+        <w:br w:type="page"/>
+      </w:r>
+    </w:p>
+    <w:p>
+      <w:pPr>
+        <w:pStyle w:val="Heading2"/>
+      </w:pPr>
+      <w:r>
+        <w:t>Universal Project Report Engine - production update</w:t>
+      </w:r>
+    </w:p>
+    <w:p>
+      <w:pPr>
+        <w:spacing w:before="0" w:after="120" w:line="264" w:lineRule="auto"/>
+      </w:pPr>
+      <w:r>
+        <w:rPr>
+          <w:rFonts w:ascii="Calibri" w:hAnsi="Calibri"/>
+          <w:b w:val="0"/>
+          <w:i w:val="0"/>
+          <w:color w:val="1B263B"/>
+          <w:sz w:val="22"/>
+        </w:rPr>
+        <w:t>Production release 4f58587 was published to GitHub main and deployed by the connected Vercel production project on 18 August 2026. The public alias is https://samcoegyptdashboard.vercel.app.</w:t>
+      </w:r>
+    </w:p>
+    <w:tbl>
+      <w:tblPr>
+        <w:tblW w:type="auto" w:w="0"/>
+        <w:jc w:val="left"/>
+        <w:tblLayout w:type="fixed"/>
+        <w:tblLook w:firstColumn="1" w:firstRow="1" w:lastColumn="0" w:lastRow="0" w:noHBand="0" w:noVBand="1" w:val="04A0"/>
+      </w:tblPr>
+      <w:tblGrid>
+        <w:gridCol w:w="3389"/>
+        <w:gridCol w:w="3389"/>
+        <w:gridCol w:w="3389"/>
+      </w:tblGrid>
+      <w:tr>
+        <w:trPr>
+          <w:tblHeader w:val="true"/>
+          <w:cantSplit/>
+        </w:trPr>
+        <w:tc>
+          <w:tcPr>
+            <w:tcW w:type="dxa" w:w="1656"/>
+            <w:tcMar>
+              <w:top w:w="80" w:type="dxa"/>
+              <w:start w:w="120" w:type="dxa"/>
+              <w:bottom w:w="80" w:type="dxa"/>
+              <w:end w:w="120" w:type="dxa"/>
+            </w:tcMar>
+            <w:shd w:fill="E8EEF5"/>
+            <w:tcBorders>
+              <w:top w:val="single" w:sz="4" w:color="D7DEE8"/>
+              <w:left w:val="single" w:sz="4" w:color="D7DEE8"/>
+              <w:bottom w:val="single" w:sz="4" w:color="D7DEE8"/>
+              <w:right w:val="single" w:sz="4" w:color="D7DEE8"/>
+            </w:tcBorders>
+            <w:vAlign w:val="center"/>
+          </w:tcPr>
+          <w:p>
+            <w:pPr>
+              <w:spacing w:before="0" w:after="0" w:line="240" w:lineRule="auto"/>
+            </w:pPr>
+            <w:r>
+              <w:rPr>
+                <w:rFonts w:ascii="Calibri" w:hAnsi="Calibri"/>
+                <w:b/>
+                <w:i w:val="0"/>
+                <w:color w:val="0B2545"/>
+                <w:sz w:val="17"/>
+              </w:rPr>
+              <w:t>Control</w:t>
+            </w:r>
+          </w:p>
+        </w:tc>
+        <w:tc>
+          <w:tcPr>
+            <w:tcW w:type="dxa" w:w="4968"/>
+            <w:tcMar>
+              <w:top w:w="80" w:type="dxa"/>
+              <w:start w:w="120" w:type="dxa"/>
+              <w:bottom w:w="80" w:type="dxa"/>
+              <w:end w:w="120" w:type="dxa"/>
+            </w:tcMar>
+            <w:shd w:fill="E8EEF5"/>
+            <w:tcBorders>
+              <w:top w:val="single" w:sz="4" w:color="D7DEE8"/>
+              <w:left w:val="single" w:sz="4" w:color="D7DEE8"/>
+              <w:bottom w:val="single" w:sz="4" w:color="D7DEE8"/>
+              <w:right w:val="single" w:sz="4" w:color="D7DEE8"/>
+            </w:tcBorders>
+            <w:vAlign w:val="center"/>
+          </w:tcPr>
+          <w:p>
+            <w:pPr>
+              <w:spacing w:before="0" w:after="0" w:line="240" w:lineRule="auto"/>
+            </w:pPr>
+            <w:r>
+              <w:rPr>
+                <w:rFonts w:ascii="Calibri" w:hAnsi="Calibri"/>
+                <w:b/>
+                <w:i w:val="0"/>
+                <w:color w:val="0B2545"/>
+                <w:sz w:val="17"/>
+              </w:rPr>
+              <w:t>Implemented behavior</w:t>
+            </w:r>
+          </w:p>
+        </w:tc>
+        <w:tc>
+          <w:tcPr>
+            <w:tcW w:type="dxa" w:w="3096"/>
+            <w:tcMar>
+              <w:top w:w="80" w:type="dxa"/>
+              <w:start w:w="120" w:type="dxa"/>
+              <w:bottom w:w="80" w:type="dxa"/>
+              <w:end w:w="120" w:type="dxa"/>
+            </w:tcMar>
+            <w:shd w:fill="E8EEF5"/>
+            <w:tcBorders>
+              <w:top w:val="single" w:sz="4" w:color="D7DEE8"/>
+              <w:left w:val="single" w:sz="4" w:color="D7DEE8"/>
+              <w:bottom w:val="single" w:sz="4" w:color="D7DEE8"/>
+              <w:right w:val="single" w:sz="4" w:color="D7DEE8"/>
+            </w:tcBorders>
+            <w:vAlign w:val="center"/>
+          </w:tcPr>
+          <w:p>
+            <w:pPr>
+              <w:spacing w:before="0" w:after="0" w:line="240" w:lineRule="auto"/>
+            </w:pPr>
+            <w:r>
+              <w:rPr>
+                <w:rFonts w:ascii="Calibri" w:hAnsi="Calibri"/>
+                <w:b/>
+                <w:i w:val="0"/>
+                <w:color w:val="0B2545"/>
+                <w:sz w:val="17"/>
+              </w:rPr>
+              <w:t>Verification evidence</w:t>
+            </w:r>
+          </w:p>
+        </w:tc>
+      </w:tr>
+      <w:tr>
+        <w:trPr>
+          <w:cantSplit/>
+        </w:trPr>
+        <w:tc>
+          <w:tcPr>
+            <w:tcW w:type="dxa" w:w="1656"/>
+            <w:tcMar>
+              <w:top w:w="80" w:type="dxa"/>
+              <w:start w:w="120" w:type="dxa"/>
+              <w:bottom w:w="80" w:type="dxa"/>
+              <w:end w:w="120" w:type="dxa"/>
+            </w:tcMar>
+            <w:tcBorders>
+              <w:top w:val="single" w:sz="4" w:color="D7DEE8"/>
+              <w:left w:val="single" w:sz="4" w:color="D7DEE8"/>
+              <w:bottom w:val="single" w:sz="4" w:color="D7DEE8"/>
+              <w:right w:val="single" w:sz="4" w:color="D7DEE8"/>
+            </w:tcBorders>
+            <w:vAlign w:val="center"/>
+          </w:tcPr>
+          <w:p>
+            <w:pPr>
+              <w:spacing w:before="0" w:after="0" w:line="240" w:lineRule="auto"/>
+            </w:pPr>
+            <w:r>
+              <w:rPr>
+                <w:rFonts w:ascii="Calibri" w:hAnsi="Calibri"/>
+                <w:b w:val="0"/>
+                <w:i w:val="0"/>
+                <w:color w:val="1B263B"/>
+                <w:sz w:val="17"/>
+              </w:rPr>
+              <w:t>Report selection</w:t>
+            </w:r>
+          </w:p>
+        </w:tc>
+        <w:tc>
+          <w:tcPr>
+            <w:tcW w:type="dxa" w:w="4968"/>
+            <w:tcMar>
+              <w:top w:w="80" w:type="dxa"/>
+              <w:start w:w="120" w:type="dxa"/>
+              <w:bottom w:w="80" w:type="dxa"/>
+              <w:end w:w="120" w:type="dxa"/>
+            </w:tcMar>
+            <w:tcBorders>
+              <w:top w:val="single" w:sz="4" w:color="D7DEE8"/>
+              <w:left w:val="single" w:sz="4" w:color="D7DEE8"/>
+              <w:bottom w:val="single" w:sz="4" w:color="D7DEE8"/>
+              <w:right w:val="single" w:sz="4" w:color="D7DEE8"/>
+            </w:tcBorders>
+            <w:vAlign w:val="center"/>
+          </w:tcPr>
+          <w:p>
+            <w:pPr>
+              <w:spacing w:before="0" w:after="0" w:line="240" w:lineRule="auto"/>
+            </w:pPr>
+            <w:r>
+              <w:rPr>
+                <w:rFonts w:ascii="Calibri" w:hAnsi="Calibri"/>
+                <w:b w:val="0"/>
+                <w:i w:val="0"/>
+                <w:color w:val="1B263B"/>
+                <w:sz w:val="17"/>
+              </w:rPr>
+              <w:t>Uses the selected family from the existing 30-family engine catalogue; the UI does not maintain a separate report list.</w:t>
+            </w:r>
+          </w:p>
+        </w:tc>
+        <w:tc>
+          <w:tcPr>
+            <w:tcW w:type="dxa" w:w="3096"/>
+            <w:tcMar>
+              <w:top w:w="80" w:type="dxa"/>
+              <w:start w:w="120" w:type="dxa"/>
+              <w:bottom w:w="80" w:type="dxa"/>
+              <w:end w:w="120" w:type="dxa"/>
+            </w:tcMar>
+            <w:tcBorders>
+              <w:top w:val="single" w:sz="4" w:color="D7DEE8"/>
+              <w:left w:val="single" w:sz="4" w:color="D7DEE8"/>
+              <w:bottom w:val="single" w:sz="4" w:color="D7DEE8"/>
+              <w:right w:val="single" w:sz="4" w:color="D7DEE8"/>
+            </w:tcBorders>
+            <w:vAlign w:val="center"/>
+          </w:tcPr>
+          <w:p>
+            <w:pPr>
+              <w:spacing w:before="0" w:after="0" w:line="240" w:lineRule="auto"/>
+            </w:pPr>
+            <w:r>
+              <w:rPr>
+                <w:rFonts w:ascii="Calibri" w:hAnsi="Calibri"/>
+                <w:b w:val="0"/>
+                <w:i w:val="0"/>
+                <w:color w:val="1B263B"/>
+                <w:sz w:val="17"/>
+              </w:rPr>
+              <w:t>Public Output Studio catalogue and production form verified</w:t>
+            </w:r>
+          </w:p>
+        </w:tc>
+      </w:tr>
+      <w:tr>
+        <w:trPr>
+          <w:cantSplit/>
+        </w:trPr>
+        <w:tc>
+          <w:tcPr>
+            <w:tcW w:type="dxa" w:w="1656"/>
+            <w:tcMar>
+              <w:top w:w="80" w:type="dxa"/>
+              <w:start w:w="120" w:type="dxa"/>
+              <w:bottom w:w="80" w:type="dxa"/>
+              <w:end w:w="120" w:type="dxa"/>
+            </w:tcMar>
+            <w:tcBorders>
+              <w:top w:val="single" w:sz="4" w:color="D7DEE8"/>
+              <w:left w:val="single" w:sz="4" w:color="D7DEE8"/>
+              <w:bottom w:val="single" w:sz="4" w:color="D7DEE8"/>
+              <w:right w:val="single" w:sz="4" w:color="D7DEE8"/>
+            </w:tcBorders>
+            <w:vAlign w:val="center"/>
+          </w:tcPr>
+          <w:p>
+            <w:pPr>
+              <w:spacing w:before="0" w:after="0" w:line="240" w:lineRule="auto"/>
+            </w:pPr>
+            <w:r>
+              <w:rPr>
+                <w:rFonts w:ascii="Calibri" w:hAnsi="Calibri"/>
+                <w:b w:val="0"/>
+                <w:i w:val="0"/>
+                <w:color w:val="1B263B"/>
+                <w:sz w:val="17"/>
+              </w:rPr>
+              <w:t>Project inputs</w:t>
+            </w:r>
+          </w:p>
+        </w:tc>
+        <w:tc>
+          <w:tcPr>
+            <w:tcW w:type="dxa" w:w="4968"/>
+            <w:tcMar>
+              <w:top w:w="80" w:type="dxa"/>
+              <w:start w:w="120" w:type="dxa"/>
+              <w:bottom w:w="80" w:type="dxa"/>
+              <w:end w:w="120" w:type="dxa"/>
+            </w:tcMar>
+            <w:tcBorders>
+              <w:top w:val="single" w:sz="4" w:color="D7DEE8"/>
+              <w:left w:val="single" w:sz="4" w:color="D7DEE8"/>
+              <w:bottom w:val="single" w:sz="4" w:color="D7DEE8"/>
+              <w:right w:val="single" w:sz="4" w:color="D7DEE8"/>
+            </w:tcBorders>
+            <w:vAlign w:val="center"/>
+          </w:tcPr>
+          <w:p>
+            <w:pPr>
+              <w:spacing w:before="0" w:after="0" w:line="240" w:lineRule="auto"/>
+            </w:pPr>
+            <w:r>
+              <w:rPr>
+                <w:rFonts w:ascii="Calibri" w:hAnsi="Calibri"/>
+                <w:b w:val="0"/>
+                <w:i w:val="0"/>
+                <w:color w:val="1B263B"/>
+                <w:sz w:val="17"/>
+              </w:rPr>
+              <w:t>Prefills project name, project_id, key, sector, progress, SPI, CPI, delay exposure, risk and data quality from the active ProjectRecord.</w:t>
+            </w:r>
+          </w:p>
+        </w:tc>
+        <w:tc>
+          <w:tcPr>
+            <w:tcW w:type="dxa" w:w="3096"/>
+            <w:tcMar>
+              <w:top w:w="80" w:type="dxa"/>
+              <w:start w:w="120" w:type="dxa"/>
+              <w:bottom w:w="80" w:type="dxa"/>
+              <w:end w:w="120" w:type="dxa"/>
+            </w:tcMar>
+            <w:tcBorders>
+              <w:top w:val="single" w:sz="4" w:color="D7DEE8"/>
+              <w:left w:val="single" w:sz="4" w:color="D7DEE8"/>
+              <w:bottom w:val="single" w:sz="4" w:color="D7DEE8"/>
+              <w:right w:val="single" w:sz="4" w:color="D7DEE8"/>
+            </w:tcBorders>
+            <w:vAlign w:val="center"/>
+          </w:tcPr>
+          <w:p>
+            <w:pPr>
+              <w:spacing w:before="0" w:after="0" w:line="240" w:lineRule="auto"/>
+            </w:pPr>
+            <w:r>
+              <w:rPr>
+                <w:rFonts w:ascii="Calibri" w:hAnsi="Calibri"/>
+                <w:b w:val="0"/>
+                <w:i w:val="0"/>
+                <w:color w:val="1B263B"/>
+                <w:sz w:val="17"/>
+              </w:rPr>
+              <w:t>Switch test replaced ROYA values with Sophia values and retained no ROYA CSV values</w:t>
+            </w:r>
+          </w:p>
+        </w:tc>
+      </w:tr>
+      <w:tr>
+        <w:trPr>
+          <w:cantSplit/>
+        </w:trPr>
+        <w:tc>
+          <w:tcPr>
+            <w:tcW w:type="dxa" w:w="1656"/>
+            <w:tcMar>
+              <w:top w:w="80" w:type="dxa"/>
+              <w:start w:w="120" w:type="dxa"/>
+              <w:bottom w:w="80" w:type="dxa"/>
+              <w:end w:w="120" w:type="dxa"/>
+            </w:tcMar>
+            <w:tcBorders>
+              <w:top w:val="single" w:sz="4" w:color="D7DEE8"/>
+              <w:left w:val="single" w:sz="4" w:color="D7DEE8"/>
+              <w:bottom w:val="single" w:sz="4" w:color="D7DEE8"/>
+              <w:right w:val="single" w:sz="4" w:color="D7DEE8"/>
+            </w:tcBorders>
+            <w:vAlign w:val="center"/>
+          </w:tcPr>
+          <w:p>
+            <w:pPr>
+              <w:spacing w:before="0" w:after="0" w:line="240" w:lineRule="auto"/>
+            </w:pPr>
+            <w:r>
+              <w:rPr>
+                <w:rFonts w:ascii="Calibri" w:hAnsi="Calibri"/>
+                <w:b w:val="0"/>
+                <w:i w:val="0"/>
+                <w:color w:val="1B263B"/>
+                <w:sz w:val="17"/>
+              </w:rPr>
+              <w:t>User inputs</w:t>
+            </w:r>
+          </w:p>
+        </w:tc>
+        <w:tc>
+          <w:tcPr>
+            <w:tcW w:type="dxa" w:w="4968"/>
+            <w:tcMar>
+              <w:top w:w="80" w:type="dxa"/>
+              <w:start w:w="120" w:type="dxa"/>
+              <w:bottom w:w="80" w:type="dxa"/>
+              <w:end w:w="120" w:type="dxa"/>
+            </w:tcMar>
+            <w:tcBorders>
+              <w:top w:val="single" w:sz="4" w:color="D7DEE8"/>
+              <w:left w:val="single" w:sz="4" w:color="D7DEE8"/>
+              <w:bottom w:val="single" w:sz="4" w:color="D7DEE8"/>
+              <w:right w:val="single" w:sz="4" w:color="D7DEE8"/>
+            </w:tcBorders>
+            <w:vAlign w:val="center"/>
+          </w:tcPr>
+          <w:p>
+            <w:pPr>
+              <w:spacing w:before="0" w:after="0" w:line="240" w:lineRule="auto"/>
+            </w:pPr>
+            <w:r>
+              <w:rPr>
+                <w:rFonts w:ascii="Calibri" w:hAnsi="Calibri"/>
+                <w:b w:val="0"/>
+                <w:i w:val="0"/>
+                <w:color w:val="1B263B"/>
+                <w:sz w:val="17"/>
+              </w:rPr>
+              <w:t>Accepts reporting period, author, status, notes and editable/uploaded Metric, Value, Status and Notes CSV rows.</w:t>
+            </w:r>
+          </w:p>
+        </w:tc>
+        <w:tc>
+          <w:tcPr>
+            <w:tcW w:type="dxa" w:w="3096"/>
+            <w:tcMar>
+              <w:top w:w="80" w:type="dxa"/>
+              <w:start w:w="120" w:type="dxa"/>
+              <w:bottom w:w="80" w:type="dxa"/>
+              <w:end w:w="120" w:type="dxa"/>
+            </w:tcMar>
+            <w:tcBorders>
+              <w:top w:val="single" w:sz="4" w:color="D7DEE8"/>
+              <w:left w:val="single" w:sz="4" w:color="D7DEE8"/>
+              <w:bottom w:val="single" w:sz="4" w:color="D7DEE8"/>
+              <w:right w:val="single" w:sz="4" w:color="D7DEE8"/>
+            </w:tcBorders>
+            <w:vAlign w:val="center"/>
+          </w:tcPr>
+          <w:p>
+            <w:pPr>
+              <w:spacing w:before="0" w:after="0" w:line="240" w:lineRule="auto"/>
+            </w:pPr>
+            <w:r>
+              <w:rPr>
+                <w:rFonts w:ascii="Calibri" w:hAnsi="Calibri"/>
+                <w:b w:val="0"/>
+                <w:i w:val="0"/>
+                <w:color w:val="1B263B"/>
+                <w:sz w:val="17"/>
+              </w:rPr>
+              <w:t>CSV template download and completed CSV workflow verified</w:t>
+            </w:r>
+          </w:p>
+        </w:tc>
+      </w:tr>
+      <w:tr>
+        <w:trPr>
+          <w:cantSplit/>
+        </w:trPr>
+        <w:tc>
+          <w:tcPr>
+            <w:tcW w:type="dxa" w:w="1656"/>
+            <w:tcMar>
+              <w:top w:w="80" w:type="dxa"/>
+              <w:start w:w="120" w:type="dxa"/>
+              <w:bottom w:w="80" w:type="dxa"/>
+              <w:end w:w="120" w:type="dxa"/>
+            </w:tcMar>
+            <w:tcBorders>
+              <w:top w:val="single" w:sz="4" w:color="D7DEE8"/>
+              <w:left w:val="single" w:sz="4" w:color="D7DEE8"/>
+              <w:bottom w:val="single" w:sz="4" w:color="D7DEE8"/>
+              <w:right w:val="single" w:sz="4" w:color="D7DEE8"/>
+            </w:tcBorders>
+            <w:vAlign w:val="center"/>
+          </w:tcPr>
+          <w:p>
+            <w:pPr>
+              <w:spacing w:before="0" w:after="0" w:line="240" w:lineRule="auto"/>
+            </w:pPr>
+            <w:r>
+              <w:rPr>
+                <w:rFonts w:ascii="Calibri" w:hAnsi="Calibri"/>
+                <w:b w:val="0"/>
+                <w:i w:val="0"/>
+                <w:color w:val="1B263B"/>
+                <w:sz w:val="17"/>
+              </w:rPr>
+              <w:t>Download</w:t>
+            </w:r>
+          </w:p>
+        </w:tc>
+        <w:tc>
+          <w:tcPr>
+            <w:tcW w:type="dxa" w:w="4968"/>
+            <w:tcMar>
+              <w:top w:w="80" w:type="dxa"/>
+              <w:start w:w="120" w:type="dxa"/>
+              <w:bottom w:w="80" w:type="dxa"/>
+              <w:end w:w="120" w:type="dxa"/>
+            </w:tcMar>
+            <w:tcBorders>
+              <w:top w:val="single" w:sz="4" w:color="D7DEE8"/>
+              <w:left w:val="single" w:sz="4" w:color="D7DEE8"/>
+              <w:bottom w:val="single" w:sz="4" w:color="D7DEE8"/>
+              <w:right w:val="single" w:sz="4" w:color="D7DEE8"/>
+            </w:tcBorders>
+            <w:vAlign w:val="center"/>
+          </w:tcPr>
+          <w:p>
+            <w:pPr>
+              <w:spacing w:before="0" w:after="0" w:line="240" w:lineRule="auto"/>
+            </w:pPr>
+            <w:r>
+              <w:rPr>
+                <w:rFonts w:ascii="Calibri" w:hAnsi="Calibri"/>
+                <w:b w:val="0"/>
+                <w:i w:val="0"/>
+                <w:color w:val="1B263B"/>
+                <w:sz w:val="17"/>
+              </w:rPr>
+              <w:t>Generates a three-slide editable PPTX in the browser: cover, report table/KPIs and input/governance register.</w:t>
+            </w:r>
+          </w:p>
+        </w:tc>
+        <w:tc>
+          <w:tcPr>
+            <w:tcW w:type="dxa" w:w="3096"/>
+            <w:tcMar>
+              <w:top w:w="80" w:type="dxa"/>
+              <w:start w:w="120" w:type="dxa"/>
+              <w:bottom w:w="80" w:type="dxa"/>
+              <w:end w:w="120" w:type="dxa"/>
+            </w:tcMar>
+            <w:tcBorders>
+              <w:top w:val="single" w:sz="4" w:color="D7DEE8"/>
+              <w:left w:val="single" w:sz="4" w:color="D7DEE8"/>
+              <w:bottom w:val="single" w:sz="4" w:color="D7DEE8"/>
+              <w:right w:val="single" w:sz="4" w:color="D7DEE8"/>
+            </w:tcBorders>
+            <w:vAlign w:val="center"/>
+          </w:tcPr>
+          <w:p>
+            <w:pPr>
+              <w:spacing w:before="0" w:after="0" w:line="240" w:lineRule="auto"/>
+            </w:pPr>
+            <w:r>
+              <w:rPr>
+                <w:rFonts w:ascii="Calibri" w:hAnsi="Calibri"/>
+                <w:b w:val="0"/>
+                <w:i w:val="0"/>
+                <w:color w:val="1B263B"/>
+                <w:sz w:val="17"/>
+              </w:rPr>
+              <w:t>Production download completed with no browser console errors</w:t>
+            </w:r>
+          </w:p>
+        </w:tc>
+      </w:tr>
+      <w:tr>
+        <w:trPr>
+          <w:cantSplit/>
+        </w:trPr>
+        <w:tc>
+          <w:tcPr>
+            <w:tcW w:type="dxa" w:w="1656"/>
+            <w:tcMar>
+              <w:top w:w="80" w:type="dxa"/>
+              <w:start w:w="120" w:type="dxa"/>
+              <w:bottom w:w="80" w:type="dxa"/>
+              <w:end w:w="120" w:type="dxa"/>
+            </w:tcMar>
+            <w:tcBorders>
+              <w:top w:val="single" w:sz="4" w:color="D7DEE8"/>
+              <w:left w:val="single" w:sz="4" w:color="D7DEE8"/>
+              <w:bottom w:val="single" w:sz="4" w:color="D7DEE8"/>
+              <w:right w:val="single" w:sz="4" w:color="D7DEE8"/>
+            </w:tcBorders>
+            <w:vAlign w:val="center"/>
+          </w:tcPr>
+          <w:p>
+            <w:pPr>
+              <w:spacing w:before="0" w:after="0" w:line="240" w:lineRule="auto"/>
+            </w:pPr>
+            <w:r>
+              <w:rPr>
+                <w:rFonts w:ascii="Calibri" w:hAnsi="Calibri"/>
+                <w:b w:val="0"/>
+                <w:i w:val="0"/>
+                <w:color w:val="1B263B"/>
+                <w:sz w:val="17"/>
+              </w:rPr>
+              <w:t>Isolation</w:t>
+            </w:r>
+          </w:p>
+        </w:tc>
+        <w:tc>
+          <w:tcPr>
+            <w:tcW w:type="dxa" w:w="4968"/>
+            <w:tcMar>
+              <w:top w:w="80" w:type="dxa"/>
+              <w:start w:w="120" w:type="dxa"/>
+              <w:bottom w:w="80" w:type="dxa"/>
+              <w:end w:w="120" w:type="dxa"/>
+            </w:tcMar>
+            <w:tcBorders>
+              <w:top w:val="single" w:sz="4" w:color="D7DEE8"/>
+              <w:left w:val="single" w:sz="4" w:color="D7DEE8"/>
+              <w:bottom w:val="single" w:sz="4" w:color="D7DEE8"/>
+              <w:right w:val="single" w:sz="4" w:color="D7DEE8"/>
+            </w:tcBorders>
+            <w:vAlign w:val="center"/>
+          </w:tcPr>
+          <w:p>
+            <w:pPr>
+              <w:spacing w:before="0" w:after="0" w:line="240" w:lineRule="auto"/>
+            </w:pPr>
+            <w:r>
+              <w:rPr>
+                <w:rFonts w:ascii="Calibri" w:hAnsi="Calibri"/>
+                <w:b w:val="0"/>
+                <w:i w:val="0"/>
+                <w:color w:val="1B263B"/>
+                <w:sz w:val="17"/>
+              </w:rPr>
+              <w:t>The component receives only project={project}, performs no fetch and resets form/CSV state when the active project changes.</w:t>
+            </w:r>
+          </w:p>
+        </w:tc>
+        <w:tc>
+          <w:tcPr>
+            <w:tcW w:type="dxa" w:w="3096"/>
+            <w:tcMar>
+              <w:top w:w="80" w:type="dxa"/>
+              <w:start w:w="120" w:type="dxa"/>
+              <w:bottom w:w="80" w:type="dxa"/>
+              <w:end w:w="120" w:type="dxa"/>
+            </w:tcMar>
+            <w:tcBorders>
+              <w:top w:val="single" w:sz="4" w:color="D7DEE8"/>
+              <w:left w:val="single" w:sz="4" w:color="D7DEE8"/>
+              <w:bottom w:val="single" w:sz="4" w:color="D7DEE8"/>
+              <w:right w:val="single" w:sz="4" w:color="D7DEE8"/>
+            </w:tcBorders>
+            <w:vAlign w:val="center"/>
+          </w:tcPr>
+          <w:p>
+            <w:pPr>
+              <w:spacing w:before="0" w:after="0" w:line="240" w:lineRule="auto"/>
+            </w:pPr>
+            <w:r>
+              <w:rPr>
+                <w:rFonts w:ascii="Calibri" w:hAnsi="Calibri"/>
+                <w:b w:val="0"/>
+                <w:i w:val="0"/>
+                <w:color w:val="1B263B"/>
+                <w:sz w:val="17"/>
+              </w:rPr>
+              <w:t>18 targeted tests passed; 115 pipeline checks passed; deck contained only the selected project identity</w:t>
+            </w:r>
+          </w:p>
+        </w:tc>
+      </w:tr>
+    </w:tbl>
+    <w:p>
+      <w:pPr>
+        <w:spacing w:after="60"/>
+      </w:pPr>
+    </w:p>
+    <w:tbl>
+      <w:tblPr>
+        <w:tblW w:type="auto" w:w="0"/>
+        <w:jc w:val="left"/>
+        <w:tblLayout w:type="fixed"/>
+        <w:tblLook w:firstColumn="1" w:firstRow="1" w:lastColumn="0" w:lastRow="0" w:noHBand="0" w:noVBand="1" w:val="04A0"/>
+      </w:tblPr>
+      <w:tblGrid>
+        <w:gridCol w:w="10166"/>
+      </w:tblGrid>
+      <w:tr>
+        <w:tc>
+          <w:tcPr>
+            <w:tcW w:type="dxa" w:w="10166"/>
+            <w:tcMar>
+              <w:top w:w="130" w:type="dxa"/>
+              <w:start w:w="160" w:type="dxa"/>
+              <w:bottom w:w="130" w:type="dxa"/>
+              <w:end w:w="160" w:type="dxa"/>
+            </w:tcMar>
+            <w:tcBorders>
+              <w:top w:val="single" w:sz="4" w:color="B8821E"/>
+              <w:left w:val="single" w:sz="4" w:color="B8821E"/>
+              <w:bottom w:val="single" w:sz="4" w:color="B8821E"/>
+              <w:right w:val="single" w:sz="4" w:color="B8821E"/>
+            </w:tcBorders>
+            <w:shd w:fill="FFF4DF"/>
+          </w:tcPr>
+          <w:p>
+            <w:pPr>
+              <w:spacing w:before="0" w:after="0" w:line="264" w:lineRule="auto"/>
+            </w:pPr>
+            <w:r>
+              <w:rPr>
+                <w:rFonts w:ascii="Calibri" w:hAnsi="Calibri"/>
+                <w:b/>
+                <w:i w:val="0"/>
+                <w:color w:val="0B2545"/>
+                <w:sz w:val="20"/>
+              </w:rPr>
+              <w:t xml:space="preserve">Report governance: </w:t>
+            </w:r>
+            <w:r>
+              <w:rPr>
+                <w:rFonts w:ascii="Calibri" w:hAnsi="Calibri"/>
+                <w:b w:val="0"/>
+                <w:i w:val="0"/>
+                <w:color w:val="1B263B"/>
+                <w:sz w:val="20"/>
+              </w:rPr>
+              <w:t>A browser-generated report is a presentation of supplied inputs. It does not replace controlled local evidence validation, native schedule calculations, contractual determination or release approval.</w:t>
+            </w:r>
+          </w:p>
+        </w:tc>
+      </w:tr>
+    </w:tbl>
+    <w:p>
+      <w:pPr>
+        <w:spacing w:after="40"/>
       </w:pPr>
     </w:p>
     <w:p>
@@ -6402,6 +7399,7 @@
       <w:tr>
         <w:trPr>
           <w:tblHeader w:val="true"/>
+          <w:cantSplit/>
         </w:trPr>
         <w:tc>
           <w:tcPr>
@@ -6507,6 +7505,9 @@
         </w:tc>
       </w:tr>
       <w:tr>
+        <w:trPr>
+          <w:cantSplit/>
+        </w:trPr>
         <w:tc>
           <w:tcPr>
             <w:tcW w:type="dxa" w:w="1800"/>
@@ -6608,6 +7609,9 @@
         </w:tc>
       </w:tr>
       <w:tr>
+        <w:trPr>
+          <w:cantSplit/>
+        </w:trPr>
         <w:tc>
           <w:tcPr>
             <w:tcW w:type="dxa" w:w="1800"/>
@@ -6709,6 +7713,9 @@
         </w:tc>
       </w:tr>
       <w:tr>
+        <w:trPr>
+          <w:cantSplit/>
+        </w:trPr>
         <w:tc>
           <w:tcPr>
             <w:tcW w:type="dxa" w:w="1800"/>
@@ -6810,6 +7817,9 @@
         </w:tc>
       </w:tr>
       <w:tr>
+        <w:trPr>
+          <w:cantSplit/>
+        </w:trPr>
         <w:tc>
           <w:tcPr>
             <w:tcW w:type="dxa" w:w="1800"/>
@@ -6911,6 +7921,9 @@
         </w:tc>
       </w:tr>
       <w:tr>
+        <w:trPr>
+          <w:cantSplit/>
+        </w:trPr>
         <w:tc>
           <w:tcPr>
             <w:tcW w:type="dxa" w:w="1800"/>
@@ -7012,6 +8025,9 @@
         </w:tc>
       </w:tr>
       <w:tr>
+        <w:trPr>
+          <w:cantSplit/>
+        </w:trPr>
         <w:tc>
           <w:tcPr>
             <w:tcW w:type="dxa" w:w="1800"/>
@@ -7204,6 +8220,7 @@
       <w:tr>
         <w:trPr>
           <w:tblHeader w:val="true"/>
+          <w:cantSplit/>
         </w:trPr>
         <w:tc>
           <w:tcPr>
@@ -7309,6 +8326,9 @@
         </w:tc>
       </w:tr>
       <w:tr>
+        <w:trPr>
+          <w:cantSplit/>
+        </w:trPr>
         <w:tc>
           <w:tcPr>
             <w:tcW w:type="dxa" w:w="2088"/>
@@ -7410,6 +8430,9 @@
         </w:tc>
       </w:tr>
       <w:tr>
+        <w:trPr>
+          <w:cantSplit/>
+        </w:trPr>
         <w:tc>
           <w:tcPr>
             <w:tcW w:type="dxa" w:w="2088"/>
@@ -7511,6 +8534,9 @@
         </w:tc>
       </w:tr>
       <w:tr>
+        <w:trPr>
+          <w:cantSplit/>
+        </w:trPr>
         <w:tc>
           <w:tcPr>
             <w:tcW w:type="dxa" w:w="2088"/>
@@ -7612,6 +8638,9 @@
         </w:tc>
       </w:tr>
       <w:tr>
+        <w:trPr>
+          <w:cantSplit/>
+        </w:trPr>
         <w:tc>
           <w:tcPr>
             <w:tcW w:type="dxa" w:w="2088"/>
@@ -7713,6 +8742,9 @@
         </w:tc>
       </w:tr>
       <w:tr>
+        <w:trPr>
+          <w:cantSplit/>
+        </w:trPr>
         <w:tc>
           <w:tcPr>
             <w:tcW w:type="dxa" w:w="2088"/>
@@ -7814,6 +8846,9 @@
         </w:tc>
       </w:tr>
       <w:tr>
+        <w:trPr>
+          <w:cantSplit/>
+        </w:trPr>
         <w:tc>
           <w:tcPr>
             <w:tcW w:type="dxa" w:w="2088"/>
@@ -7915,6 +8950,9 @@
         </w:tc>
       </w:tr>
       <w:tr>
+        <w:trPr>
+          <w:cantSplit/>
+        </w:trPr>
         <w:tc>
           <w:tcPr>
             <w:tcW w:type="dxa" w:w="2088"/>
@@ -8060,6 +9098,7 @@
       <w:tr>
         <w:trPr>
           <w:tblHeader w:val="true"/>
+          <w:cantSplit/>
         </w:trPr>
         <w:tc>
           <w:tcPr>
@@ -8199,6 +9238,9 @@
         </w:tc>
       </w:tr>
       <w:tr>
+        <w:trPr>
+          <w:cantSplit/>
+        </w:trPr>
         <w:tc>
           <w:tcPr>
             <w:tcW w:type="dxa" w:w="1584"/>
@@ -8333,6 +9375,9 @@
         </w:tc>
       </w:tr>
       <w:tr>
+        <w:trPr>
+          <w:cantSplit/>
+        </w:trPr>
         <w:tc>
           <w:tcPr>
             <w:tcW w:type="dxa" w:w="1584"/>
@@ -8467,6 +9512,9 @@
         </w:tc>
       </w:tr>
       <w:tr>
+        <w:trPr>
+          <w:cantSplit/>
+        </w:trPr>
         <w:tc>
           <w:tcPr>
             <w:tcW w:type="dxa" w:w="1584"/>
@@ -8601,6 +9649,9 @@
         </w:tc>
       </w:tr>
       <w:tr>
+        <w:trPr>
+          <w:cantSplit/>
+        </w:trPr>
         <w:tc>
           <w:tcPr>
             <w:tcW w:type="dxa" w:w="1584"/>
@@ -8735,6 +9786,9 @@
         </w:tc>
       </w:tr>
       <w:tr>
+        <w:trPr>
+          <w:cantSplit/>
+        </w:trPr>
         <w:tc>
           <w:tcPr>
             <w:tcW w:type="dxa" w:w="1584"/>
@@ -8869,6 +9923,9 @@
         </w:tc>
       </w:tr>
       <w:tr>
+        <w:trPr>
+          <w:cantSplit/>
+        </w:trPr>
         <w:tc>
           <w:tcPr>
             <w:tcW w:type="dxa" w:w="1584"/>
@@ -9127,7 +10184,7 @@
                 <w:color w:val="1B263B"/>
                 <w:sz w:val="20"/>
               </w:rPr>
-              <w:t>On 01 August 2026, the D-drive delivery test suite completed with 24 passed tests. Two non-blocking pandas FutureWarnings were reported in the letters auto-ingest path; they do not fail the pipeline but should be addressed during normal maintenance.</w:t>
+              <w:t>On 18 August 2026, the clean Universal Report Engine release passed the Next.js production build, 18 targeted isolation/report tests and 115 pipeline validation checks with zero failures. The generated PPTX rendered as three slides with no overflow; its XML contained the selected ROYA project name and ID and none of the four other project names. VERCEL_SYNC DryRun passed watcher detection, GitHub main advanced to 4f58587, and Vercel deployment dpl_6cKrnvb2p23vrS7hTwjgGUorBG9u reached Ready with the production alias attached.</w:t>
             </w:r>
           </w:p>
         </w:tc>
@@ -9734,6 +10791,7 @@
       <w:tr>
         <w:trPr>
           <w:tblHeader w:val="true"/>
+          <w:cantSplit/>
         </w:trPr>
         <w:tc>
           <w:tcPr>
@@ -9805,6 +10863,9 @@
         </w:tc>
       </w:tr>
       <w:tr>
+        <w:trPr>
+          <w:cantSplit/>
+        </w:trPr>
         <w:tc>
           <w:tcPr>
             <w:tcW w:type="dxa" w:w="1800"/>
@@ -9873,6 +10934,9 @@
         </w:tc>
       </w:tr>
       <w:tr>
+        <w:trPr>
+          <w:cantSplit/>
+        </w:trPr>
         <w:tc>
           <w:tcPr>
             <w:tcW w:type="dxa" w:w="1800"/>
@@ -9941,6 +11005,9 @@
         </w:tc>
       </w:tr>
       <w:tr>
+        <w:trPr>
+          <w:cantSplit/>
+        </w:trPr>
         <w:tc>
           <w:tcPr>
             <w:tcW w:type="dxa" w:w="1800"/>
@@ -10009,6 +11076,9 @@
         </w:tc>
       </w:tr>
       <w:tr>
+        <w:trPr>
+          <w:cantSplit/>
+        </w:trPr>
         <w:tc>
           <w:tcPr>
             <w:tcW w:type="dxa" w:w="1800"/>
@@ -10077,6 +11147,9 @@
         </w:tc>
       </w:tr>
       <w:tr>
+        <w:trPr>
+          <w:cantSplit/>
+        </w:trPr>
         <w:tc>
           <w:tcPr>
             <w:tcW w:type="dxa" w:w="1800"/>
@@ -10145,6 +11218,9 @@
         </w:tc>
       </w:tr>
       <w:tr>
+        <w:trPr>
+          <w:cantSplit/>
+        </w:trPr>
         <w:tc>
           <w:tcPr>
             <w:tcW w:type="dxa" w:w="1800"/>
@@ -10213,6 +11289,9 @@
         </w:tc>
       </w:tr>
       <w:tr>
+        <w:trPr>
+          <w:cantSplit/>
+        </w:trPr>
         <w:tc>
           <w:tcPr>
             <w:tcW w:type="dxa" w:w="1800"/>
@@ -10309,6 +11388,7 @@
       <w:tr>
         <w:trPr>
           <w:tblHeader w:val="true"/>
+          <w:cantSplit/>
         </w:trPr>
         <w:tc>
           <w:tcPr>
@@ -10414,6 +11494,9 @@
         </w:tc>
       </w:tr>
       <w:tr>
+        <w:trPr>
+          <w:cantSplit/>
+        </w:trPr>
         <w:tc>
           <w:tcPr>
             <w:tcW w:type="dxa" w:w="2016"/>
@@ -10515,6 +11598,9 @@
         </w:tc>
       </w:tr>
       <w:tr>
+        <w:trPr>
+          <w:cantSplit/>
+        </w:trPr>
         <w:tc>
           <w:tcPr>
             <w:tcW w:type="dxa" w:w="2016"/>
@@ -10616,6 +11702,9 @@
         </w:tc>
       </w:tr>
       <w:tr>
+        <w:trPr>
+          <w:cantSplit/>
+        </w:trPr>
         <w:tc>
           <w:tcPr>
             <w:tcW w:type="dxa" w:w="2016"/>
@@ -10717,6 +11806,9 @@
         </w:tc>
       </w:tr>
       <w:tr>
+        <w:trPr>
+          <w:cantSplit/>
+        </w:trPr>
         <w:tc>
           <w:tcPr>
             <w:tcW w:type="dxa" w:w="2016"/>
@@ -10818,6 +11910,9 @@
         </w:tc>
       </w:tr>
       <w:tr>
+        <w:trPr>
+          <w:cantSplit/>
+        </w:trPr>
         <w:tc>
           <w:tcPr>
             <w:tcW w:type="dxa" w:w="2016"/>
@@ -10919,6 +12014,9 @@
         </w:tc>
       </w:tr>
       <w:tr>
+        <w:trPr>
+          <w:cantSplit/>
+        </w:trPr>
         <w:tc>
           <w:tcPr>
             <w:tcW w:type="dxa" w:w="2016"/>
@@ -11020,6 +12118,9 @@
         </w:tc>
       </w:tr>
       <w:tr>
+        <w:trPr>
+          <w:cantSplit/>
+        </w:trPr>
         <w:tc>
           <w:tcPr>
             <w:tcW w:type="dxa" w:w="2016"/>
@@ -11243,6 +12344,22 @@
           <w:color w:val="1B263B"/>
           <w:sz w:val="20"/>
         </w:rPr>
+        <w:t>In Output Studio &gt; Universal Report Engine - ML, confirm the form shows the active project_id, download the CSV template, generate a PPTX, and verify its governance register contains only the selected project identity.</w:t>
+      </w:r>
+    </w:p>
+    <w:p>
+      <w:pPr>
+        <w:pStyle w:val="ListNumber"/>
+        <w:spacing w:before="0" w:after="80" w:line="269" w:lineRule="auto"/>
+      </w:pPr>
+      <w:r>
+        <w:rPr>
+          <w:rFonts w:ascii="Calibri" w:hAnsi="Calibri"/>
+          <w:b w:val="0"/>
+          <w:i w:val="0"/>
+          <w:color w:val="1B263B"/>
+          <w:sz w:val="20"/>
+        </w:rPr>
         <w:t>Review guardrail warnings. Warnings are management-visible; do not silently suppress missing or suspicious data.</w:t>
       </w:r>
     </w:p>
@@ -11300,6 +12417,7 @@
       <w:tr>
         <w:trPr>
           <w:tblHeader w:val="true"/>
+          <w:cantSplit/>
         </w:trPr>
         <w:tc>
           <w:tcPr>
@@ -11405,6 +12523,9 @@
         </w:tc>
       </w:tr>
       <w:tr>
+        <w:trPr>
+          <w:cantSplit/>
+        </w:trPr>
         <w:tc>
           <w:tcPr>
             <w:tcW w:type="dxa" w:w="3672"/>
@@ -11506,6 +12627,9 @@
         </w:tc>
       </w:tr>
       <w:tr>
+        <w:trPr>
+          <w:cantSplit/>
+        </w:trPr>
         <w:tc>
           <w:tcPr>
             <w:tcW w:type="dxa" w:w="3672"/>
@@ -11607,6 +12731,9 @@
         </w:tc>
       </w:tr>
       <w:tr>
+        <w:trPr>
+          <w:cantSplit/>
+        </w:trPr>
         <w:tc>
           <w:tcPr>
             <w:tcW w:type="dxa" w:w="3672"/>
@@ -11636,7 +12763,7 @@
                 <w:color w:val="1B263B"/>
                 <w:sz w:val="17"/>
               </w:rPr>
-              <w:t>RUN_FULL_PROJECT_NO_GIT_SYNC.bat</w:t>
+              <w:t>src/construction_system/__init__.py</w:t>
             </w:r>
           </w:p>
         </w:tc>
@@ -11669,7 +12796,7 @@
                 <w:color w:val="1B263B"/>
                 <w:sz w:val="17"/>
               </w:rPr>
-              <w:t>18</w:t>
+              <w:t>23</w:t>
             </w:r>
           </w:p>
         </w:tc>
@@ -11702,12 +12829,15 @@
                 <w:color w:val="1B263B"/>
                 <w:sz w:val="17"/>
               </w:rPr>
-              <w:t>Repository synchronization and local state management without Git CLI</w:t>
+              <w:t>Supporting application, configuration, documentation or validation component</w:t>
             </w:r>
           </w:p>
         </w:tc>
       </w:tr>
       <w:tr>
+        <w:trPr>
+          <w:cantSplit/>
+        </w:trPr>
         <w:tc>
           <w:tcPr>
             <w:tcW w:type="dxa" w:w="3672"/>
@@ -11737,7 +12867,7 @@
                 <w:color w:val="1B263B"/>
                 <w:sz w:val="17"/>
               </w:rPr>
-              <w:t>RUN_VERCEL_PIPELINE_TEST.bat</w:t>
+              <w:t>src/construction_system/ai_prompts.py</w:t>
             </w:r>
           </w:p>
         </w:tc>
@@ -11770,7 +12900,7 @@
                 <w:color w:val="1B263B"/>
                 <w:sz w:val="17"/>
               </w:rPr>
-              <w:t>10</w:t>
+              <w:t>68</w:t>
             </w:r>
           </w:p>
         </w:tc>
@@ -11803,12 +12933,15 @@
                 <w:color w:val="1B263B"/>
                 <w:sz w:val="17"/>
               </w:rPr>
-              <w:t>Automated regression and isolation test</w:t>
+              <w:t>Supporting application, configuration, documentation or validation component</w:t>
             </w:r>
           </w:p>
         </w:tc>
       </w:tr>
       <w:tr>
+        <w:trPr>
+          <w:cantSplit/>
+        </w:trPr>
         <w:tc>
           <w:tcPr>
             <w:tcW w:type="dxa" w:w="3672"/>
@@ -11838,7 +12971,7 @@
                 <w:color w:val="1B263B"/>
                 <w:sz w:val="17"/>
               </w:rPr>
-              <w:t>src/construction_system/__init__.py</w:t>
+              <w:t>src/construction_system/ai_schemas.py</w:t>
             </w:r>
           </w:p>
         </w:tc>
@@ -11871,7 +13004,7 @@
                 <w:color w:val="1B263B"/>
                 <w:sz w:val="17"/>
               </w:rPr>
-              <w:t>23</w:t>
+              <w:t>91</w:t>
             </w:r>
           </w:p>
         </w:tc>
@@ -11910,6 +13043,9 @@
         </w:tc>
       </w:tr>
       <w:tr>
+        <w:trPr>
+          <w:cantSplit/>
+        </w:trPr>
         <w:tc>
           <w:tcPr>
             <w:tcW w:type="dxa" w:w="3672"/>
@@ -11939,7 +13075,7 @@
                 <w:color w:val="1B263B"/>
                 <w:sz w:val="17"/>
               </w:rPr>
-              <w:t>src/construction_system/ai_prompts.py</w:t>
+              <w:t>src/construction_system/analytics.py</w:t>
             </w:r>
           </w:p>
         </w:tc>
@@ -11972,7 +13108,7 @@
                 <w:color w:val="1B263B"/>
                 <w:sz w:val="17"/>
               </w:rPr>
-              <w:t>68</w:t>
+              <w:t>312</w:t>
             </w:r>
           </w:p>
         </w:tc>
@@ -12011,6 +13147,9 @@
         </w:tc>
       </w:tr>
       <w:tr>
+        <w:trPr>
+          <w:cantSplit/>
+        </w:trPr>
         <w:tc>
           <w:tcPr>
             <w:tcW w:type="dxa" w:w="3672"/>
@@ -12040,7 +13179,7 @@
                 <w:color w:val="1B263B"/>
                 <w:sz w:val="17"/>
               </w:rPr>
-              <w:t>src/construction_system/ai_schemas.py</w:t>
+              <w:t>src/construction_system/auto_project_outputs.py</w:t>
             </w:r>
           </w:p>
         </w:tc>
@@ -12073,7 +13212,7 @@
                 <w:color w:val="1B263B"/>
                 <w:sz w:val="17"/>
               </w:rPr>
-              <w:t>91</w:t>
+              <w:t>163</w:t>
             </w:r>
           </w:p>
         </w:tc>
@@ -12106,12 +13245,15 @@
                 <w:color w:val="1B263B"/>
                 <w:sz w:val="17"/>
               </w:rPr>
-              <w:t>Supporting application, configuration, documentation or validation component</w:t>
+              <w:t>Output Studio report, artifact manifest or delivery helper</w:t>
             </w:r>
           </w:p>
         </w:tc>
       </w:tr>
       <w:tr>
+        <w:trPr>
+          <w:cantSplit/>
+        </w:trPr>
         <w:tc>
           <w:tcPr>
             <w:tcW w:type="dxa" w:w="3672"/>
@@ -12141,7 +13283,7 @@
                 <w:color w:val="1B263B"/>
                 <w:sz w:val="17"/>
               </w:rPr>
-              <w:t>src/construction_system/analytics.py</w:t>
+              <w:t>src/construction_system/contract_matcher.py</w:t>
             </w:r>
           </w:p>
         </w:tc>
@@ -12174,7 +13316,7 @@
                 <w:color w:val="1B263B"/>
                 <w:sz w:val="17"/>
               </w:rPr>
-              <w:t>312</w:t>
+              <w:t>474</w:t>
             </w:r>
           </w:p>
         </w:tc>
@@ -12213,6 +13355,9 @@
         </w:tc>
       </w:tr>
       <w:tr>
+        <w:trPr>
+          <w:cantSplit/>
+        </w:trPr>
         <w:tc>
           <w:tcPr>
             <w:tcW w:type="dxa" w:w="3672"/>
@@ -12242,7 +13387,7 @@
                 <w:color w:val="1B263B"/>
                 <w:sz w:val="17"/>
               </w:rPr>
-              <w:t>src/construction_system/auto_project_outputs.py</w:t>
+              <w:t>src/construction_system/controlled_tia.py</w:t>
             </w:r>
           </w:p>
         </w:tc>
@@ -12275,7 +13420,7 @@
                 <w:color w:val="1B263B"/>
                 <w:sz w:val="17"/>
               </w:rPr>
-              <w:t>163</w:t>
+              <w:t>1084</w:t>
             </w:r>
           </w:p>
         </w:tc>
@@ -12308,12 +13453,15 @@
                 <w:color w:val="1B263B"/>
                 <w:sz w:val="17"/>
               </w:rPr>
-              <w:t>Output Studio report, artifact manifest or delivery helper</w:t>
+              <w:t>Supporting application, configuration, documentation or validation component</w:t>
             </w:r>
           </w:p>
         </w:tc>
       </w:tr>
       <w:tr>
+        <w:trPr>
+          <w:cantSplit/>
+        </w:trPr>
         <w:tc>
           <w:tcPr>
             <w:tcW w:type="dxa" w:w="3672"/>
@@ -12343,7 +13491,7 @@
                 <w:color w:val="1B263B"/>
                 <w:sz w:val="17"/>
               </w:rPr>
-              <w:t>src/construction_system/contract_matcher.py</w:t>
+              <w:t>src/construction_system/csv_integration.py</w:t>
             </w:r>
           </w:p>
         </w:tc>
@@ -12376,7 +13524,7 @@
                 <w:color w:val="1B263B"/>
                 <w:sz w:val="17"/>
               </w:rPr>
-              <w:t>474</w:t>
+              <w:t>300</w:t>
             </w:r>
           </w:p>
         </w:tc>
@@ -12415,6 +13563,9 @@
         </w:tc>
       </w:tr>
       <w:tr>
+        <w:trPr>
+          <w:cantSplit/>
+        </w:trPr>
         <w:tc>
           <w:tcPr>
             <w:tcW w:type="dxa" w:w="3672"/>
@@ -12444,7 +13595,7 @@
                 <w:color w:val="1B263B"/>
                 <w:sz w:val="17"/>
               </w:rPr>
-              <w:t>src/construction_system/csv_integration.py</w:t>
+              <w:t>src/construction_system/csv_loader.py</w:t>
             </w:r>
           </w:p>
         </w:tc>
@@ -12477,7 +13628,7 @@
                 <w:color w:val="1B263B"/>
                 <w:sz w:val="17"/>
               </w:rPr>
-              <w:t>300</w:t>
+              <w:t>253</w:t>
             </w:r>
           </w:p>
         </w:tc>
@@ -12516,6 +13667,9 @@
         </w:tc>
       </w:tr>
       <w:tr>
+        <w:trPr>
+          <w:cantSplit/>
+        </w:trPr>
         <w:tc>
           <w:tcPr>
             <w:tcW w:type="dxa" w:w="3672"/>
@@ -12545,7 +13699,7 @@
                 <w:color w:val="1B263B"/>
                 <w:sz w:val="17"/>
               </w:rPr>
-              <w:t>src/construction_system/csv_loader.py</w:t>
+              <w:t>src/construction_system/database.py</w:t>
             </w:r>
           </w:p>
         </w:tc>
@@ -12578,7 +13732,7 @@
                 <w:color w:val="1B263B"/>
                 <w:sz w:val="17"/>
               </w:rPr>
-              <w:t>253</w:t>
+              <w:t>215</w:t>
             </w:r>
           </w:p>
         </w:tc>
@@ -12617,6 +13771,9 @@
         </w:tc>
       </w:tr>
       <w:tr>
+        <w:trPr>
+          <w:cantSplit/>
+        </w:trPr>
         <w:tc>
           <w:tcPr>
             <w:tcW w:type="dxa" w:w="3672"/>
@@ -12646,7 +13803,7 @@
                 <w:color w:val="1B263B"/>
                 <w:sz w:val="17"/>
               </w:rPr>
-              <w:t>src/construction_system/database.py</w:t>
+              <w:t>src/construction_system/evm_loader.py</w:t>
             </w:r>
           </w:p>
         </w:tc>
@@ -12679,7 +13836,7 @@
                 <w:color w:val="1B263B"/>
                 <w:sz w:val="17"/>
               </w:rPr>
-              <w:t>215</w:t>
+              <w:t>187</w:t>
             </w:r>
           </w:p>
         </w:tc>
@@ -12718,6 +13875,9 @@
         </w:tc>
       </w:tr>
       <w:tr>
+        <w:trPr>
+          <w:cantSplit/>
+        </w:trPr>
         <w:tc>
           <w:tcPr>
             <w:tcW w:type="dxa" w:w="3672"/>
@@ -12747,7 +13907,7 @@
                 <w:color w:val="1B263B"/>
                 <w:sz w:val="17"/>
               </w:rPr>
-              <w:t>src/construction_system/evm_loader.py</w:t>
+              <w:t>src/construction_system/groq_service.py</w:t>
             </w:r>
           </w:p>
         </w:tc>
@@ -12780,7 +13940,7 @@
                 <w:color w:val="1B263B"/>
                 <w:sz w:val="17"/>
               </w:rPr>
-              <w:t>187</w:t>
+              <w:t>134</w:t>
             </w:r>
           </w:p>
         </w:tc>
@@ -12819,6 +13979,9 @@
         </w:tc>
       </w:tr>
       <w:tr>
+        <w:trPr>
+          <w:cantSplit/>
+        </w:trPr>
         <w:tc>
           <w:tcPr>
             <w:tcW w:type="dxa" w:w="3672"/>
@@ -12848,7 +14011,7 @@
                 <w:color w:val="1B263B"/>
                 <w:sz w:val="17"/>
               </w:rPr>
-              <w:t>src/construction_system/groq_service.py</w:t>
+              <w:t>src/construction_system/importers.py</w:t>
             </w:r>
           </w:p>
         </w:tc>
@@ -12881,7 +14044,7 @@
                 <w:color w:val="1B263B"/>
                 <w:sz w:val="17"/>
               </w:rPr>
-              <w:t>134</w:t>
+              <w:t>341</w:t>
             </w:r>
           </w:p>
         </w:tc>
@@ -12920,6 +14083,9 @@
         </w:tc>
       </w:tr>
       <w:tr>
+        <w:trPr>
+          <w:cantSplit/>
+        </w:trPr>
         <w:tc>
           <w:tcPr>
             <w:tcW w:type="dxa" w:w="3672"/>
@@ -12949,7 +14115,7 @@
                 <w:color w:val="1B263B"/>
                 <w:sz w:val="17"/>
               </w:rPr>
-              <w:t>src/construction_system/importers.py</w:t>
+              <w:t>src/construction_system/letters_auto_ingest.py</w:t>
             </w:r>
           </w:p>
         </w:tc>
@@ -12982,7 +14148,7 @@
                 <w:color w:val="1B263B"/>
                 <w:sz w:val="17"/>
               </w:rPr>
-              <w:t>341</w:t>
+              <w:t>381</w:t>
             </w:r>
           </w:p>
         </w:tc>
@@ -13015,12 +14181,15 @@
                 <w:color w:val="1B263B"/>
                 <w:sz w:val="17"/>
               </w:rPr>
-              <w:t>Supporting application, configuration, documentation or validation component</w:t>
+              <w:t>Project letter ingest, matching, thread/risk analysis and export support</w:t>
             </w:r>
           </w:p>
         </w:tc>
       </w:tr>
       <w:tr>
+        <w:trPr>
+          <w:cantSplit/>
+        </w:trPr>
         <w:tc>
           <w:tcPr>
             <w:tcW w:type="dxa" w:w="3672"/>
@@ -13050,7 +14219,7 @@
                 <w:color w:val="1B263B"/>
                 <w:sz w:val="17"/>
               </w:rPr>
-              <w:t>src/construction_system/letters_auto_ingest.py</w:t>
+              <w:t>src/construction_system/openai_gateway.py</w:t>
             </w:r>
           </w:p>
         </w:tc>
@@ -13083,7 +14252,7 @@
                 <w:color w:val="1B263B"/>
                 <w:sz w:val="17"/>
               </w:rPr>
-              <w:t>378</w:t>
+              <w:t>290</w:t>
             </w:r>
           </w:p>
         </w:tc>
@@ -13116,12 +14285,15 @@
                 <w:color w:val="1B263B"/>
                 <w:sz w:val="17"/>
               </w:rPr>
-              <w:t>Project letter ingest, matching, thread/risk analysis and export support</w:t>
+              <w:t>Supporting application, configuration, documentation or validation component</w:t>
             </w:r>
           </w:p>
         </w:tc>
       </w:tr>
       <w:tr>
+        <w:trPr>
+          <w:cantSplit/>
+        </w:trPr>
         <w:tc>
           <w:tcPr>
             <w:tcW w:type="dxa" w:w="3672"/>
@@ -13151,7 +14323,7 @@
                 <w:color w:val="1B263B"/>
                 <w:sz w:val="17"/>
               </w:rPr>
-              <w:t>src/construction_system/openai_gateway.py</w:t>
+              <w:t>src/construction_system/project_catalog.py</w:t>
             </w:r>
           </w:p>
         </w:tc>
@@ -13184,7 +14356,7 @@
                 <w:color w:val="1B263B"/>
                 <w:sz w:val="17"/>
               </w:rPr>
-              <w:t>290</w:t>
+              <w:t>337</w:t>
             </w:r>
           </w:p>
         </w:tc>
@@ -13217,12 +14389,15 @@
                 <w:color w:val="1B263B"/>
                 <w:sz w:val="17"/>
               </w:rPr>
-              <w:t>Supporting application, configuration, documentation or validation component</w:t>
+              <w:t>Project discovery, manifest identity, folder resolution and project-id isolation</w:t>
             </w:r>
           </w:p>
         </w:tc>
       </w:tr>
       <w:tr>
+        <w:trPr>
+          <w:cantSplit/>
+        </w:trPr>
         <w:tc>
           <w:tcPr>
             <w:tcW w:type="dxa" w:w="3672"/>
@@ -13252,7 +14427,7 @@
                 <w:color w:val="1B263B"/>
                 <w:sz w:val="17"/>
               </w:rPr>
-              <w:t>src/construction_system/project_catalog.py</w:t>
+              <w:t>src/construction_system/project_context.py</w:t>
             </w:r>
           </w:p>
         </w:tc>
@@ -13285,7 +14460,7 @@
                 <w:color w:val="1B263B"/>
                 <w:sz w:val="17"/>
               </w:rPr>
-              <w:t>321</w:t>
+              <w:t>100</w:t>
             </w:r>
           </w:p>
         </w:tc>
@@ -13324,6 +14499,9 @@
         </w:tc>
       </w:tr>
       <w:tr>
+        <w:trPr>
+          <w:cantSplit/>
+        </w:trPr>
         <w:tc>
           <w:tcPr>
             <w:tcW w:type="dxa" w:w="3672"/>
@@ -13353,7 +14531,7 @@
                 <w:color w:val="1B263B"/>
                 <w:sz w:val="17"/>
               </w:rPr>
-              <w:t>src/construction_system/project_context.py</w:t>
+              <w:t>src/construction_system/reporting.py</w:t>
             </w:r>
           </w:p>
         </w:tc>
@@ -13386,7 +14564,7 @@
                 <w:color w:val="1B263B"/>
                 <w:sz w:val="17"/>
               </w:rPr>
-              <w:t>100</w:t>
+              <w:t>103</w:t>
             </w:r>
           </w:p>
         </w:tc>
@@ -13419,12 +14597,15 @@
                 <w:color w:val="1B263B"/>
                 <w:sz w:val="17"/>
               </w:rPr>
-              <w:t>Project discovery, manifest identity, folder resolution and project-id isolation</w:t>
+              <w:t>Output Studio report, artifact manifest or delivery helper</w:t>
             </w:r>
           </w:p>
         </w:tc>
       </w:tr>
       <w:tr>
+        <w:trPr>
+          <w:cantSplit/>
+        </w:trPr>
         <w:tc>
           <w:tcPr>
             <w:tcW w:type="dxa" w:w="3672"/>
@@ -13454,7 +14635,7 @@
                 <w:color w:val="1B263B"/>
                 <w:sz w:val="17"/>
               </w:rPr>
-              <w:t>src/construction_system/reporting.py</w:t>
+              <w:t>src/construction_system/seed.py</w:t>
             </w:r>
           </w:p>
         </w:tc>
@@ -13487,7 +14668,7 @@
                 <w:color w:val="1B263B"/>
                 <w:sz w:val="17"/>
               </w:rPr>
-              <w:t>103</w:t>
+              <w:t>185</w:t>
             </w:r>
           </w:p>
         </w:tc>
@@ -13520,12 +14701,15 @@
                 <w:color w:val="1B263B"/>
                 <w:sz w:val="17"/>
               </w:rPr>
-              <w:t>Output Studio report, artifact manifest or delivery helper</w:t>
+              <w:t>Supporting application, configuration, documentation or validation component</w:t>
             </w:r>
           </w:p>
         </w:tc>
       </w:tr>
       <w:tr>
+        <w:trPr>
+          <w:cantSplit/>
+        </w:trPr>
         <w:tc>
           <w:tcPr>
             <w:tcW w:type="dxa" w:w="3672"/>
@@ -13555,7 +14739,7 @@
                 <w:color w:val="1B263B"/>
                 <w:sz w:val="17"/>
               </w:rPr>
-              <w:t>src/construction_system/seed.py</w:t>
+              <w:t>src/construction_system/steel_delay_tia.py</w:t>
             </w:r>
           </w:p>
         </w:tc>
@@ -13588,7 +14772,7 @@
                 <w:color w:val="1B263B"/>
                 <w:sz w:val="17"/>
               </w:rPr>
-              <w:t>185</w:t>
+              <w:t>1729</w:t>
             </w:r>
           </w:p>
         </w:tc>
@@ -13621,12 +14805,15 @@
                 <w:color w:val="1B263B"/>
                 <w:sz w:val="17"/>
               </w:rPr>
-              <w:t>Supporting application, configuration, documentation or validation component</w:t>
+              <w:t>Canonical TIA calculation: data audit, event mapping, relationship logic, fragnet and concurrency assessment</w:t>
             </w:r>
           </w:p>
         </w:tc>
       </w:tr>
       <w:tr>
+        <w:trPr>
+          <w:cantSplit/>
+        </w:trPr>
         <w:tc>
           <w:tcPr>
             <w:tcW w:type="dxa" w:w="3672"/>
@@ -13656,7 +14843,7 @@
                 <w:color w:val="1B263B"/>
                 <w:sz w:val="17"/>
               </w:rPr>
-              <w:t>src/construction_system/steel_delay_tia.py</w:t>
+              <w:t>src/construction_system/technical_knowledge_bank.py</w:t>
             </w:r>
           </w:p>
         </w:tc>
@@ -13689,7 +14876,7 @@
                 <w:color w:val="1B263B"/>
                 <w:sz w:val="17"/>
               </w:rPr>
-              <w:t>1729</w:t>
+              <w:t>234</w:t>
             </w:r>
           </w:p>
         </w:tc>
@@ -13722,12 +14909,15 @@
                 <w:color w:val="1B263B"/>
                 <w:sz w:val="17"/>
               </w:rPr>
-              <w:t>Canonical TIA calculation: data audit, event mapping, relationship logic, fragnet and concurrency assessment</w:t>
+              <w:t>Supporting application, configuration, documentation or validation component</w:t>
             </w:r>
           </w:p>
         </w:tc>
       </w:tr>
       <w:tr>
+        <w:trPr>
+          <w:cantSplit/>
+        </w:trPr>
         <w:tc>
           <w:tcPr>
             <w:tcW w:type="dxa" w:w="3672"/>
@@ -13757,7 +14947,7 @@
                 <w:color w:val="1B263B"/>
                 <w:sz w:val="17"/>
               </w:rPr>
-              <w:t>src/construction_system/technical_knowledge_bank.py</w:t>
+              <w:t>tests/test_advanced_analytics.py</w:t>
             </w:r>
           </w:p>
         </w:tc>
@@ -13790,7 +14980,7 @@
                 <w:color w:val="1B263B"/>
                 <w:sz w:val="17"/>
               </w:rPr>
-              <w:t>234</w:t>
+              <w:t>51</w:t>
             </w:r>
           </w:p>
         </w:tc>
@@ -13823,12 +15013,15 @@
                 <w:color w:val="1B263B"/>
                 <w:sz w:val="17"/>
               </w:rPr>
-              <w:t>Supporting application, configuration, documentation or validation component</w:t>
+              <w:t>Automated regression and isolation test</w:t>
             </w:r>
           </w:p>
         </w:tc>
       </w:tr>
       <w:tr>
+        <w:trPr>
+          <w:cantSplit/>
+        </w:trPr>
         <w:tc>
           <w:tcPr>
             <w:tcW w:type="dxa" w:w="3672"/>
@@ -13858,7 +15051,7 @@
                 <w:color w:val="1B263B"/>
                 <w:sz w:val="17"/>
               </w:rPr>
-              <w:t>tests/test_advanced_analytics.py</w:t>
+              <w:t>tests/test_analytics.py</w:t>
             </w:r>
           </w:p>
         </w:tc>
@@ -13891,7 +15084,7 @@
                 <w:color w:val="1B263B"/>
                 <w:sz w:val="17"/>
               </w:rPr>
-              <w:t>51</w:t>
+              <w:t>61</w:t>
             </w:r>
           </w:p>
         </w:tc>
@@ -13930,6 +15123,9 @@
         </w:tc>
       </w:tr>
       <w:tr>
+        <w:trPr>
+          <w:cantSplit/>
+        </w:trPr>
         <w:tc>
           <w:tcPr>
             <w:tcW w:type="dxa" w:w="3672"/>
@@ -13959,7 +15155,7 @@
                 <w:color w:val="1B263B"/>
                 <w:sz w:val="17"/>
               </w:rPr>
-              <w:t>tests/test_analytics.py</w:t>
+              <w:t>tests/test_controlled_tia_submission.py</w:t>
             </w:r>
           </w:p>
         </w:tc>
@@ -13992,7 +15188,7 @@
                 <w:color w:val="1B263B"/>
                 <w:sz w:val="17"/>
               </w:rPr>
-              <w:t>61</w:t>
+              <w:t>109</w:t>
             </w:r>
           </w:p>
         </w:tc>
@@ -14031,6 +15227,9 @@
         </w:tc>
       </w:tr>
       <w:tr>
+        <w:trPr>
+          <w:cantSplit/>
+        </w:trPr>
         <w:tc>
           <w:tcPr>
             <w:tcW w:type="dxa" w:w="3672"/>
@@ -14132,6 +15331,9 @@
         </w:tc>
       </w:tr>
       <w:tr>
+        <w:trPr>
+          <w:cantSplit/>
+        </w:trPr>
         <w:tc>
           <w:tcPr>
             <w:tcW w:type="dxa" w:w="3672"/>
@@ -14194,7 +15396,7 @@
                 <w:color w:val="1B263B"/>
                 <w:sz w:val="17"/>
               </w:rPr>
-              <w:t>54</w:t>
+              <w:t>100</w:t>
             </w:r>
           </w:p>
         </w:tc>
@@ -14233,6 +15435,9 @@
         </w:tc>
       </w:tr>
       <w:tr>
+        <w:trPr>
+          <w:cantSplit/>
+        </w:trPr>
         <w:tc>
           <w:tcPr>
             <w:tcW w:type="dxa" w:w="3672"/>
@@ -14334,6 +15539,9 @@
         </w:tc>
       </w:tr>
       <w:tr>
+        <w:trPr>
+          <w:cantSplit/>
+        </w:trPr>
         <w:tc>
           <w:tcPr>
             <w:tcW w:type="dxa" w:w="3672"/>
@@ -14396,7 +15604,7 @@
                 <w:color w:val="1B263B"/>
                 <w:sz w:val="17"/>
               </w:rPr>
-              <w:t>97</w:t>
+              <w:t>117</w:t>
             </w:r>
           </w:p>
         </w:tc>
@@ -14435,6 +15643,9 @@
         </w:tc>
       </w:tr>
       <w:tr>
+        <w:trPr>
+          <w:cantSplit/>
+        </w:trPr>
         <w:tc>
           <w:tcPr>
             <w:tcW w:type="dxa" w:w="3672"/>
@@ -14464,7 +15675,7 @@
                 <w:color w:val="1B263B"/>
                 <w:sz w:val="17"/>
               </w:rPr>
-              <w:t>tests/test_project_report_artifacts.py</w:t>
+              <w:t>tests/test_project_chart_payloads.py</w:t>
             </w:r>
           </w:p>
         </w:tc>
@@ -14497,7 +15708,7 @@
                 <w:color w:val="1B263B"/>
                 <w:sz w:val="17"/>
               </w:rPr>
-              <w:t>77</w:t>
+              <w:t>230</w:t>
             </w:r>
           </w:p>
         </w:tc>
@@ -14530,12 +15741,15 @@
                 <w:color w:val="1B263B"/>
                 <w:sz w:val="17"/>
               </w:rPr>
-              <w:t>Output Studio report, artifact manifest or delivery helper</w:t>
+              <w:t>Automated regression and isolation test</w:t>
             </w:r>
           </w:p>
         </w:tc>
       </w:tr>
       <w:tr>
+        <w:trPr>
+          <w:cantSplit/>
+        </w:trPr>
         <w:tc>
           <w:tcPr>
             <w:tcW w:type="dxa" w:w="3672"/>
@@ -14565,7 +15779,7 @@
                 <w:color w:val="1B263B"/>
                 <w:sz w:val="17"/>
               </w:rPr>
-              <w:t>tests/test_tia_relationship_logic.py</w:t>
+              <w:t>tests/test_project_report_artifacts.py</w:t>
             </w:r>
           </w:p>
         </w:tc>
@@ -14598,7 +15812,7 @@
                 <w:color w:val="1B263B"/>
                 <w:sz w:val="17"/>
               </w:rPr>
-              <w:t>49</w:t>
+              <w:t>127</w:t>
             </w:r>
           </w:p>
         </w:tc>
@@ -14631,12 +15845,15 @@
                 <w:color w:val="1B263B"/>
                 <w:sz w:val="17"/>
               </w:rPr>
-              <w:t>Automated regression and isolation test</w:t>
+              <w:t>Output Studio report, artifact manifest or delivery helper</w:t>
             </w:r>
           </w:p>
         </w:tc>
       </w:tr>
       <w:tr>
+        <w:trPr>
+          <w:cantSplit/>
+        </w:trPr>
         <w:tc>
           <w:tcPr>
             <w:tcW w:type="dxa" w:w="3672"/>
@@ -14666,7 +15883,7 @@
                 <w:color w:val="1B263B"/>
                 <w:sz w:val="17"/>
               </w:rPr>
-              <w:t>tests/test_vercel_payload_contract.py</w:t>
+              <w:t>tests/test_tia_relationship_logic.py</w:t>
             </w:r>
           </w:p>
         </w:tc>
@@ -14699,7 +15916,7 @@
                 <w:color w:val="1B263B"/>
                 <w:sz w:val="17"/>
               </w:rPr>
-              <w:t>44</w:t>
+              <w:t>49</w:t>
             </w:r>
           </w:p>
         </w:tc>
@@ -14738,6 +15955,9 @@
         </w:tc>
       </w:tr>
       <w:tr>
+        <w:trPr>
+          <w:cantSplit/>
+        </w:trPr>
         <w:tc>
           <w:tcPr>
             <w:tcW w:type="dxa" w:w="3672"/>
@@ -14767,7 +15987,7 @@
                 <w:color w:val="1B263B"/>
                 <w:sz w:val="17"/>
               </w:rPr>
-              <w:t>tools/advanced_analytics.py</w:t>
+              <w:t>tests/test_universal_report_builder_contract.py</w:t>
             </w:r>
           </w:p>
         </w:tc>
@@ -14800,7 +16020,7 @@
                 <w:color w:val="1B263B"/>
                 <w:sz w:val="17"/>
               </w:rPr>
-              <w:t>461</w:t>
+              <w:t>29</w:t>
             </w:r>
           </w:p>
         </w:tc>
@@ -14833,12 +16053,15 @@
                 <w:color w:val="1B263B"/>
                 <w:sz w:val="17"/>
               </w:rPr>
-              <w:t>Supporting application, configuration, documentation or validation component</w:t>
+              <w:t>Output Studio report, artifact manifest or delivery helper</w:t>
             </w:r>
           </w:p>
         </w:tc>
       </w:tr>
       <w:tr>
+        <w:trPr>
+          <w:cantSplit/>
+        </w:trPr>
         <w:tc>
           <w:tcPr>
             <w:tcW w:type="dxa" w:w="3672"/>
@@ -14868,7 +16091,7 @@
                 <w:color w:val="1B263B"/>
                 <w:sz w:val="17"/>
               </w:rPr>
-              <w:t>tools/build_master_power_bi_package.py</w:t>
+              <w:t>tests/test_universal_report_engine_adapter.py</w:t>
             </w:r>
           </w:p>
         </w:tc>
@@ -14901,7 +16124,7 @@
                 <w:color w:val="1B263B"/>
                 <w:sz w:val="17"/>
               </w:rPr>
-              <w:t>285</w:t>
+              <w:t>75</w:t>
             </w:r>
           </w:p>
         </w:tc>
@@ -14934,12 +16157,15 @@
                 <w:color w:val="1B263B"/>
                 <w:sz w:val="17"/>
               </w:rPr>
-              <w:t>Supporting application, configuration, documentation or validation component</w:t>
+              <w:t>Output Studio report, artifact manifest or delivery helper</w:t>
             </w:r>
           </w:p>
         </w:tc>
       </w:tr>
       <w:tr>
+        <w:trPr>
+          <w:cantSplit/>
+        </w:trPr>
         <w:tc>
           <w:tcPr>
             <w:tcW w:type="dxa" w:w="3672"/>
@@ -14969,7 +16195,7 @@
                 <w:color w:val="1B263B"/>
                 <w:sz w:val="17"/>
               </w:rPr>
-              <w:t>tools/configure_github_sync_credentials.ps1</w:t>
+              <w:t>tests/test_vercel_payload_contract.py</w:t>
             </w:r>
           </w:p>
         </w:tc>
@@ -15002,7 +16228,7 @@
                 <w:color w:val="1B263B"/>
                 <w:sz w:val="17"/>
               </w:rPr>
-              <w:t>43</w:t>
+              <w:t>126</w:t>
             </w:r>
           </w:p>
         </w:tc>
@@ -15035,12 +16261,15 @@
                 <w:color w:val="1B263B"/>
                 <w:sz w:val="17"/>
               </w:rPr>
-              <w:t>Repository synchronization and local state management without Git CLI</w:t>
+              <w:t>Automated regression and isolation test</w:t>
             </w:r>
           </w:p>
         </w:tc>
       </w:tr>
       <w:tr>
+        <w:trPr>
+          <w:cantSplit/>
+        </w:trPr>
         <w:tc>
           <w:tcPr>
             <w:tcW w:type="dxa" w:w="3672"/>
@@ -15070,7 +16299,7 @@
                 <w:color w:val="1B263B"/>
                 <w:sz w:val="17"/>
               </w:rPr>
-              <w:t>tools/create_comprehensive_app_guide.py</w:t>
+              <w:t>tests/test_vercel_pipeline_watcher.py</w:t>
             </w:r>
           </w:p>
         </w:tc>
@@ -15103,7 +16332,7 @@
                 <w:color w:val="1B263B"/>
                 <w:sz w:val="17"/>
               </w:rPr>
-              <w:t>526</w:t>
+              <w:t>18</w:t>
             </w:r>
           </w:p>
         </w:tc>
@@ -15136,12 +16365,15 @@
                 <w:color w:val="1B263B"/>
                 <w:sz w:val="17"/>
               </w:rPr>
-              <w:t>Supporting application, configuration, documentation or validation component</w:t>
+              <w:t>Automated regression and isolation test</w:t>
             </w:r>
           </w:p>
         </w:tc>
       </w:tr>
       <w:tr>
+        <w:trPr>
+          <w:cantSplit/>
+        </w:trPr>
         <w:tc>
           <w:tcPr>
             <w:tcW w:type="dxa" w:w="3672"/>
@@ -15171,7 +16403,7 @@
                 <w:color w:val="1B263B"/>
                 <w:sz w:val="17"/>
               </w:rPr>
-              <w:t>tools/generate_data_lineage.py</w:t>
+              <w:t>tools/advanced_analytics.py</w:t>
             </w:r>
           </w:p>
         </w:tc>
@@ -15204,7 +16436,7 @@
                 <w:color w:val="1B263B"/>
                 <w:sz w:val="17"/>
               </w:rPr>
-              <w:t>103</w:t>
+              <w:t>461</w:t>
             </w:r>
           </w:p>
         </w:tc>
@@ -15243,6 +16475,9 @@
         </w:tc>
       </w:tr>
       <w:tr>
+        <w:trPr>
+          <w:cantSplit/>
+        </w:trPr>
         <w:tc>
           <w:tcPr>
             <w:tcW w:type="dxa" w:w="3672"/>
@@ -15272,7 +16507,7 @@
                 <w:color w:val="1B263B"/>
                 <w:sz w:val="17"/>
               </w:rPr>
-              <w:t>tools/generate_nextjs_website_data.py</w:t>
+              <w:t>tools/build_master_power_bi_package.py</w:t>
             </w:r>
           </w:p>
         </w:tc>
@@ -15305,7 +16540,7 @@
                 <w:color w:val="1B263B"/>
                 <w:sz w:val="17"/>
               </w:rPr>
-              <w:t>1746</w:t>
+              <w:t>285</w:t>
             </w:r>
           </w:p>
         </w:tc>
@@ -15338,12 +16573,15 @@
                 <w:color w:val="1B263B"/>
                 <w:sz w:val="17"/>
               </w:rPr>
-              <w:t>Builds selected-project Vercel payloads and static output inventory from canonical data</w:t>
+              <w:t>Supporting application, configuration, documentation or validation component</w:t>
             </w:r>
           </w:p>
         </w:tc>
       </w:tr>
       <w:tr>
+        <w:trPr>
+          <w:cantSplit/>
+        </w:trPr>
         <w:tc>
           <w:tcPr>
             <w:tcW w:type="dxa" w:w="3672"/>
@@ -15373,7 +16611,7 @@
                 <w:color w:val="1B263B"/>
                 <w:sz w:val="17"/>
               </w:rPr>
-              <w:t>tools/github_no_git_sync.ps1</w:t>
+              <w:t>tools/configure_github_sync_credentials.ps1</w:t>
             </w:r>
           </w:p>
         </w:tc>
@@ -15406,7 +16644,7 @@
                 <w:color w:val="1B263B"/>
                 <w:sz w:val="17"/>
               </w:rPr>
-              <w:t>343</w:t>
+              <w:t>43</w:t>
             </w:r>
           </w:p>
         </w:tc>
@@ -15445,6 +16683,9 @@
         </w:tc>
       </w:tr>
       <w:tr>
+        <w:trPr>
+          <w:cantSplit/>
+        </w:trPr>
         <w:tc>
           <w:tcPr>
             <w:tcW w:type="dxa" w:w="3672"/>
@@ -15474,7 +16715,7 @@
                 <w:color w:val="1B263B"/>
                 <w:sz w:val="17"/>
               </w:rPr>
-              <w:t>tools/github_sync_config.json</w:t>
+              <w:t>tools/create_comprehensive_app_guide.py</w:t>
             </w:r>
           </w:p>
         </w:tc>
@@ -15507,7 +16748,7 @@
                 <w:color w:val="1B263B"/>
                 <w:sz w:val="17"/>
               </w:rPr>
-              <w:t>53</w:t>
+              <w:t>526</w:t>
             </w:r>
           </w:p>
         </w:tc>
@@ -15540,12 +16781,15 @@
                 <w:color w:val="1B263B"/>
                 <w:sz w:val="17"/>
               </w:rPr>
-              <w:t>Repository synchronization and local state management without Git CLI</w:t>
+              <w:t>Supporting application, configuration, documentation or validation component</w:t>
             </w:r>
           </w:p>
         </w:tc>
       </w:tr>
       <w:tr>
+        <w:trPr>
+          <w:cantSplit/>
+        </w:trPr>
         <w:tc>
           <w:tcPr>
             <w:tcW w:type="dxa" w:w="3672"/>
@@ -15575,7 +16819,7 @@
                 <w:color w:val="1B263B"/>
                 <w:sz w:val="17"/>
               </w:rPr>
-              <w:t>tools/pih_data_guardrails.py</w:t>
+              <w:t>tools/generate_chart_clone_handover.py</w:t>
             </w:r>
           </w:p>
         </w:tc>
@@ -15608,7 +16852,7 @@
                 <w:color w:val="1B263B"/>
                 <w:sz w:val="17"/>
               </w:rPr>
-              <w:t>496</w:t>
+              <w:t>308</w:t>
             </w:r>
           </w:p>
         </w:tc>
@@ -15641,12 +16885,15 @@
                 <w:color w:val="1B263B"/>
                 <w:sz w:val="17"/>
               </w:rPr>
-              <w:t>Data-quality warnings and publish guardrail reporting</w:t>
+              <w:t>Supporting application, configuration, documentation or validation component</w:t>
             </w:r>
           </w:p>
         </w:tc>
       </w:tr>
       <w:tr>
+        <w:trPr>
+          <w:cantSplit/>
+        </w:trPr>
         <w:tc>
           <w:tcPr>
             <w:tcW w:type="dxa" w:w="3672"/>
@@ -15676,7 +16923,7 @@
                 <w:color w:val="1B263B"/>
                 <w:sz w:val="17"/>
               </w:rPr>
-              <w:t>tools/project_report_artifacts.py</w:t>
+              <w:t>tools/generate_data_lineage.py</w:t>
             </w:r>
           </w:p>
         </w:tc>
@@ -15709,7 +16956,7 @@
                 <w:color w:val="1B263B"/>
                 <w:sz w:val="17"/>
               </w:rPr>
-              <w:t>271</w:t>
+              <w:t>103</w:t>
             </w:r>
           </w:p>
         </w:tc>
@@ -15742,12 +16989,15 @@
                 <w:color w:val="1B263B"/>
                 <w:sz w:val="17"/>
               </w:rPr>
-              <w:t>Output Studio report, artifact manifest or delivery helper</w:t>
+              <w:t>Supporting application, configuration, documentation or validation component</w:t>
             </w:r>
           </w:p>
         </w:tc>
       </w:tr>
       <w:tr>
+        <w:trPr>
+          <w:cantSplit/>
+        </w:trPr>
         <w:tc>
           <w:tcPr>
             <w:tcW w:type="dxa" w:w="3672"/>
@@ -15777,7 +17027,7 @@
                 <w:color w:val="1B263B"/>
                 <w:sz w:val="17"/>
               </w:rPr>
-              <w:t>tools/validate_project_isolation.py</w:t>
+              <w:t>tools/generate_nextjs_website_data.py</w:t>
             </w:r>
           </w:p>
         </w:tc>
@@ -15810,7 +17060,7 @@
                 <w:color w:val="1B263B"/>
                 <w:sz w:val="17"/>
               </w:rPr>
-              <w:t>217</w:t>
+              <w:t>2283</w:t>
             </w:r>
           </w:p>
         </w:tc>
@@ -15843,12 +17093,15 @@
                 <w:color w:val="1B263B"/>
                 <w:sz w:val="17"/>
               </w:rPr>
-              <w:t>Supporting application, configuration, documentation or validation component</w:t>
+              <w:t>Builds selected-project Vercel payloads and static output inventory from canonical data</w:t>
             </w:r>
           </w:p>
         </w:tc>
       </w:tr>
       <w:tr>
+        <w:trPr>
+          <w:cantSplit/>
+        </w:trPr>
         <w:tc>
           <w:tcPr>
             <w:tcW w:type="dxa" w:w="3672"/>
@@ -15878,7 +17131,7 @@
                 <w:color w:val="1B263B"/>
                 <w:sz w:val="17"/>
               </w:rPr>
-              <w:t>tools/validate_streamlit_vercel_pipeline.py</w:t>
+              <w:t>tools/github_no_git_sync.ps1</w:t>
             </w:r>
           </w:p>
         </w:tc>
@@ -15911,7 +17164,7 @@
                 <w:color w:val="1B263B"/>
                 <w:sz w:val="17"/>
               </w:rPr>
-              <w:t>490</w:t>
+              <w:t>356</w:t>
             </w:r>
           </w:p>
         </w:tc>
@@ -15944,7 +17197,7 @@
                 <w:color w:val="1B263B"/>
                 <w:sz w:val="17"/>
               </w:rPr>
-              <w:t>Supporting application, configuration, documentation or validation component</w:t>
+              <w:t>Repository synchronization and local state management without Git CLI</w:t>
             </w:r>
           </w:p>
         </w:tc>
@@ -15978,6 +17231,7 @@
       <w:tr>
         <w:trPr>
           <w:tblHeader w:val="true"/>
+          <w:cantSplit/>
         </w:trPr>
         <w:tc>
           <w:tcPr>
@@ -16083,6 +17337,9 @@
         </w:tc>
       </w:tr>
       <w:tr>
+        <w:trPr>
+          <w:cantSplit/>
+        </w:trPr>
         <w:tc>
           <w:tcPr>
             <w:tcW w:type="dxa" w:w="3672"/>
@@ -16112,7 +17369,7 @@
                 <w:color w:val="1B263B"/>
                 <w:sz w:val="17"/>
               </w:rPr>
-              <w:t>tools/vercel_project_pipeline.ps1</w:t>
+              <w:t>tools/github_sync_config.json</w:t>
             </w:r>
           </w:p>
         </w:tc>
@@ -16145,7 +17402,7 @@
                 <w:color w:val="1B263B"/>
                 <w:sz w:val="17"/>
               </w:rPr>
-              <w:t>360</w:t>
+              <w:t>60</w:t>
             </w:r>
           </w:p>
         </w:tc>
@@ -16178,12 +17435,15 @@
                 <w:color w:val="1B263B"/>
                 <w:sz w:val="17"/>
               </w:rPr>
-              <w:t>Validated generate, test, GitHub publish, Vercel deploy and watcher workflow</w:t>
+              <w:t>Repository synchronization and local state management without Git CLI</w:t>
             </w:r>
           </w:p>
         </w:tc>
       </w:tr>
       <w:tr>
+        <w:trPr>
+          <w:cantSplit/>
+        </w:trPr>
         <w:tc>
           <w:tcPr>
             <w:tcW w:type="dxa" w:w="3672"/>
@@ -16213,7 +17473,7 @@
                 <w:color w:val="1B263B"/>
                 <w:sz w:val="17"/>
               </w:rPr>
-              <w:t>VERCEL_NEXTJS_DEPLOYMENT.md</w:t>
+              <w:t>tools/pih_data_guardrails.py</w:t>
             </w:r>
           </w:p>
         </w:tc>
@@ -16246,7 +17506,7 @@
                 <w:color w:val="1B263B"/>
                 <w:sz w:val="17"/>
               </w:rPr>
-              <w:t>84</w:t>
+              <w:t>506</w:t>
             </w:r>
           </w:p>
         </w:tc>
@@ -16279,12 +17539,15 @@
                 <w:color w:val="1B263B"/>
                 <w:sz w:val="17"/>
               </w:rPr>
-              <w:t>Supporting application, configuration, documentation or validation component</w:t>
+              <w:t>Data-quality warnings and publish guardrail reporting</w:t>
             </w:r>
           </w:p>
         </w:tc>
       </w:tr>
       <w:tr>
+        <w:trPr>
+          <w:cantSplit/>
+        </w:trPr>
         <w:tc>
           <w:tcPr>
             <w:tcW w:type="dxa" w:w="3672"/>
@@ -16314,7 +17577,7 @@
                 <w:color w:val="1B263B"/>
                 <w:sz w:val="17"/>
               </w:rPr>
-              <w:t>website/src/app/api/analyze-contract/route.ts</w:t>
+              <w:t>tools/project_chart_payloads.py</w:t>
             </w:r>
           </w:p>
         </w:tc>
@@ -16347,7 +17610,7 @@
                 <w:color w:val="1B263B"/>
                 <w:sz w:val="17"/>
               </w:rPr>
-              <w:t>51</w:t>
+              <w:t>942</w:t>
             </w:r>
           </w:p>
         </w:tc>
@@ -16380,12 +17643,15 @@
                 <w:color w:val="1B263B"/>
                 <w:sz w:val="17"/>
               </w:rPr>
-              <w:t>Server-side API endpoint with project scope and controlled error handling</w:t>
+              <w:t>Supporting application, configuration, documentation or validation component</w:t>
             </w:r>
           </w:p>
         </w:tc>
       </w:tr>
       <w:tr>
+        <w:trPr>
+          <w:cantSplit/>
+        </w:trPr>
         <w:tc>
           <w:tcPr>
             <w:tcW w:type="dxa" w:w="3672"/>
@@ -16415,7 +17681,7 @@
                 <w:color w:val="1B263B"/>
                 <w:sz w:val="17"/>
               </w:rPr>
-              <w:t>website/src/app/api/analyze-delay/route.ts</w:t>
+              <w:t>tools/project_report_artifacts.py</w:t>
             </w:r>
           </w:p>
         </w:tc>
@@ -16448,7 +17714,7 @@
                 <w:color w:val="1B263B"/>
                 <w:sz w:val="17"/>
               </w:rPr>
-              <w:t>49</w:t>
+              <w:t>364</w:t>
             </w:r>
           </w:p>
         </w:tc>
@@ -16481,12 +17747,15 @@
                 <w:color w:val="1B263B"/>
                 <w:sz w:val="17"/>
               </w:rPr>
-              <w:t>Server-side API endpoint with project scope and controlled error handling</w:t>
+              <w:t>Output Studio report, artifact manifest or delivery helper</w:t>
             </w:r>
           </w:p>
         </w:tc>
       </w:tr>
       <w:tr>
+        <w:trPr>
+          <w:cantSplit/>
+        </w:trPr>
         <w:tc>
           <w:tcPr>
             <w:tcW w:type="dxa" w:w="3672"/>
@@ -16516,7 +17785,7 @@
                 <w:color w:val="1B263B"/>
                 <w:sz w:val="17"/>
               </w:rPr>
-              <w:t>website/src/app/api/analyze-letters/route.ts</w:t>
+              <w:t>tools/universal_report_engine_adapter.py</w:t>
             </w:r>
           </w:p>
         </w:tc>
@@ -16549,7 +17818,7 @@
                 <w:color w:val="1B263B"/>
                 <w:sz w:val="17"/>
               </w:rPr>
-              <w:t>49</w:t>
+              <w:t>488</w:t>
             </w:r>
           </w:p>
         </w:tc>
@@ -16582,12 +17851,15 @@
                 <w:color w:val="1B263B"/>
                 <w:sz w:val="17"/>
               </w:rPr>
-              <w:t>Server-side API endpoint with project scope and controlled error handling</w:t>
+              <w:t>Output Studio report, artifact manifest or delivery helper</w:t>
             </w:r>
           </w:p>
         </w:tc>
       </w:tr>
       <w:tr>
+        <w:trPr>
+          <w:cantSplit/>
+        </w:trPr>
         <w:tc>
           <w:tcPr>
             <w:tcW w:type="dxa" w:w="3672"/>
@@ -16617,7 +17889,7 @@
                 <w:color w:val="1B263B"/>
                 <w:sz w:val="17"/>
               </w:rPr>
-              <w:t>website/src/app/api/ask-ai/route.ts</w:t>
+              <w:t>tools/universal_report_engine_catalog/ML_TASK_REGISTRY.json</w:t>
             </w:r>
           </w:p>
         </w:tc>
@@ -16650,7 +17922,7 @@
                 <w:color w:val="1B263B"/>
                 <w:sz w:val="17"/>
               </w:rPr>
-              <w:t>54</w:t>
+              <w:t>106</w:t>
             </w:r>
           </w:p>
         </w:tc>
@@ -16683,12 +17955,15 @@
                 <w:color w:val="1B263B"/>
                 <w:sz w:val="17"/>
               </w:rPr>
-              <w:t>Server-side API endpoint with project scope and controlled error handling</w:t>
+              <w:t>Supporting application, configuration, documentation or validation component</w:t>
             </w:r>
           </w:p>
         </w:tc>
       </w:tr>
       <w:tr>
+        <w:trPr>
+          <w:cantSplit/>
+        </w:trPr>
         <w:tc>
           <w:tcPr>
             <w:tcW w:type="dxa" w:w="3672"/>
@@ -16718,7 +17993,7 @@
                 <w:color w:val="1B263B"/>
                 <w:sz w:val="17"/>
               </w:rPr>
-              <w:t>website/src/app/api/health/ai/route.ts</w:t>
+              <w:t>tools/universal_report_engine_catalog/OUTPUT_STUDIO_MODULE_MANIFEST.json</w:t>
             </w:r>
           </w:p>
         </w:tc>
@@ -16751,7 +18026,7 @@
                 <w:color w:val="1B263B"/>
                 <w:sz w:val="17"/>
               </w:rPr>
-              <w:t>10</w:t>
+              <w:t>336</w:t>
             </w:r>
           </w:p>
         </w:tc>
@@ -16784,12 +18059,15 @@
                 <w:color w:val="1B263B"/>
                 <w:sz w:val="17"/>
               </w:rPr>
-              <w:t>Server-side API endpoint with project scope and controlled error handling</w:t>
+              <w:t>Output Studio report, artifact manifest or delivery helper</w:t>
             </w:r>
           </w:p>
         </w:tc>
       </w:tr>
       <w:tr>
+        <w:trPr>
+          <w:cantSplit/>
+        </w:trPr>
         <w:tc>
           <w:tcPr>
             <w:tcW w:type="dxa" w:w="3672"/>
@@ -16819,7 +18097,7 @@
                 <w:color w:val="1B263B"/>
                 <w:sz w:val="17"/>
               </w:rPr>
-              <w:t>website/src/app/api/intelligence/search/route.ts</w:t>
+              <w:t>tools/universal_report_engine_catalog/PACKAGE_MANIFEST.json</w:t>
             </w:r>
           </w:p>
         </w:tc>
@@ -16852,7 +18130,7 @@
                 <w:color w:val="1B263B"/>
                 <w:sz w:val="17"/>
               </w:rPr>
-              <w:t>167</w:t>
+              <w:t>223</w:t>
             </w:r>
           </w:p>
         </w:tc>
@@ -16885,12 +18163,15 @@
                 <w:color w:val="1B263B"/>
                 <w:sz w:val="17"/>
               </w:rPr>
-              <w:t>Server-side API endpoint with project scope and controlled error handling</w:t>
+              <w:t>Supporting application, configuration, documentation or validation component</w:t>
             </w:r>
           </w:p>
         </w:tc>
       </w:tr>
       <w:tr>
+        <w:trPr>
+          <w:cantSplit/>
+        </w:trPr>
         <w:tc>
           <w:tcPr>
             <w:tcW w:type="dxa" w:w="3672"/>
@@ -16920,7 +18201,7 @@
                 <w:color w:val="1B263B"/>
                 <w:sz w:val="17"/>
               </w:rPr>
-              <w:t>website/src/app/api/summarize-project/route.ts</w:t>
+              <w:t>tools/validate_project_isolation.py</w:t>
             </w:r>
           </w:p>
         </w:tc>
@@ -16953,7 +18234,7 @@
                 <w:color w:val="1B263B"/>
                 <w:sz w:val="17"/>
               </w:rPr>
-              <w:t>53</w:t>
+              <w:t>256</w:t>
             </w:r>
           </w:p>
         </w:tc>
@@ -16986,12 +18267,15 @@
                 <w:color w:val="1B263B"/>
                 <w:sz w:val="17"/>
               </w:rPr>
-              <w:t>Server-side API endpoint with project scope and controlled error handling</w:t>
+              <w:t>Supporting application, configuration, documentation or validation component</w:t>
             </w:r>
           </w:p>
         </w:tc>
       </w:tr>
       <w:tr>
+        <w:trPr>
+          <w:cantSplit/>
+        </w:trPr>
         <w:tc>
           <w:tcPr>
             <w:tcW w:type="dxa" w:w="3672"/>
@@ -17021,7 +18305,7 @@
                 <w:color w:val="1B263B"/>
                 <w:sz w:val="17"/>
               </w:rPr>
-              <w:t>website/src/app/api/technical-knowledge/ask/route.ts</w:t>
+              <w:t>tools/validate_streamlit_vercel_pipeline.py</w:t>
             </w:r>
           </w:p>
         </w:tc>
@@ -17054,7 +18338,7 @@
                 <w:color w:val="1B263B"/>
                 <w:sz w:val="17"/>
               </w:rPr>
-              <w:t>84</w:t>
+              <w:t>664</w:t>
             </w:r>
           </w:p>
         </w:tc>
@@ -17087,12 +18371,15 @@
                 <w:color w:val="1B263B"/>
                 <w:sz w:val="17"/>
               </w:rPr>
-              <w:t>Server-side API endpoint with project scope and controlled error handling</w:t>
+              <w:t>Supporting application, configuration, documentation or validation component</w:t>
             </w:r>
           </w:p>
         </w:tc>
       </w:tr>
       <w:tr>
+        <w:trPr>
+          <w:cantSplit/>
+        </w:trPr>
         <w:tc>
           <w:tcPr>
             <w:tcW w:type="dxa" w:w="3672"/>
@@ -17122,7 +18409,7 @@
                 <w:color w:val="1B263B"/>
                 <w:sz w:val="17"/>
               </w:rPr>
-              <w:t>website/src/app/layout.tsx</w:t>
+              <w:t>tools/vercel_project_pipeline.ps1</w:t>
             </w:r>
           </w:p>
         </w:tc>
@@ -17155,7 +18442,7 @@
                 <w:color w:val="1B263B"/>
                 <w:sz w:val="17"/>
               </w:rPr>
-              <w:t>15</w:t>
+              <w:t>445</w:t>
             </w:r>
           </w:p>
         </w:tc>
@@ -17188,12 +18475,15 @@
                 <w:color w:val="1B263B"/>
                 <w:sz w:val="17"/>
               </w:rPr>
-              <w:t>Supporting application, configuration, documentation or validation component</w:t>
+              <w:t>Validated generate, test, GitHub publish, Vercel deploy and watcher workflow</w:t>
             </w:r>
           </w:p>
         </w:tc>
       </w:tr>
       <w:tr>
+        <w:trPr>
+          <w:cantSplit/>
+        </w:trPr>
         <w:tc>
           <w:tcPr>
             <w:tcW w:type="dxa" w:w="3672"/>
@@ -17223,7 +18513,7 @@
                 <w:color w:val="1B263B"/>
                 <w:sz w:val="17"/>
               </w:rPr>
-              <w:t>website/src/app/page.tsx</w:t>
+              <w:t>VERCEL_NEXTJS_DEPLOYMENT.md</w:t>
             </w:r>
           </w:p>
         </w:tc>
@@ -17256,7 +18546,7 @@
                 <w:color w:val="1B263B"/>
                 <w:sz w:val="17"/>
               </w:rPr>
-              <w:t>1708</w:t>
+              <w:t>84</w:t>
             </w:r>
           </w:p>
         </w:tc>
@@ -17289,12 +18579,15 @@
                 <w:color w:val="1B263B"/>
                 <w:sz w:val="17"/>
               </w:rPr>
-              <w:t>Next.js same-page dashboard and selected-project workspace user interface</w:t>
+              <w:t>Supporting application, configuration, documentation or validation component</w:t>
             </w:r>
           </w:p>
         </w:tc>
       </w:tr>
       <w:tr>
+        <w:trPr>
+          <w:cantSplit/>
+        </w:trPr>
         <w:tc>
           <w:tcPr>
             <w:tcW w:type="dxa" w:w="3672"/>
@@ -17324,7 +18617,7 @@
                 <w:color w:val="1B263B"/>
                 <w:sz w:val="17"/>
               </w:rPr>
-              <w:t>website/src/app/project/[projectKey]/page.tsx</w:t>
+              <w:t>website/src/app/api/analyze-contract/route.ts</w:t>
             </w:r>
           </w:p>
         </w:tc>
@@ -17357,7 +18650,7 @@
                 <w:color w:val="1B263B"/>
                 <w:sz w:val="17"/>
               </w:rPr>
-              <w:t>6</w:t>
+              <w:t>51</w:t>
             </w:r>
           </w:p>
         </w:tc>
@@ -17390,12 +18683,15 @@
                 <w:color w:val="1B263B"/>
                 <w:sz w:val="17"/>
               </w:rPr>
-              <w:t>Next.js same-page dashboard and selected-project workspace user interface</w:t>
+              <w:t>Server-side API endpoint with project scope and controlled error handling</w:t>
             </w:r>
           </w:p>
         </w:tc>
       </w:tr>
       <w:tr>
+        <w:trPr>
+          <w:cantSplit/>
+        </w:trPr>
         <w:tc>
           <w:tcPr>
             <w:tcW w:type="dxa" w:w="3672"/>
@@ -17425,7 +18721,7 @@
                 <w:color w:val="1B263B"/>
                 <w:sz w:val="17"/>
               </w:rPr>
-              <w:t>website/src/components/ai/AiChatPanel.tsx</w:t>
+              <w:t>website/src/app/api/analyze-delay/route.ts</w:t>
             </w:r>
           </w:p>
         </w:tc>
@@ -17458,7 +18754,7 @@
                 <w:color w:val="1B263B"/>
                 <w:sz w:val="17"/>
               </w:rPr>
-              <w:t>131</w:t>
+              <w:t>69</w:t>
             </w:r>
           </w:p>
         </w:tc>
@@ -17491,12 +18787,15 @@
                 <w:color w:val="1B263B"/>
                 <w:sz w:val="17"/>
               </w:rPr>
-              <w:t>Supporting application, configuration, documentation or validation component</w:t>
+              <w:t>Server-side API endpoint with project scope and controlled error handling</w:t>
             </w:r>
           </w:p>
         </w:tc>
       </w:tr>
       <w:tr>
+        <w:trPr>
+          <w:cantSplit/>
+        </w:trPr>
         <w:tc>
           <w:tcPr>
             <w:tcW w:type="dxa" w:w="3672"/>
@@ -17526,7 +18825,7 @@
                 <w:color w:val="1B263B"/>
                 <w:sz w:val="17"/>
               </w:rPr>
-              <w:t>website/src/components/ai/AiInsightCard.tsx</w:t>
+              <w:t>website/src/app/api/analyze-letters/route.ts</w:t>
             </w:r>
           </w:p>
         </w:tc>
@@ -17559,7 +18858,7 @@
                 <w:color w:val="1B263B"/>
                 <w:sz w:val="17"/>
               </w:rPr>
-              <w:t>110</w:t>
+              <w:t>49</w:t>
             </w:r>
           </w:p>
         </w:tc>
@@ -17592,12 +18891,15 @@
                 <w:color w:val="1B263B"/>
                 <w:sz w:val="17"/>
               </w:rPr>
-              <w:t>Supporting application, configuration, documentation or validation component</w:t>
+              <w:t>Server-side API endpoint with project scope and controlled error handling</w:t>
             </w:r>
           </w:p>
         </w:tc>
       </w:tr>
       <w:tr>
+        <w:trPr>
+          <w:cantSplit/>
+        </w:trPr>
         <w:tc>
           <w:tcPr>
             <w:tcW w:type="dxa" w:w="3672"/>
@@ -17627,7 +18929,7 @@
                 <w:color w:val="1B263B"/>
                 <w:sz w:val="17"/>
               </w:rPr>
-              <w:t>website/src/components/ai/TechnicalKnowledgeAdvisor.tsx</w:t>
+              <w:t>website/src/app/api/ask-ai/route.ts</w:t>
             </w:r>
           </w:p>
         </w:tc>
@@ -17660,7 +18962,7 @@
                 <w:color w:val="1B263B"/>
                 <w:sz w:val="17"/>
               </w:rPr>
-              <w:t>154</w:t>
+              <w:t>54</w:t>
             </w:r>
           </w:p>
         </w:tc>
@@ -17693,12 +18995,15 @@
                 <w:color w:val="1B263B"/>
                 <w:sz w:val="17"/>
               </w:rPr>
-              <w:t>Supporting application, configuration, documentation or validation component</w:t>
+              <w:t>Server-side API endpoint with project scope and controlled error handling</w:t>
             </w:r>
           </w:p>
         </w:tc>
       </w:tr>
       <w:tr>
+        <w:trPr>
+          <w:cantSplit/>
+        </w:trPr>
         <w:tc>
           <w:tcPr>
             <w:tcW w:type="dxa" w:w="3672"/>
@@ -17728,7 +19033,7 @@
                 <w:color w:val="1B263B"/>
                 <w:sz w:val="17"/>
               </w:rPr>
-              <w:t>website/src/components/executive/ActionTracker.tsx</w:t>
+              <w:t>website/src/app/api/health/ai/route.ts</w:t>
             </w:r>
           </w:p>
         </w:tc>
@@ -17761,7 +19066,7 @@
                 <w:color w:val="1B263B"/>
                 <w:sz w:val="17"/>
               </w:rPr>
-              <w:t>110</w:t>
+              <w:t>10</w:t>
             </w:r>
           </w:p>
         </w:tc>
@@ -17794,12 +19099,15 @@
                 <w:color w:val="1B263B"/>
                 <w:sz w:val="17"/>
               </w:rPr>
-              <w:t>Supporting application, configuration, documentation or validation component</w:t>
+              <w:t>Server-side API endpoint with project scope and controlled error handling</w:t>
             </w:r>
           </w:p>
         </w:tc>
       </w:tr>
       <w:tr>
+        <w:trPr>
+          <w:cantSplit/>
+        </w:trPr>
         <w:tc>
           <w:tcPr>
             <w:tcW w:type="dxa" w:w="3672"/>
@@ -17829,7 +19137,7 @@
                 <w:color w:val="1B263B"/>
                 <w:sz w:val="17"/>
               </w:rPr>
-              <w:t>website/src/components/executive/AdvancedAnalyticsPanel.tsx</w:t>
+              <w:t>website/src/app/api/intelligence/search/route.ts</w:t>
             </w:r>
           </w:p>
         </w:tc>
@@ -17862,7 +19170,7 @@
                 <w:color w:val="1B263B"/>
                 <w:sz w:val="17"/>
               </w:rPr>
-              <w:t>153</w:t>
+              <w:t>167</w:t>
             </w:r>
           </w:p>
         </w:tc>
@@ -17895,12 +19203,15 @@
                 <w:color w:val="1B263B"/>
                 <w:sz w:val="17"/>
               </w:rPr>
-              <w:t>Supporting application, configuration, documentation or validation component</w:t>
+              <w:t>Server-side API endpoint with project scope and controlled error handling</w:t>
             </w:r>
           </w:p>
         </w:tc>
       </w:tr>
       <w:tr>
+        <w:trPr>
+          <w:cantSplit/>
+        </w:trPr>
         <w:tc>
           <w:tcPr>
             <w:tcW w:type="dxa" w:w="3672"/>
@@ -17930,7 +19241,7 @@
                 <w:color w:val="1B263B"/>
                 <w:sz w:val="17"/>
               </w:rPr>
-              <w:t>website/src/components/executive/ExecutiveLightModeToggle.tsx</w:t>
+              <w:t>website/src/app/api/summarize-project/route.ts</w:t>
             </w:r>
           </w:p>
         </w:tc>
@@ -17963,7 +19274,7 @@
                 <w:color w:val="1B263B"/>
                 <w:sz w:val="17"/>
               </w:rPr>
-              <w:t>16</w:t>
+              <w:t>53</w:t>
             </w:r>
           </w:p>
         </w:tc>
@@ -17996,12 +19307,15 @@
                 <w:color w:val="1B263B"/>
                 <w:sz w:val="17"/>
               </w:rPr>
-              <w:t>Supporting application, configuration, documentation or validation component</w:t>
+              <w:t>Server-side API endpoint with project scope and controlled error handling</w:t>
             </w:r>
           </w:p>
         </w:tc>
       </w:tr>
       <w:tr>
+        <w:trPr>
+          <w:cantSplit/>
+        </w:trPr>
         <w:tc>
           <w:tcPr>
             <w:tcW w:type="dxa" w:w="3672"/>
@@ -18031,7 +19345,7 @@
                 <w:color w:val="1B263B"/>
                 <w:sz w:val="17"/>
               </w:rPr>
-              <w:t>website/src/components/executive/ManagementDecisionBrief.tsx</w:t>
+              <w:t>website/src/app/api/technical-knowledge/ask/route.ts</w:t>
             </w:r>
           </w:p>
         </w:tc>
@@ -18064,7 +19378,7 @@
                 <w:color w:val="1B263B"/>
                 <w:sz w:val="17"/>
               </w:rPr>
-              <w:t>92</w:t>
+              <w:t>84</w:t>
             </w:r>
           </w:p>
         </w:tc>
@@ -18097,12 +19411,15 @@
                 <w:color w:val="1B263B"/>
                 <w:sz w:val="17"/>
               </w:rPr>
-              <w:t>Supporting application, configuration, documentation or validation component</w:t>
+              <w:t>Server-side API endpoint with project scope and controlled error handling</w:t>
             </w:r>
           </w:p>
         </w:tc>
       </w:tr>
       <w:tr>
+        <w:trPr>
+          <w:cantSplit/>
+        </w:trPr>
         <w:tc>
           <w:tcPr>
             <w:tcW w:type="dxa" w:w="3672"/>
@@ -18132,7 +19449,7 @@
                 <w:color w:val="1B263B"/>
                 <w:sz w:val="17"/>
               </w:rPr>
-              <w:t>website/src/components/executive/PredictiveWarningPanel.tsx</w:t>
+              <w:t>website/src/app/layout.tsx</w:t>
             </w:r>
           </w:p>
         </w:tc>
@@ -18165,7 +19482,7 @@
                 <w:color w:val="1B263B"/>
                 <w:sz w:val="17"/>
               </w:rPr>
-              <w:t>103</w:t>
+              <w:t>15</w:t>
             </w:r>
           </w:p>
         </w:tc>
@@ -18204,6 +19521,9 @@
         </w:tc>
       </w:tr>
       <w:tr>
+        <w:trPr>
+          <w:cantSplit/>
+        </w:trPr>
         <w:tc>
           <w:tcPr>
             <w:tcW w:type="dxa" w:w="3672"/>
@@ -18233,7 +19553,7 @@
                 <w:color w:val="1B263B"/>
                 <w:sz w:val="17"/>
               </w:rPr>
-              <w:t>website/src/components/executive/ScenarioPlanner.tsx</w:t>
+              <w:t>website/src/app/page.tsx</w:t>
             </w:r>
           </w:p>
         </w:tc>
@@ -18266,7 +19586,7 @@
                 <w:color w:val="1B263B"/>
                 <w:sz w:val="17"/>
               </w:rPr>
-              <w:t>101</w:t>
+              <w:t>2293</w:t>
             </w:r>
           </w:p>
         </w:tc>
@@ -18299,12 +19619,15 @@
                 <w:color w:val="1B263B"/>
                 <w:sz w:val="17"/>
               </w:rPr>
-              <w:t>Supporting application, configuration, documentation or validation component</w:t>
+              <w:t>Next.js same-page dashboard and selected-project workspace user interface</w:t>
             </w:r>
           </w:p>
         </w:tc>
       </w:tr>
       <w:tr>
+        <w:trPr>
+          <w:cantSplit/>
+        </w:trPr>
         <w:tc>
           <w:tcPr>
             <w:tcW w:type="dxa" w:w="3672"/>
@@ -18334,7 +19657,7 @@
                 <w:color w:val="1B263B"/>
                 <w:sz w:val="17"/>
               </w:rPr>
-              <w:t>website/src/components/executive/SourceConfidenceBadge.tsx</w:t>
+              <w:t>website/src/app/project/[projectKey]/page.tsx</w:t>
             </w:r>
           </w:p>
         </w:tc>
@@ -18367,7 +19690,7 @@
                 <w:color w:val="1B263B"/>
                 <w:sz w:val="17"/>
               </w:rPr>
-              <w:t>37</w:t>
+              <w:t>6</w:t>
             </w:r>
           </w:p>
         </w:tc>
@@ -18400,12 +19723,15 @@
                 <w:color w:val="1B263B"/>
                 <w:sz w:val="17"/>
               </w:rPr>
-              <w:t>Supporting application, configuration, documentation or validation component</w:t>
+              <w:t>Next.js same-page dashboard and selected-project workspace user interface</w:t>
             </w:r>
           </w:p>
         </w:tc>
       </w:tr>
       <w:tr>
+        <w:trPr>
+          <w:cantSplit/>
+        </w:trPr>
         <w:tc>
           <w:tcPr>
             <w:tcW w:type="dxa" w:w="3672"/>
@@ -18435,7 +19761,7 @@
                 <w:color w:val="1B263B"/>
                 <w:sz w:val="17"/>
               </w:rPr>
-              <w:t>website/src/components/executive/UnifiedIntelligenceSearch.tsx</w:t>
+              <w:t>website/src/components/ai/AiChatPanel.tsx</w:t>
             </w:r>
           </w:p>
         </w:tc>
@@ -18468,7 +19794,7 @@
                 <w:color w:val="1B263B"/>
                 <w:sz w:val="17"/>
               </w:rPr>
-              <w:t>96</w:t>
+              <w:t>131</w:t>
             </w:r>
           </w:p>
         </w:tc>
@@ -18507,6 +19833,9 @@
         </w:tc>
       </w:tr>
       <w:tr>
+        <w:trPr>
+          <w:cantSplit/>
+        </w:trPr>
         <w:tc>
           <w:tcPr>
             <w:tcW w:type="dxa" w:w="3672"/>
@@ -18536,7 +19865,7 @@
                 <w:color w:val="1B263B"/>
                 <w:sz w:val="17"/>
               </w:rPr>
-              <w:t>website/src/components/MermaidDiagram.tsx</w:t>
+              <w:t>website/src/components/ai/AiInsightCard.tsx</w:t>
             </w:r>
           </w:p>
         </w:tc>
@@ -18569,7 +19898,7 @@
                 <w:color w:val="1B263B"/>
                 <w:sz w:val="17"/>
               </w:rPr>
-              <w:t>71</w:t>
+              <w:t>120</w:t>
             </w:r>
           </w:p>
         </w:tc>
@@ -18608,6 +19937,9 @@
         </w:tc>
       </w:tr>
       <w:tr>
+        <w:trPr>
+          <w:cantSplit/>
+        </w:trPr>
         <w:tc>
           <w:tcPr>
             <w:tcW w:type="dxa" w:w="3672"/>
@@ -18637,7 +19969,7 @@
                 <w:color w:val="1B263B"/>
                 <w:sz w:val="17"/>
               </w:rPr>
-              <w:t>website/src/components/OutputStudioDownloadButton.tsx</w:t>
+              <w:t>website/src/components/ai/TechnicalKnowledgeAdvisor.tsx</w:t>
             </w:r>
           </w:p>
         </w:tc>
@@ -18670,7 +20002,7 @@
                 <w:color w:val="1B263B"/>
                 <w:sz w:val="17"/>
               </w:rPr>
-              <w:t>169</w:t>
+              <w:t>154</w:t>
             </w:r>
           </w:p>
         </w:tc>
@@ -18703,12 +20035,15 @@
                 <w:color w:val="1B263B"/>
                 <w:sz w:val="17"/>
               </w:rPr>
-              <w:t>Output Studio report, artifact manifest or delivery helper</w:t>
+              <w:t>Supporting application, configuration, documentation or validation component</w:t>
             </w:r>
           </w:p>
         </w:tc>
       </w:tr>
       <w:tr>
+        <w:trPr>
+          <w:cantSplit/>
+        </w:trPr>
         <w:tc>
           <w:tcPr>
             <w:tcW w:type="dxa" w:w="3672"/>
@@ -18738,7 +20073,7 @@
                 <w:color w:val="1B263B"/>
                 <w:sz w:val="17"/>
               </w:rPr>
-              <w:t>website/src/lib/ai/env.ts</w:t>
+              <w:t>website/src/components/executive/ActionTracker.tsx</w:t>
             </w:r>
           </w:p>
         </w:tc>
@@ -18771,7 +20106,7 @@
                 <w:color w:val="1B263B"/>
                 <w:sz w:val="17"/>
               </w:rPr>
-              <w:t>33</w:t>
+              <w:t>110</w:t>
             </w:r>
           </w:p>
         </w:tc>
@@ -18810,6 +20145,9 @@
         </w:tc>
       </w:tr>
       <w:tr>
+        <w:trPr>
+          <w:cantSplit/>
+        </w:trPr>
         <w:tc>
           <w:tcPr>
             <w:tcW w:type="dxa" w:w="3672"/>
@@ -18839,7 +20177,7 @@
                 <w:color w:val="1B263B"/>
                 <w:sz w:val="17"/>
               </w:rPr>
-              <w:t>website/src/lib/ai/gateway.ts</w:t>
+              <w:t>website/src/components/executive/AdvancedAnalyticsPanel.tsx</w:t>
             </w:r>
           </w:p>
         </w:tc>
@@ -18872,7 +20210,7 @@
                 <w:color w:val="1B263B"/>
                 <w:sz w:val="17"/>
               </w:rPr>
-              <w:t>22</w:t>
+              <w:t>153</w:t>
             </w:r>
           </w:p>
         </w:tc>
@@ -18911,6 +20249,9 @@
         </w:tc>
       </w:tr>
       <w:tr>
+        <w:trPr>
+          <w:cantSplit/>
+        </w:trPr>
         <w:tc>
           <w:tcPr>
             <w:tcW w:type="dxa" w:w="3672"/>
@@ -18940,7 +20281,7 @@
                 <w:color w:val="1B263B"/>
                 <w:sz w:val="17"/>
               </w:rPr>
-              <w:t>website/src/lib/ai/groq.ts</w:t>
+              <w:t>website/src/components/executive/ExecutiveLightModeToggle.tsx</w:t>
             </w:r>
           </w:p>
         </w:tc>
@@ -18973,7 +20314,7 @@
                 <w:color w:val="1B263B"/>
                 <w:sz w:val="17"/>
               </w:rPr>
-              <w:t>99</w:t>
+              <w:t>16</w:t>
             </w:r>
           </w:p>
         </w:tc>
@@ -19012,6 +20353,9 @@
         </w:tc>
       </w:tr>
       <w:tr>
+        <w:trPr>
+          <w:cantSplit/>
+        </w:trPr>
         <w:tc>
           <w:tcPr>
             <w:tcW w:type="dxa" w:w="3672"/>
@@ -19041,7 +20385,7 @@
                 <w:color w:val="1B263B"/>
                 <w:sz w:val="17"/>
               </w:rPr>
-              <w:t>website/src/lib/ai/openai.ts</w:t>
+              <w:t>website/src/components/executive/ManagementDecisionBrief.tsx</w:t>
             </w:r>
           </w:p>
         </w:tc>
@@ -19074,7 +20418,7 @@
                 <w:color w:val="1B263B"/>
                 <w:sz w:val="17"/>
               </w:rPr>
-              <w:t>122</w:t>
+              <w:t>92</w:t>
             </w:r>
           </w:p>
         </w:tc>
@@ -19113,6 +20457,9 @@
         </w:tc>
       </w:tr>
       <w:tr>
+        <w:trPr>
+          <w:cantSplit/>
+        </w:trPr>
         <w:tc>
           <w:tcPr>
             <w:tcW w:type="dxa" w:w="3672"/>
@@ -19142,7 +20489,7 @@
                 <w:color w:val="1B263B"/>
                 <w:sz w:val="17"/>
               </w:rPr>
-              <w:t>website/src/lib/ai/project-context.ts</w:t>
+              <w:t>website/src/components/executive/PredictiveWarningPanel.tsx</w:t>
             </w:r>
           </w:p>
         </w:tc>
@@ -19175,7 +20522,7 @@
                 <w:color w:val="1B263B"/>
                 <w:sz w:val="17"/>
               </w:rPr>
-              <w:t>123</w:t>
+              <w:t>103</w:t>
             </w:r>
           </w:p>
         </w:tc>
@@ -19214,6 +20561,9 @@
         </w:tc>
       </w:tr>
       <w:tr>
+        <w:trPr>
+          <w:cantSplit/>
+        </w:trPr>
         <w:tc>
           <w:tcPr>
             <w:tcW w:type="dxa" w:w="3672"/>
@@ -19243,7 +20593,7 @@
                 <w:color w:val="1B263B"/>
                 <w:sz w:val="17"/>
               </w:rPr>
-              <w:t>website/src/lib/ai/provider.ts</w:t>
+              <w:t>website/src/components/executive/ScenarioPlanner.tsx</w:t>
             </w:r>
           </w:p>
         </w:tc>
@@ -19276,7 +20626,7 @@
                 <w:color w:val="1B263B"/>
                 <w:sz w:val="17"/>
               </w:rPr>
-              <w:t>36</w:t>
+              <w:t>101</w:t>
             </w:r>
           </w:p>
         </w:tc>
@@ -19315,6 +20665,9 @@
         </w:tc>
       </w:tr>
       <w:tr>
+        <w:trPr>
+          <w:cantSplit/>
+        </w:trPr>
         <w:tc>
           <w:tcPr>
             <w:tcW w:type="dxa" w:w="3672"/>
@@ -19344,7 +20697,7 @@
                 <w:color w:val="1B263B"/>
                 <w:sz w:val="17"/>
               </w:rPr>
-              <w:t>website/src/lib/ai/rate-limit.ts</w:t>
+              <w:t>website/src/components/executive/SourceConfidenceBadge.tsx</w:t>
             </w:r>
           </w:p>
         </w:tc>
@@ -19377,7 +20730,7 @@
                 <w:color w:val="1B263B"/>
                 <w:sz w:val="17"/>
               </w:rPr>
-              <w:t>30</w:t>
+              <w:t>37</w:t>
             </w:r>
           </w:p>
         </w:tc>
@@ -19416,6 +20769,9 @@
         </w:tc>
       </w:tr>
       <w:tr>
+        <w:trPr>
+          <w:cantSplit/>
+        </w:trPr>
         <w:tc>
           <w:tcPr>
             <w:tcW w:type="dxa" w:w="3672"/>
@@ -19445,7 +20801,7 @@
                 <w:color w:val="1B263B"/>
                 <w:sz w:val="17"/>
               </w:rPr>
-              <w:t>website/src/lib/ai/request.ts</w:t>
+              <w:t>website/src/components/executive/UnifiedIntelligenceSearch.tsx</w:t>
             </w:r>
           </w:p>
         </w:tc>
@@ -19478,7 +20834,7 @@
                 <w:color w:val="1B263B"/>
                 <w:sz w:val="17"/>
               </w:rPr>
-              <w:t>45</w:t>
+              <w:t>96</w:t>
             </w:r>
           </w:p>
         </w:tc>
@@ -19517,6 +20873,9 @@
         </w:tc>
       </w:tr>
       <w:tr>
+        <w:trPr>
+          <w:cantSplit/>
+        </w:trPr>
         <w:tc>
           <w:tcPr>
             <w:tcW w:type="dxa" w:w="3672"/>
@@ -19546,7 +20905,7 @@
                 <w:color w:val="1B263B"/>
                 <w:sz w:val="17"/>
               </w:rPr>
-              <w:t>website/src/lib/ai/samco-director.ts</w:t>
+              <w:t>website/src/components/MermaidDiagram.tsx</w:t>
             </w:r>
           </w:p>
         </w:tc>
@@ -19579,7 +20938,7 @@
                 <w:color w:val="1B263B"/>
                 <w:sz w:val="17"/>
               </w:rPr>
-              <w:t>18</w:t>
+              <w:t>71</w:t>
             </w:r>
           </w:p>
         </w:tc>
@@ -19618,6 +20977,1495 @@
         </w:tc>
       </w:tr>
       <w:tr>
+        <w:trPr>
+          <w:cantSplit/>
+        </w:trPr>
+        <w:tc>
+          <w:tcPr>
+            <w:tcW w:type="dxa" w:w="3672"/>
+            <w:tcMar>
+              <w:top w:w="80" w:type="dxa"/>
+              <w:start w:w="120" w:type="dxa"/>
+              <w:bottom w:w="80" w:type="dxa"/>
+              <w:end w:w="120" w:type="dxa"/>
+            </w:tcMar>
+            <w:tcBorders>
+              <w:top w:val="single" w:sz="4" w:color="D7DEE8"/>
+              <w:left w:val="single" w:sz="4" w:color="D7DEE8"/>
+              <w:bottom w:val="single" w:sz="4" w:color="D7DEE8"/>
+              <w:right w:val="single" w:sz="4" w:color="D7DEE8"/>
+            </w:tcBorders>
+            <w:vAlign w:val="center"/>
+          </w:tcPr>
+          <w:p>
+            <w:pPr>
+              <w:spacing w:before="0" w:after="0" w:line="240" w:lineRule="auto"/>
+            </w:pPr>
+            <w:r>
+              <w:rPr>
+                <w:rFonts w:ascii="Calibri" w:hAnsi="Calibri"/>
+                <w:b w:val="0"/>
+                <w:i w:val="0"/>
+                <w:color w:val="1B263B"/>
+                <w:sz w:val="17"/>
+              </w:rPr>
+              <w:t>website/src/components/OutputStudioDownloadButton.tsx</w:t>
+            </w:r>
+          </w:p>
+        </w:tc>
+        <w:tc>
+          <w:tcPr>
+            <w:tcW w:type="dxa" w:w="648"/>
+            <w:tcMar>
+              <w:top w:w="80" w:type="dxa"/>
+              <w:start w:w="120" w:type="dxa"/>
+              <w:bottom w:w="80" w:type="dxa"/>
+              <w:end w:w="120" w:type="dxa"/>
+            </w:tcMar>
+            <w:tcBorders>
+              <w:top w:val="single" w:sz="4" w:color="D7DEE8"/>
+              <w:left w:val="single" w:sz="4" w:color="D7DEE8"/>
+              <w:bottom w:val="single" w:sz="4" w:color="D7DEE8"/>
+              <w:right w:val="single" w:sz="4" w:color="D7DEE8"/>
+            </w:tcBorders>
+            <w:vAlign w:val="center"/>
+          </w:tcPr>
+          <w:p>
+            <w:pPr>
+              <w:spacing w:before="0" w:after="0" w:line="240" w:lineRule="auto"/>
+            </w:pPr>
+            <w:r>
+              <w:rPr>
+                <w:rFonts w:ascii="Calibri" w:hAnsi="Calibri"/>
+                <w:b w:val="0"/>
+                <w:i w:val="0"/>
+                <w:color w:val="1B263B"/>
+                <w:sz w:val="17"/>
+              </w:rPr>
+              <w:t>169</w:t>
+            </w:r>
+          </w:p>
+        </w:tc>
+        <w:tc>
+          <w:tcPr>
+            <w:tcW w:type="dxa" w:w="5256"/>
+            <w:tcMar>
+              <w:top w:w="80" w:type="dxa"/>
+              <w:start w:w="120" w:type="dxa"/>
+              <w:bottom w:w="80" w:type="dxa"/>
+              <w:end w:w="120" w:type="dxa"/>
+            </w:tcMar>
+            <w:tcBorders>
+              <w:top w:val="single" w:sz="4" w:color="D7DEE8"/>
+              <w:left w:val="single" w:sz="4" w:color="D7DEE8"/>
+              <w:bottom w:val="single" w:sz="4" w:color="D7DEE8"/>
+              <w:right w:val="single" w:sz="4" w:color="D7DEE8"/>
+            </w:tcBorders>
+            <w:vAlign w:val="center"/>
+          </w:tcPr>
+          <w:p>
+            <w:pPr>
+              <w:spacing w:before="0" w:after="0" w:line="240" w:lineRule="auto"/>
+            </w:pPr>
+            <w:r>
+              <w:rPr>
+                <w:rFonts w:ascii="Calibri" w:hAnsi="Calibri"/>
+                <w:b w:val="0"/>
+                <w:i w:val="0"/>
+                <w:color w:val="1B263B"/>
+                <w:sz w:val="17"/>
+              </w:rPr>
+              <w:t>Output Studio report, artifact manifest or delivery helper</w:t>
+            </w:r>
+          </w:p>
+        </w:tc>
+      </w:tr>
+      <w:tr>
+        <w:trPr>
+          <w:cantSplit/>
+        </w:trPr>
+        <w:tc>
+          <w:tcPr>
+            <w:tcW w:type="dxa" w:w="3672"/>
+            <w:tcMar>
+              <w:top w:w="80" w:type="dxa"/>
+              <w:start w:w="120" w:type="dxa"/>
+              <w:bottom w:w="80" w:type="dxa"/>
+              <w:end w:w="120" w:type="dxa"/>
+            </w:tcMar>
+            <w:tcBorders>
+              <w:top w:val="single" w:sz="4" w:color="D7DEE8"/>
+              <w:left w:val="single" w:sz="4" w:color="D7DEE8"/>
+              <w:bottom w:val="single" w:sz="4" w:color="D7DEE8"/>
+              <w:right w:val="single" w:sz="4" w:color="D7DEE8"/>
+            </w:tcBorders>
+            <w:vAlign w:val="center"/>
+          </w:tcPr>
+          <w:p>
+            <w:pPr>
+              <w:spacing w:before="0" w:after="0" w:line="240" w:lineRule="auto"/>
+            </w:pPr>
+            <w:r>
+              <w:rPr>
+                <w:rFonts w:ascii="Calibri" w:hAnsi="Calibri"/>
+                <w:b w:val="0"/>
+                <w:i w:val="0"/>
+                <w:color w:val="1B263B"/>
+                <w:sz w:val="17"/>
+              </w:rPr>
+              <w:t>website/src/components/schedule/ScheduleIntelligencePanel.tsx</w:t>
+            </w:r>
+          </w:p>
+        </w:tc>
+        <w:tc>
+          <w:tcPr>
+            <w:tcW w:type="dxa" w:w="648"/>
+            <w:tcMar>
+              <w:top w:w="80" w:type="dxa"/>
+              <w:start w:w="120" w:type="dxa"/>
+              <w:bottom w:w="80" w:type="dxa"/>
+              <w:end w:w="120" w:type="dxa"/>
+            </w:tcMar>
+            <w:tcBorders>
+              <w:top w:val="single" w:sz="4" w:color="D7DEE8"/>
+              <w:left w:val="single" w:sz="4" w:color="D7DEE8"/>
+              <w:bottom w:val="single" w:sz="4" w:color="D7DEE8"/>
+              <w:right w:val="single" w:sz="4" w:color="D7DEE8"/>
+            </w:tcBorders>
+            <w:vAlign w:val="center"/>
+          </w:tcPr>
+          <w:p>
+            <w:pPr>
+              <w:spacing w:before="0" w:after="0" w:line="240" w:lineRule="auto"/>
+            </w:pPr>
+            <w:r>
+              <w:rPr>
+                <w:rFonts w:ascii="Calibri" w:hAnsi="Calibri"/>
+                <w:b w:val="0"/>
+                <w:i w:val="0"/>
+                <w:color w:val="1B263B"/>
+                <w:sz w:val="17"/>
+              </w:rPr>
+              <w:t>278</w:t>
+            </w:r>
+          </w:p>
+        </w:tc>
+        <w:tc>
+          <w:tcPr>
+            <w:tcW w:type="dxa" w:w="5256"/>
+            <w:tcMar>
+              <w:top w:w="80" w:type="dxa"/>
+              <w:start w:w="120" w:type="dxa"/>
+              <w:bottom w:w="80" w:type="dxa"/>
+              <w:end w:w="120" w:type="dxa"/>
+            </w:tcMar>
+            <w:tcBorders>
+              <w:top w:val="single" w:sz="4" w:color="D7DEE8"/>
+              <w:left w:val="single" w:sz="4" w:color="D7DEE8"/>
+              <w:bottom w:val="single" w:sz="4" w:color="D7DEE8"/>
+              <w:right w:val="single" w:sz="4" w:color="D7DEE8"/>
+            </w:tcBorders>
+            <w:vAlign w:val="center"/>
+          </w:tcPr>
+          <w:p>
+            <w:pPr>
+              <w:spacing w:before="0" w:after="0" w:line="240" w:lineRule="auto"/>
+            </w:pPr>
+            <w:r>
+              <w:rPr>
+                <w:rFonts w:ascii="Calibri" w:hAnsi="Calibri"/>
+                <w:b w:val="0"/>
+                <w:i w:val="0"/>
+                <w:color w:val="1B263B"/>
+                <w:sz w:val="17"/>
+              </w:rPr>
+              <w:t>Supporting application, configuration, documentation or validation component</w:t>
+            </w:r>
+          </w:p>
+        </w:tc>
+      </w:tr>
+      <w:tr>
+        <w:trPr>
+          <w:cantSplit/>
+        </w:trPr>
+        <w:tc>
+          <w:tcPr>
+            <w:tcW w:type="dxa" w:w="3672"/>
+            <w:tcMar>
+              <w:top w:w="80" w:type="dxa"/>
+              <w:start w:w="120" w:type="dxa"/>
+              <w:bottom w:w="80" w:type="dxa"/>
+              <w:end w:w="120" w:type="dxa"/>
+            </w:tcMar>
+            <w:tcBorders>
+              <w:top w:val="single" w:sz="4" w:color="D7DEE8"/>
+              <w:left w:val="single" w:sz="4" w:color="D7DEE8"/>
+              <w:bottom w:val="single" w:sz="4" w:color="D7DEE8"/>
+              <w:right w:val="single" w:sz="4" w:color="D7DEE8"/>
+            </w:tcBorders>
+            <w:vAlign w:val="center"/>
+          </w:tcPr>
+          <w:p>
+            <w:pPr>
+              <w:spacing w:before="0" w:after="0" w:line="240" w:lineRule="auto"/>
+            </w:pPr>
+            <w:r>
+              <w:rPr>
+                <w:rFonts w:ascii="Calibri" w:hAnsi="Calibri"/>
+                <w:b w:val="0"/>
+                <w:i w:val="0"/>
+                <w:color w:val="1B263B"/>
+                <w:sz w:val="17"/>
+              </w:rPr>
+              <w:t>website/src/components/UniversalReportBuilder.tsx</w:t>
+            </w:r>
+          </w:p>
+        </w:tc>
+        <w:tc>
+          <w:tcPr>
+            <w:tcW w:type="dxa" w:w="648"/>
+            <w:tcMar>
+              <w:top w:w="80" w:type="dxa"/>
+              <w:start w:w="120" w:type="dxa"/>
+              <w:bottom w:w="80" w:type="dxa"/>
+              <w:end w:w="120" w:type="dxa"/>
+            </w:tcMar>
+            <w:tcBorders>
+              <w:top w:val="single" w:sz="4" w:color="D7DEE8"/>
+              <w:left w:val="single" w:sz="4" w:color="D7DEE8"/>
+              <w:bottom w:val="single" w:sz="4" w:color="D7DEE8"/>
+              <w:right w:val="single" w:sz="4" w:color="D7DEE8"/>
+            </w:tcBorders>
+            <w:vAlign w:val="center"/>
+          </w:tcPr>
+          <w:p>
+            <w:pPr>
+              <w:spacing w:before="0" w:after="0" w:line="240" w:lineRule="auto"/>
+            </w:pPr>
+            <w:r>
+              <w:rPr>
+                <w:rFonts w:ascii="Calibri" w:hAnsi="Calibri"/>
+                <w:b w:val="0"/>
+                <w:i w:val="0"/>
+                <w:color w:val="1B263B"/>
+                <w:sz w:val="17"/>
+              </w:rPr>
+              <w:t>299</w:t>
+            </w:r>
+          </w:p>
+        </w:tc>
+        <w:tc>
+          <w:tcPr>
+            <w:tcW w:type="dxa" w:w="5256"/>
+            <w:tcMar>
+              <w:top w:w="80" w:type="dxa"/>
+              <w:start w:w="120" w:type="dxa"/>
+              <w:bottom w:w="80" w:type="dxa"/>
+              <w:end w:w="120" w:type="dxa"/>
+            </w:tcMar>
+            <w:tcBorders>
+              <w:top w:val="single" w:sz="4" w:color="D7DEE8"/>
+              <w:left w:val="single" w:sz="4" w:color="D7DEE8"/>
+              <w:bottom w:val="single" w:sz="4" w:color="D7DEE8"/>
+              <w:right w:val="single" w:sz="4" w:color="D7DEE8"/>
+            </w:tcBorders>
+            <w:vAlign w:val="center"/>
+          </w:tcPr>
+          <w:p>
+            <w:pPr>
+              <w:spacing w:before="0" w:after="0" w:line="240" w:lineRule="auto"/>
+            </w:pPr>
+            <w:r>
+              <w:rPr>
+                <w:rFonts w:ascii="Calibri" w:hAnsi="Calibri"/>
+                <w:b w:val="0"/>
+                <w:i w:val="0"/>
+                <w:color w:val="1B263B"/>
+                <w:sz w:val="17"/>
+              </w:rPr>
+              <w:t>Output Studio report, artifact manifest or delivery helper</w:t>
+            </w:r>
+          </w:p>
+        </w:tc>
+      </w:tr>
+      <w:tr>
+        <w:trPr>
+          <w:cantSplit/>
+        </w:trPr>
+        <w:tc>
+          <w:tcPr>
+            <w:tcW w:type="dxa" w:w="3672"/>
+            <w:tcMar>
+              <w:top w:w="80" w:type="dxa"/>
+              <w:start w:w="120" w:type="dxa"/>
+              <w:bottom w:w="80" w:type="dxa"/>
+              <w:end w:w="120" w:type="dxa"/>
+            </w:tcMar>
+            <w:tcBorders>
+              <w:top w:val="single" w:sz="4" w:color="D7DEE8"/>
+              <w:left w:val="single" w:sz="4" w:color="D7DEE8"/>
+              <w:bottom w:val="single" w:sz="4" w:color="D7DEE8"/>
+              <w:right w:val="single" w:sz="4" w:color="D7DEE8"/>
+            </w:tcBorders>
+            <w:vAlign w:val="center"/>
+          </w:tcPr>
+          <w:p>
+            <w:pPr>
+              <w:spacing w:before="0" w:after="0" w:line="240" w:lineRule="auto"/>
+            </w:pPr>
+            <w:r>
+              <w:rPr>
+                <w:rFonts w:ascii="Calibri" w:hAnsi="Calibri"/>
+                <w:b w:val="0"/>
+                <w:i w:val="0"/>
+                <w:color w:val="1B263B"/>
+                <w:sz w:val="17"/>
+              </w:rPr>
+              <w:t>website/src/lib/ai/env.ts</w:t>
+            </w:r>
+          </w:p>
+        </w:tc>
+        <w:tc>
+          <w:tcPr>
+            <w:tcW w:type="dxa" w:w="648"/>
+            <w:tcMar>
+              <w:top w:w="80" w:type="dxa"/>
+              <w:start w:w="120" w:type="dxa"/>
+              <w:bottom w:w="80" w:type="dxa"/>
+              <w:end w:w="120" w:type="dxa"/>
+            </w:tcMar>
+            <w:tcBorders>
+              <w:top w:val="single" w:sz="4" w:color="D7DEE8"/>
+              <w:left w:val="single" w:sz="4" w:color="D7DEE8"/>
+              <w:bottom w:val="single" w:sz="4" w:color="D7DEE8"/>
+              <w:right w:val="single" w:sz="4" w:color="D7DEE8"/>
+            </w:tcBorders>
+            <w:vAlign w:val="center"/>
+          </w:tcPr>
+          <w:p>
+            <w:pPr>
+              <w:spacing w:before="0" w:after="0" w:line="240" w:lineRule="auto"/>
+            </w:pPr>
+            <w:r>
+              <w:rPr>
+                <w:rFonts w:ascii="Calibri" w:hAnsi="Calibri"/>
+                <w:b w:val="0"/>
+                <w:i w:val="0"/>
+                <w:color w:val="1B263B"/>
+                <w:sz w:val="17"/>
+              </w:rPr>
+              <w:t>33</w:t>
+            </w:r>
+          </w:p>
+        </w:tc>
+        <w:tc>
+          <w:tcPr>
+            <w:tcW w:type="dxa" w:w="5256"/>
+            <w:tcMar>
+              <w:top w:w="80" w:type="dxa"/>
+              <w:start w:w="120" w:type="dxa"/>
+              <w:bottom w:w="80" w:type="dxa"/>
+              <w:end w:w="120" w:type="dxa"/>
+            </w:tcMar>
+            <w:tcBorders>
+              <w:top w:val="single" w:sz="4" w:color="D7DEE8"/>
+              <w:left w:val="single" w:sz="4" w:color="D7DEE8"/>
+              <w:bottom w:val="single" w:sz="4" w:color="D7DEE8"/>
+              <w:right w:val="single" w:sz="4" w:color="D7DEE8"/>
+            </w:tcBorders>
+            <w:vAlign w:val="center"/>
+          </w:tcPr>
+          <w:p>
+            <w:pPr>
+              <w:spacing w:before="0" w:after="0" w:line="240" w:lineRule="auto"/>
+            </w:pPr>
+            <w:r>
+              <w:rPr>
+                <w:rFonts w:ascii="Calibri" w:hAnsi="Calibri"/>
+                <w:b w:val="0"/>
+                <w:i w:val="0"/>
+                <w:color w:val="1B263B"/>
+                <w:sz w:val="17"/>
+              </w:rPr>
+              <w:t>Supporting application, configuration, documentation or validation component</w:t>
+            </w:r>
+          </w:p>
+        </w:tc>
+      </w:tr>
+      <w:tr>
+        <w:trPr>
+          <w:cantSplit/>
+        </w:trPr>
+        <w:tc>
+          <w:tcPr>
+            <w:tcW w:type="dxa" w:w="3672"/>
+            <w:tcMar>
+              <w:top w:w="80" w:type="dxa"/>
+              <w:start w:w="120" w:type="dxa"/>
+              <w:bottom w:w="80" w:type="dxa"/>
+              <w:end w:w="120" w:type="dxa"/>
+            </w:tcMar>
+            <w:tcBorders>
+              <w:top w:val="single" w:sz="4" w:color="D7DEE8"/>
+              <w:left w:val="single" w:sz="4" w:color="D7DEE8"/>
+              <w:bottom w:val="single" w:sz="4" w:color="D7DEE8"/>
+              <w:right w:val="single" w:sz="4" w:color="D7DEE8"/>
+            </w:tcBorders>
+            <w:vAlign w:val="center"/>
+          </w:tcPr>
+          <w:p>
+            <w:pPr>
+              <w:spacing w:before="0" w:after="0" w:line="240" w:lineRule="auto"/>
+            </w:pPr>
+            <w:r>
+              <w:rPr>
+                <w:rFonts w:ascii="Calibri" w:hAnsi="Calibri"/>
+                <w:b w:val="0"/>
+                <w:i w:val="0"/>
+                <w:color w:val="1B263B"/>
+                <w:sz w:val="17"/>
+              </w:rPr>
+              <w:t>website/src/lib/ai/gateway.ts</w:t>
+            </w:r>
+          </w:p>
+        </w:tc>
+        <w:tc>
+          <w:tcPr>
+            <w:tcW w:type="dxa" w:w="648"/>
+            <w:tcMar>
+              <w:top w:w="80" w:type="dxa"/>
+              <w:start w:w="120" w:type="dxa"/>
+              <w:bottom w:w="80" w:type="dxa"/>
+              <w:end w:w="120" w:type="dxa"/>
+            </w:tcMar>
+            <w:tcBorders>
+              <w:top w:val="single" w:sz="4" w:color="D7DEE8"/>
+              <w:left w:val="single" w:sz="4" w:color="D7DEE8"/>
+              <w:bottom w:val="single" w:sz="4" w:color="D7DEE8"/>
+              <w:right w:val="single" w:sz="4" w:color="D7DEE8"/>
+            </w:tcBorders>
+            <w:vAlign w:val="center"/>
+          </w:tcPr>
+          <w:p>
+            <w:pPr>
+              <w:spacing w:before="0" w:after="0" w:line="240" w:lineRule="auto"/>
+            </w:pPr>
+            <w:r>
+              <w:rPr>
+                <w:rFonts w:ascii="Calibri" w:hAnsi="Calibri"/>
+                <w:b w:val="0"/>
+                <w:i w:val="0"/>
+                <w:color w:val="1B263B"/>
+                <w:sz w:val="17"/>
+              </w:rPr>
+              <w:t>22</w:t>
+            </w:r>
+          </w:p>
+        </w:tc>
+        <w:tc>
+          <w:tcPr>
+            <w:tcW w:type="dxa" w:w="5256"/>
+            <w:tcMar>
+              <w:top w:w="80" w:type="dxa"/>
+              <w:start w:w="120" w:type="dxa"/>
+              <w:bottom w:w="80" w:type="dxa"/>
+              <w:end w:w="120" w:type="dxa"/>
+            </w:tcMar>
+            <w:tcBorders>
+              <w:top w:val="single" w:sz="4" w:color="D7DEE8"/>
+              <w:left w:val="single" w:sz="4" w:color="D7DEE8"/>
+              <w:bottom w:val="single" w:sz="4" w:color="D7DEE8"/>
+              <w:right w:val="single" w:sz="4" w:color="D7DEE8"/>
+            </w:tcBorders>
+            <w:vAlign w:val="center"/>
+          </w:tcPr>
+          <w:p>
+            <w:pPr>
+              <w:spacing w:before="0" w:after="0" w:line="240" w:lineRule="auto"/>
+            </w:pPr>
+            <w:r>
+              <w:rPr>
+                <w:rFonts w:ascii="Calibri" w:hAnsi="Calibri"/>
+                <w:b w:val="0"/>
+                <w:i w:val="0"/>
+                <w:color w:val="1B263B"/>
+                <w:sz w:val="17"/>
+              </w:rPr>
+              <w:t>Supporting application, configuration, documentation or validation component</w:t>
+            </w:r>
+          </w:p>
+        </w:tc>
+      </w:tr>
+      <w:tr>
+        <w:trPr>
+          <w:cantSplit/>
+        </w:trPr>
+        <w:tc>
+          <w:tcPr>
+            <w:tcW w:type="dxa" w:w="3672"/>
+            <w:tcMar>
+              <w:top w:w="80" w:type="dxa"/>
+              <w:start w:w="120" w:type="dxa"/>
+              <w:bottom w:w="80" w:type="dxa"/>
+              <w:end w:w="120" w:type="dxa"/>
+            </w:tcMar>
+            <w:tcBorders>
+              <w:top w:val="single" w:sz="4" w:color="D7DEE8"/>
+              <w:left w:val="single" w:sz="4" w:color="D7DEE8"/>
+              <w:bottom w:val="single" w:sz="4" w:color="D7DEE8"/>
+              <w:right w:val="single" w:sz="4" w:color="D7DEE8"/>
+            </w:tcBorders>
+            <w:vAlign w:val="center"/>
+          </w:tcPr>
+          <w:p>
+            <w:pPr>
+              <w:spacing w:before="0" w:after="0" w:line="240" w:lineRule="auto"/>
+            </w:pPr>
+            <w:r>
+              <w:rPr>
+                <w:rFonts w:ascii="Calibri" w:hAnsi="Calibri"/>
+                <w:b w:val="0"/>
+                <w:i w:val="0"/>
+                <w:color w:val="1B263B"/>
+                <w:sz w:val="17"/>
+              </w:rPr>
+              <w:t>website/src/lib/ai/groq.ts</w:t>
+            </w:r>
+          </w:p>
+        </w:tc>
+        <w:tc>
+          <w:tcPr>
+            <w:tcW w:type="dxa" w:w="648"/>
+            <w:tcMar>
+              <w:top w:w="80" w:type="dxa"/>
+              <w:start w:w="120" w:type="dxa"/>
+              <w:bottom w:w="80" w:type="dxa"/>
+              <w:end w:w="120" w:type="dxa"/>
+            </w:tcMar>
+            <w:tcBorders>
+              <w:top w:val="single" w:sz="4" w:color="D7DEE8"/>
+              <w:left w:val="single" w:sz="4" w:color="D7DEE8"/>
+              <w:bottom w:val="single" w:sz="4" w:color="D7DEE8"/>
+              <w:right w:val="single" w:sz="4" w:color="D7DEE8"/>
+            </w:tcBorders>
+            <w:vAlign w:val="center"/>
+          </w:tcPr>
+          <w:p>
+            <w:pPr>
+              <w:spacing w:before="0" w:after="0" w:line="240" w:lineRule="auto"/>
+            </w:pPr>
+            <w:r>
+              <w:rPr>
+                <w:rFonts w:ascii="Calibri" w:hAnsi="Calibri"/>
+                <w:b w:val="0"/>
+                <w:i w:val="0"/>
+                <w:color w:val="1B263B"/>
+                <w:sz w:val="17"/>
+              </w:rPr>
+              <w:t>99</w:t>
+            </w:r>
+          </w:p>
+        </w:tc>
+        <w:tc>
+          <w:tcPr>
+            <w:tcW w:type="dxa" w:w="5256"/>
+            <w:tcMar>
+              <w:top w:w="80" w:type="dxa"/>
+              <w:start w:w="120" w:type="dxa"/>
+              <w:bottom w:w="80" w:type="dxa"/>
+              <w:end w:w="120" w:type="dxa"/>
+            </w:tcMar>
+            <w:tcBorders>
+              <w:top w:val="single" w:sz="4" w:color="D7DEE8"/>
+              <w:left w:val="single" w:sz="4" w:color="D7DEE8"/>
+              <w:bottom w:val="single" w:sz="4" w:color="D7DEE8"/>
+              <w:right w:val="single" w:sz="4" w:color="D7DEE8"/>
+            </w:tcBorders>
+            <w:vAlign w:val="center"/>
+          </w:tcPr>
+          <w:p>
+            <w:pPr>
+              <w:spacing w:before="0" w:after="0" w:line="240" w:lineRule="auto"/>
+            </w:pPr>
+            <w:r>
+              <w:rPr>
+                <w:rFonts w:ascii="Calibri" w:hAnsi="Calibri"/>
+                <w:b w:val="0"/>
+                <w:i w:val="0"/>
+                <w:color w:val="1B263B"/>
+                <w:sz w:val="17"/>
+              </w:rPr>
+              <w:t>Supporting application, configuration, documentation or validation component</w:t>
+            </w:r>
+          </w:p>
+        </w:tc>
+      </w:tr>
+      <w:tr>
+        <w:trPr>
+          <w:cantSplit/>
+        </w:trPr>
+        <w:tc>
+          <w:tcPr>
+            <w:tcW w:type="dxa" w:w="3672"/>
+            <w:tcMar>
+              <w:top w:w="80" w:type="dxa"/>
+              <w:start w:w="120" w:type="dxa"/>
+              <w:bottom w:w="80" w:type="dxa"/>
+              <w:end w:w="120" w:type="dxa"/>
+            </w:tcMar>
+            <w:tcBorders>
+              <w:top w:val="single" w:sz="4" w:color="D7DEE8"/>
+              <w:left w:val="single" w:sz="4" w:color="D7DEE8"/>
+              <w:bottom w:val="single" w:sz="4" w:color="D7DEE8"/>
+              <w:right w:val="single" w:sz="4" w:color="D7DEE8"/>
+            </w:tcBorders>
+            <w:vAlign w:val="center"/>
+          </w:tcPr>
+          <w:p>
+            <w:pPr>
+              <w:spacing w:before="0" w:after="0" w:line="240" w:lineRule="auto"/>
+            </w:pPr>
+            <w:r>
+              <w:rPr>
+                <w:rFonts w:ascii="Calibri" w:hAnsi="Calibri"/>
+                <w:b w:val="0"/>
+                <w:i w:val="0"/>
+                <w:color w:val="1B263B"/>
+                <w:sz w:val="17"/>
+              </w:rPr>
+              <w:t>website/src/lib/ai/openai.ts</w:t>
+            </w:r>
+          </w:p>
+        </w:tc>
+        <w:tc>
+          <w:tcPr>
+            <w:tcW w:type="dxa" w:w="648"/>
+            <w:tcMar>
+              <w:top w:w="80" w:type="dxa"/>
+              <w:start w:w="120" w:type="dxa"/>
+              <w:bottom w:w="80" w:type="dxa"/>
+              <w:end w:w="120" w:type="dxa"/>
+            </w:tcMar>
+            <w:tcBorders>
+              <w:top w:val="single" w:sz="4" w:color="D7DEE8"/>
+              <w:left w:val="single" w:sz="4" w:color="D7DEE8"/>
+              <w:bottom w:val="single" w:sz="4" w:color="D7DEE8"/>
+              <w:right w:val="single" w:sz="4" w:color="D7DEE8"/>
+            </w:tcBorders>
+            <w:vAlign w:val="center"/>
+          </w:tcPr>
+          <w:p>
+            <w:pPr>
+              <w:spacing w:before="0" w:after="0" w:line="240" w:lineRule="auto"/>
+            </w:pPr>
+            <w:r>
+              <w:rPr>
+                <w:rFonts w:ascii="Calibri" w:hAnsi="Calibri"/>
+                <w:b w:val="0"/>
+                <w:i w:val="0"/>
+                <w:color w:val="1B263B"/>
+                <w:sz w:val="17"/>
+              </w:rPr>
+              <w:t>122</w:t>
+            </w:r>
+          </w:p>
+        </w:tc>
+        <w:tc>
+          <w:tcPr>
+            <w:tcW w:type="dxa" w:w="5256"/>
+            <w:tcMar>
+              <w:top w:w="80" w:type="dxa"/>
+              <w:start w:w="120" w:type="dxa"/>
+              <w:bottom w:w="80" w:type="dxa"/>
+              <w:end w:w="120" w:type="dxa"/>
+            </w:tcMar>
+            <w:tcBorders>
+              <w:top w:val="single" w:sz="4" w:color="D7DEE8"/>
+              <w:left w:val="single" w:sz="4" w:color="D7DEE8"/>
+              <w:bottom w:val="single" w:sz="4" w:color="D7DEE8"/>
+              <w:right w:val="single" w:sz="4" w:color="D7DEE8"/>
+            </w:tcBorders>
+            <w:vAlign w:val="center"/>
+          </w:tcPr>
+          <w:p>
+            <w:pPr>
+              <w:spacing w:before="0" w:after="0" w:line="240" w:lineRule="auto"/>
+            </w:pPr>
+            <w:r>
+              <w:rPr>
+                <w:rFonts w:ascii="Calibri" w:hAnsi="Calibri"/>
+                <w:b w:val="0"/>
+                <w:i w:val="0"/>
+                <w:color w:val="1B263B"/>
+                <w:sz w:val="17"/>
+              </w:rPr>
+              <w:t>Supporting application, configuration, documentation or validation component</w:t>
+            </w:r>
+          </w:p>
+        </w:tc>
+      </w:tr>
+      <w:tr>
+        <w:trPr>
+          <w:cantSplit/>
+        </w:trPr>
+        <w:tc>
+          <w:tcPr>
+            <w:tcW w:type="dxa" w:w="3672"/>
+            <w:tcMar>
+              <w:top w:w="80" w:type="dxa"/>
+              <w:start w:w="120" w:type="dxa"/>
+              <w:bottom w:w="80" w:type="dxa"/>
+              <w:end w:w="120" w:type="dxa"/>
+            </w:tcMar>
+            <w:tcBorders>
+              <w:top w:val="single" w:sz="4" w:color="D7DEE8"/>
+              <w:left w:val="single" w:sz="4" w:color="D7DEE8"/>
+              <w:bottom w:val="single" w:sz="4" w:color="D7DEE8"/>
+              <w:right w:val="single" w:sz="4" w:color="D7DEE8"/>
+            </w:tcBorders>
+            <w:vAlign w:val="center"/>
+          </w:tcPr>
+          <w:p>
+            <w:pPr>
+              <w:spacing w:before="0" w:after="0" w:line="240" w:lineRule="auto"/>
+            </w:pPr>
+            <w:r>
+              <w:rPr>
+                <w:rFonts w:ascii="Calibri" w:hAnsi="Calibri"/>
+                <w:b w:val="0"/>
+                <w:i w:val="0"/>
+                <w:color w:val="1B263B"/>
+                <w:sz w:val="17"/>
+              </w:rPr>
+              <w:t>website/src/lib/ai/project-context.ts</w:t>
+            </w:r>
+          </w:p>
+        </w:tc>
+        <w:tc>
+          <w:tcPr>
+            <w:tcW w:type="dxa" w:w="648"/>
+            <w:tcMar>
+              <w:top w:w="80" w:type="dxa"/>
+              <w:start w:w="120" w:type="dxa"/>
+              <w:bottom w:w="80" w:type="dxa"/>
+              <w:end w:w="120" w:type="dxa"/>
+            </w:tcMar>
+            <w:tcBorders>
+              <w:top w:val="single" w:sz="4" w:color="D7DEE8"/>
+              <w:left w:val="single" w:sz="4" w:color="D7DEE8"/>
+              <w:bottom w:val="single" w:sz="4" w:color="D7DEE8"/>
+              <w:right w:val="single" w:sz="4" w:color="D7DEE8"/>
+            </w:tcBorders>
+            <w:vAlign w:val="center"/>
+          </w:tcPr>
+          <w:p>
+            <w:pPr>
+              <w:spacing w:before="0" w:after="0" w:line="240" w:lineRule="auto"/>
+            </w:pPr>
+            <w:r>
+              <w:rPr>
+                <w:rFonts w:ascii="Calibri" w:hAnsi="Calibri"/>
+                <w:b w:val="0"/>
+                <w:i w:val="0"/>
+                <w:color w:val="1B263B"/>
+                <w:sz w:val="17"/>
+              </w:rPr>
+              <w:t>123</w:t>
+            </w:r>
+          </w:p>
+        </w:tc>
+        <w:tc>
+          <w:tcPr>
+            <w:tcW w:type="dxa" w:w="5256"/>
+            <w:tcMar>
+              <w:top w:w="80" w:type="dxa"/>
+              <w:start w:w="120" w:type="dxa"/>
+              <w:bottom w:w="80" w:type="dxa"/>
+              <w:end w:w="120" w:type="dxa"/>
+            </w:tcMar>
+            <w:tcBorders>
+              <w:top w:val="single" w:sz="4" w:color="D7DEE8"/>
+              <w:left w:val="single" w:sz="4" w:color="D7DEE8"/>
+              <w:bottom w:val="single" w:sz="4" w:color="D7DEE8"/>
+              <w:right w:val="single" w:sz="4" w:color="D7DEE8"/>
+            </w:tcBorders>
+            <w:vAlign w:val="center"/>
+          </w:tcPr>
+          <w:p>
+            <w:pPr>
+              <w:spacing w:before="0" w:after="0" w:line="240" w:lineRule="auto"/>
+            </w:pPr>
+            <w:r>
+              <w:rPr>
+                <w:rFonts w:ascii="Calibri" w:hAnsi="Calibri"/>
+                <w:b w:val="0"/>
+                <w:i w:val="0"/>
+                <w:color w:val="1B263B"/>
+                <w:sz w:val="17"/>
+              </w:rPr>
+              <w:t>Supporting application, configuration, documentation or validation component</w:t>
+            </w:r>
+          </w:p>
+        </w:tc>
+      </w:tr>
+      <w:tr>
+        <w:trPr>
+          <w:cantSplit/>
+        </w:trPr>
+        <w:tc>
+          <w:tcPr>
+            <w:tcW w:type="dxa" w:w="3672"/>
+            <w:tcMar>
+              <w:top w:w="80" w:type="dxa"/>
+              <w:start w:w="120" w:type="dxa"/>
+              <w:bottom w:w="80" w:type="dxa"/>
+              <w:end w:w="120" w:type="dxa"/>
+            </w:tcMar>
+            <w:tcBorders>
+              <w:top w:val="single" w:sz="4" w:color="D7DEE8"/>
+              <w:left w:val="single" w:sz="4" w:color="D7DEE8"/>
+              <w:bottom w:val="single" w:sz="4" w:color="D7DEE8"/>
+              <w:right w:val="single" w:sz="4" w:color="D7DEE8"/>
+            </w:tcBorders>
+            <w:vAlign w:val="center"/>
+          </w:tcPr>
+          <w:p>
+            <w:pPr>
+              <w:spacing w:before="0" w:after="0" w:line="240" w:lineRule="auto"/>
+            </w:pPr>
+            <w:r>
+              <w:rPr>
+                <w:rFonts w:ascii="Calibri" w:hAnsi="Calibri"/>
+                <w:b w:val="0"/>
+                <w:i w:val="0"/>
+                <w:color w:val="1B263B"/>
+                <w:sz w:val="17"/>
+              </w:rPr>
+              <w:t>website/src/lib/ai/provider.ts</w:t>
+            </w:r>
+          </w:p>
+        </w:tc>
+        <w:tc>
+          <w:tcPr>
+            <w:tcW w:type="dxa" w:w="648"/>
+            <w:tcMar>
+              <w:top w:w="80" w:type="dxa"/>
+              <w:start w:w="120" w:type="dxa"/>
+              <w:bottom w:w="80" w:type="dxa"/>
+              <w:end w:w="120" w:type="dxa"/>
+            </w:tcMar>
+            <w:tcBorders>
+              <w:top w:val="single" w:sz="4" w:color="D7DEE8"/>
+              <w:left w:val="single" w:sz="4" w:color="D7DEE8"/>
+              <w:bottom w:val="single" w:sz="4" w:color="D7DEE8"/>
+              <w:right w:val="single" w:sz="4" w:color="D7DEE8"/>
+            </w:tcBorders>
+            <w:vAlign w:val="center"/>
+          </w:tcPr>
+          <w:p>
+            <w:pPr>
+              <w:spacing w:before="0" w:after="0" w:line="240" w:lineRule="auto"/>
+            </w:pPr>
+            <w:r>
+              <w:rPr>
+                <w:rFonts w:ascii="Calibri" w:hAnsi="Calibri"/>
+                <w:b w:val="0"/>
+                <w:i w:val="0"/>
+                <w:color w:val="1B263B"/>
+                <w:sz w:val="17"/>
+              </w:rPr>
+              <w:t>36</w:t>
+            </w:r>
+          </w:p>
+        </w:tc>
+        <w:tc>
+          <w:tcPr>
+            <w:tcW w:type="dxa" w:w="5256"/>
+            <w:tcMar>
+              <w:top w:w="80" w:type="dxa"/>
+              <w:start w:w="120" w:type="dxa"/>
+              <w:bottom w:w="80" w:type="dxa"/>
+              <w:end w:w="120" w:type="dxa"/>
+            </w:tcMar>
+            <w:tcBorders>
+              <w:top w:val="single" w:sz="4" w:color="D7DEE8"/>
+              <w:left w:val="single" w:sz="4" w:color="D7DEE8"/>
+              <w:bottom w:val="single" w:sz="4" w:color="D7DEE8"/>
+              <w:right w:val="single" w:sz="4" w:color="D7DEE8"/>
+            </w:tcBorders>
+            <w:vAlign w:val="center"/>
+          </w:tcPr>
+          <w:p>
+            <w:pPr>
+              <w:spacing w:before="0" w:after="0" w:line="240" w:lineRule="auto"/>
+            </w:pPr>
+            <w:r>
+              <w:rPr>
+                <w:rFonts w:ascii="Calibri" w:hAnsi="Calibri"/>
+                <w:b w:val="0"/>
+                <w:i w:val="0"/>
+                <w:color w:val="1B263B"/>
+                <w:sz w:val="17"/>
+              </w:rPr>
+              <w:t>Supporting application, configuration, documentation or validation component</w:t>
+            </w:r>
+          </w:p>
+        </w:tc>
+      </w:tr>
+      <w:tr>
+        <w:trPr>
+          <w:cantSplit/>
+        </w:trPr>
+        <w:tc>
+          <w:tcPr>
+            <w:tcW w:type="dxa" w:w="3672"/>
+            <w:tcMar>
+              <w:top w:w="80" w:type="dxa"/>
+              <w:start w:w="120" w:type="dxa"/>
+              <w:bottom w:w="80" w:type="dxa"/>
+              <w:end w:w="120" w:type="dxa"/>
+            </w:tcMar>
+            <w:tcBorders>
+              <w:top w:val="single" w:sz="4" w:color="D7DEE8"/>
+              <w:left w:val="single" w:sz="4" w:color="D7DEE8"/>
+              <w:bottom w:val="single" w:sz="4" w:color="D7DEE8"/>
+              <w:right w:val="single" w:sz="4" w:color="D7DEE8"/>
+            </w:tcBorders>
+            <w:vAlign w:val="center"/>
+          </w:tcPr>
+          <w:p>
+            <w:pPr>
+              <w:spacing w:before="0" w:after="0" w:line="240" w:lineRule="auto"/>
+            </w:pPr>
+            <w:r>
+              <w:rPr>
+                <w:rFonts w:ascii="Calibri" w:hAnsi="Calibri"/>
+                <w:b w:val="0"/>
+                <w:i w:val="0"/>
+                <w:color w:val="1B263B"/>
+                <w:sz w:val="17"/>
+              </w:rPr>
+              <w:t>website/src/lib/ai/rate-limit.ts</w:t>
+            </w:r>
+          </w:p>
+        </w:tc>
+        <w:tc>
+          <w:tcPr>
+            <w:tcW w:type="dxa" w:w="648"/>
+            <w:tcMar>
+              <w:top w:w="80" w:type="dxa"/>
+              <w:start w:w="120" w:type="dxa"/>
+              <w:bottom w:w="80" w:type="dxa"/>
+              <w:end w:w="120" w:type="dxa"/>
+            </w:tcMar>
+            <w:tcBorders>
+              <w:top w:val="single" w:sz="4" w:color="D7DEE8"/>
+              <w:left w:val="single" w:sz="4" w:color="D7DEE8"/>
+              <w:bottom w:val="single" w:sz="4" w:color="D7DEE8"/>
+              <w:right w:val="single" w:sz="4" w:color="D7DEE8"/>
+            </w:tcBorders>
+            <w:vAlign w:val="center"/>
+          </w:tcPr>
+          <w:p>
+            <w:pPr>
+              <w:spacing w:before="0" w:after="0" w:line="240" w:lineRule="auto"/>
+            </w:pPr>
+            <w:r>
+              <w:rPr>
+                <w:rFonts w:ascii="Calibri" w:hAnsi="Calibri"/>
+                <w:b w:val="0"/>
+                <w:i w:val="0"/>
+                <w:color w:val="1B263B"/>
+                <w:sz w:val="17"/>
+              </w:rPr>
+              <w:t>30</w:t>
+            </w:r>
+          </w:p>
+        </w:tc>
+        <w:tc>
+          <w:tcPr>
+            <w:tcW w:type="dxa" w:w="5256"/>
+            <w:tcMar>
+              <w:top w:w="80" w:type="dxa"/>
+              <w:start w:w="120" w:type="dxa"/>
+              <w:bottom w:w="80" w:type="dxa"/>
+              <w:end w:w="120" w:type="dxa"/>
+            </w:tcMar>
+            <w:tcBorders>
+              <w:top w:val="single" w:sz="4" w:color="D7DEE8"/>
+              <w:left w:val="single" w:sz="4" w:color="D7DEE8"/>
+              <w:bottom w:val="single" w:sz="4" w:color="D7DEE8"/>
+              <w:right w:val="single" w:sz="4" w:color="D7DEE8"/>
+            </w:tcBorders>
+            <w:vAlign w:val="center"/>
+          </w:tcPr>
+          <w:p>
+            <w:pPr>
+              <w:spacing w:before="0" w:after="0" w:line="240" w:lineRule="auto"/>
+            </w:pPr>
+            <w:r>
+              <w:rPr>
+                <w:rFonts w:ascii="Calibri" w:hAnsi="Calibri"/>
+                <w:b w:val="0"/>
+                <w:i w:val="0"/>
+                <w:color w:val="1B263B"/>
+                <w:sz w:val="17"/>
+              </w:rPr>
+              <w:t>Supporting application, configuration, documentation or validation component</w:t>
+            </w:r>
+          </w:p>
+        </w:tc>
+      </w:tr>
+    </w:tbl>
+    <w:p>
+      <w:pPr>
+        <w:spacing w:after="60"/>
+      </w:pPr>
+    </w:p>
+    <w:p>
+      <w:pPr>
+        <w:pStyle w:val="Heading2"/>
+      </w:pPr>
+      <w:r>
+        <w:t>Appendix A continued</w:t>
+      </w:r>
+    </w:p>
+    <w:tbl>
+      <w:tblPr>
+        <w:tblW w:type="auto" w:w="0"/>
+        <w:jc w:val="left"/>
+        <w:tblLayout w:type="fixed"/>
+        <w:tblLook w:firstColumn="1" w:firstRow="1" w:lastColumn="0" w:lastRow="0" w:noHBand="0" w:noVBand="1" w:val="04A0"/>
+      </w:tblPr>
+      <w:tblGrid>
+        <w:gridCol w:w="3389"/>
+        <w:gridCol w:w="3389"/>
+        <w:gridCol w:w="3389"/>
+      </w:tblGrid>
+      <w:tr>
+        <w:trPr>
+          <w:tblHeader w:val="true"/>
+          <w:cantSplit/>
+        </w:trPr>
+        <w:tc>
+          <w:tcPr>
+            <w:tcW w:type="dxa" w:w="3672"/>
+            <w:tcMar>
+              <w:top w:w="80" w:type="dxa"/>
+              <w:start w:w="120" w:type="dxa"/>
+              <w:bottom w:w="80" w:type="dxa"/>
+              <w:end w:w="120" w:type="dxa"/>
+            </w:tcMar>
+            <w:shd w:fill="E8EEF5"/>
+            <w:tcBorders>
+              <w:top w:val="single" w:sz="4" w:color="D7DEE8"/>
+              <w:left w:val="single" w:sz="4" w:color="D7DEE8"/>
+              <w:bottom w:val="single" w:sz="4" w:color="D7DEE8"/>
+              <w:right w:val="single" w:sz="4" w:color="D7DEE8"/>
+            </w:tcBorders>
+            <w:vAlign w:val="center"/>
+          </w:tcPr>
+          <w:p>
+            <w:pPr>
+              <w:spacing w:before="0" w:after="0" w:line="240" w:lineRule="auto"/>
+            </w:pPr>
+            <w:r>
+              <w:rPr>
+                <w:rFonts w:ascii="Calibri" w:hAnsi="Calibri"/>
+                <w:b/>
+                <w:i w:val="0"/>
+                <w:color w:val="0B2545"/>
+                <w:sz w:val="17"/>
+              </w:rPr>
+              <w:t>File</w:t>
+            </w:r>
+          </w:p>
+        </w:tc>
+        <w:tc>
+          <w:tcPr>
+            <w:tcW w:type="dxa" w:w="648"/>
+            <w:tcMar>
+              <w:top w:w="80" w:type="dxa"/>
+              <w:start w:w="120" w:type="dxa"/>
+              <w:bottom w:w="80" w:type="dxa"/>
+              <w:end w:w="120" w:type="dxa"/>
+            </w:tcMar>
+            <w:shd w:fill="E8EEF5"/>
+            <w:tcBorders>
+              <w:top w:val="single" w:sz="4" w:color="D7DEE8"/>
+              <w:left w:val="single" w:sz="4" w:color="D7DEE8"/>
+              <w:bottom w:val="single" w:sz="4" w:color="D7DEE8"/>
+              <w:right w:val="single" w:sz="4" w:color="D7DEE8"/>
+            </w:tcBorders>
+            <w:vAlign w:val="center"/>
+          </w:tcPr>
+          <w:p>
+            <w:pPr>
+              <w:spacing w:before="0" w:after="0" w:line="240" w:lineRule="auto"/>
+            </w:pPr>
+            <w:r>
+              <w:rPr>
+                <w:rFonts w:ascii="Calibri" w:hAnsi="Calibri"/>
+                <w:b/>
+                <w:i w:val="0"/>
+                <w:color w:val="0B2545"/>
+                <w:sz w:val="17"/>
+              </w:rPr>
+              <w:t>Lines</w:t>
+            </w:r>
+          </w:p>
+        </w:tc>
+        <w:tc>
+          <w:tcPr>
+            <w:tcW w:type="dxa" w:w="5256"/>
+            <w:tcMar>
+              <w:top w:w="80" w:type="dxa"/>
+              <w:start w:w="120" w:type="dxa"/>
+              <w:bottom w:w="80" w:type="dxa"/>
+              <w:end w:w="120" w:type="dxa"/>
+            </w:tcMar>
+            <w:shd w:fill="E8EEF5"/>
+            <w:tcBorders>
+              <w:top w:val="single" w:sz="4" w:color="D7DEE8"/>
+              <w:left w:val="single" w:sz="4" w:color="D7DEE8"/>
+              <w:bottom w:val="single" w:sz="4" w:color="D7DEE8"/>
+              <w:right w:val="single" w:sz="4" w:color="D7DEE8"/>
+            </w:tcBorders>
+            <w:vAlign w:val="center"/>
+          </w:tcPr>
+          <w:p>
+            <w:pPr>
+              <w:spacing w:before="0" w:after="0" w:line="240" w:lineRule="auto"/>
+            </w:pPr>
+            <w:r>
+              <w:rPr>
+                <w:rFonts w:ascii="Calibri" w:hAnsi="Calibri"/>
+                <w:b/>
+                <w:i w:val="0"/>
+                <w:color w:val="0B2545"/>
+                <w:sz w:val="17"/>
+              </w:rPr>
+              <w:t>Role</w:t>
+            </w:r>
+          </w:p>
+        </w:tc>
+      </w:tr>
+      <w:tr>
+        <w:trPr>
+          <w:cantSplit/>
+        </w:trPr>
+        <w:tc>
+          <w:tcPr>
+            <w:tcW w:type="dxa" w:w="3672"/>
+            <w:tcMar>
+              <w:top w:w="80" w:type="dxa"/>
+              <w:start w:w="120" w:type="dxa"/>
+              <w:bottom w:w="80" w:type="dxa"/>
+              <w:end w:w="120" w:type="dxa"/>
+            </w:tcMar>
+            <w:tcBorders>
+              <w:top w:val="single" w:sz="4" w:color="D7DEE8"/>
+              <w:left w:val="single" w:sz="4" w:color="D7DEE8"/>
+              <w:bottom w:val="single" w:sz="4" w:color="D7DEE8"/>
+              <w:right w:val="single" w:sz="4" w:color="D7DEE8"/>
+            </w:tcBorders>
+            <w:vAlign w:val="center"/>
+          </w:tcPr>
+          <w:p>
+            <w:pPr>
+              <w:spacing w:before="0" w:after="0" w:line="240" w:lineRule="auto"/>
+            </w:pPr>
+            <w:r>
+              <w:rPr>
+                <w:rFonts w:ascii="Calibri" w:hAnsi="Calibri"/>
+                <w:b w:val="0"/>
+                <w:i w:val="0"/>
+                <w:color w:val="1B263B"/>
+                <w:sz w:val="17"/>
+              </w:rPr>
+              <w:t>website/src/lib/ai/request.ts</w:t>
+            </w:r>
+          </w:p>
+        </w:tc>
+        <w:tc>
+          <w:tcPr>
+            <w:tcW w:type="dxa" w:w="648"/>
+            <w:tcMar>
+              <w:top w:w="80" w:type="dxa"/>
+              <w:start w:w="120" w:type="dxa"/>
+              <w:bottom w:w="80" w:type="dxa"/>
+              <w:end w:w="120" w:type="dxa"/>
+            </w:tcMar>
+            <w:tcBorders>
+              <w:top w:val="single" w:sz="4" w:color="D7DEE8"/>
+              <w:left w:val="single" w:sz="4" w:color="D7DEE8"/>
+              <w:bottom w:val="single" w:sz="4" w:color="D7DEE8"/>
+              <w:right w:val="single" w:sz="4" w:color="D7DEE8"/>
+            </w:tcBorders>
+            <w:vAlign w:val="center"/>
+          </w:tcPr>
+          <w:p>
+            <w:pPr>
+              <w:spacing w:before="0" w:after="0" w:line="240" w:lineRule="auto"/>
+            </w:pPr>
+            <w:r>
+              <w:rPr>
+                <w:rFonts w:ascii="Calibri" w:hAnsi="Calibri"/>
+                <w:b w:val="0"/>
+                <w:i w:val="0"/>
+                <w:color w:val="1B263B"/>
+                <w:sz w:val="17"/>
+              </w:rPr>
+              <w:t>83</w:t>
+            </w:r>
+          </w:p>
+        </w:tc>
+        <w:tc>
+          <w:tcPr>
+            <w:tcW w:type="dxa" w:w="5256"/>
+            <w:tcMar>
+              <w:top w:w="80" w:type="dxa"/>
+              <w:start w:w="120" w:type="dxa"/>
+              <w:bottom w:w="80" w:type="dxa"/>
+              <w:end w:w="120" w:type="dxa"/>
+            </w:tcMar>
+            <w:tcBorders>
+              <w:top w:val="single" w:sz="4" w:color="D7DEE8"/>
+              <w:left w:val="single" w:sz="4" w:color="D7DEE8"/>
+              <w:bottom w:val="single" w:sz="4" w:color="D7DEE8"/>
+              <w:right w:val="single" w:sz="4" w:color="D7DEE8"/>
+            </w:tcBorders>
+            <w:vAlign w:val="center"/>
+          </w:tcPr>
+          <w:p>
+            <w:pPr>
+              <w:spacing w:before="0" w:after="0" w:line="240" w:lineRule="auto"/>
+            </w:pPr>
+            <w:r>
+              <w:rPr>
+                <w:rFonts w:ascii="Calibri" w:hAnsi="Calibri"/>
+                <w:b w:val="0"/>
+                <w:i w:val="0"/>
+                <w:color w:val="1B263B"/>
+                <w:sz w:val="17"/>
+              </w:rPr>
+              <w:t>Supporting application, configuration, documentation or validation component</w:t>
+            </w:r>
+          </w:p>
+        </w:tc>
+      </w:tr>
+      <w:tr>
+        <w:trPr>
+          <w:cantSplit/>
+        </w:trPr>
+        <w:tc>
+          <w:tcPr>
+            <w:tcW w:type="dxa" w:w="3672"/>
+            <w:tcMar>
+              <w:top w:w="80" w:type="dxa"/>
+              <w:start w:w="120" w:type="dxa"/>
+              <w:bottom w:w="80" w:type="dxa"/>
+              <w:end w:w="120" w:type="dxa"/>
+            </w:tcMar>
+            <w:tcBorders>
+              <w:top w:val="single" w:sz="4" w:color="D7DEE8"/>
+              <w:left w:val="single" w:sz="4" w:color="D7DEE8"/>
+              <w:bottom w:val="single" w:sz="4" w:color="D7DEE8"/>
+              <w:right w:val="single" w:sz="4" w:color="D7DEE8"/>
+            </w:tcBorders>
+            <w:vAlign w:val="center"/>
+          </w:tcPr>
+          <w:p>
+            <w:pPr>
+              <w:spacing w:before="0" w:after="0" w:line="240" w:lineRule="auto"/>
+            </w:pPr>
+            <w:r>
+              <w:rPr>
+                <w:rFonts w:ascii="Calibri" w:hAnsi="Calibri"/>
+                <w:b w:val="0"/>
+                <w:i w:val="0"/>
+                <w:color w:val="1B263B"/>
+                <w:sz w:val="17"/>
+              </w:rPr>
+              <w:t>website/src/lib/ai/samco-director.ts</w:t>
+            </w:r>
+          </w:p>
+        </w:tc>
+        <w:tc>
+          <w:tcPr>
+            <w:tcW w:type="dxa" w:w="648"/>
+            <w:tcMar>
+              <w:top w:w="80" w:type="dxa"/>
+              <w:start w:w="120" w:type="dxa"/>
+              <w:bottom w:w="80" w:type="dxa"/>
+              <w:end w:w="120" w:type="dxa"/>
+            </w:tcMar>
+            <w:tcBorders>
+              <w:top w:val="single" w:sz="4" w:color="D7DEE8"/>
+              <w:left w:val="single" w:sz="4" w:color="D7DEE8"/>
+              <w:bottom w:val="single" w:sz="4" w:color="D7DEE8"/>
+              <w:right w:val="single" w:sz="4" w:color="D7DEE8"/>
+            </w:tcBorders>
+            <w:vAlign w:val="center"/>
+          </w:tcPr>
+          <w:p>
+            <w:pPr>
+              <w:spacing w:before="0" w:after="0" w:line="240" w:lineRule="auto"/>
+            </w:pPr>
+            <w:r>
+              <w:rPr>
+                <w:rFonts w:ascii="Calibri" w:hAnsi="Calibri"/>
+                <w:b w:val="0"/>
+                <w:i w:val="0"/>
+                <w:color w:val="1B263B"/>
+                <w:sz w:val="17"/>
+              </w:rPr>
+              <w:t>18</w:t>
+            </w:r>
+          </w:p>
+        </w:tc>
+        <w:tc>
+          <w:tcPr>
+            <w:tcW w:type="dxa" w:w="5256"/>
+            <w:tcMar>
+              <w:top w:w="80" w:type="dxa"/>
+              <w:start w:w="120" w:type="dxa"/>
+              <w:bottom w:w="80" w:type="dxa"/>
+              <w:end w:w="120" w:type="dxa"/>
+            </w:tcMar>
+            <w:tcBorders>
+              <w:top w:val="single" w:sz="4" w:color="D7DEE8"/>
+              <w:left w:val="single" w:sz="4" w:color="D7DEE8"/>
+              <w:bottom w:val="single" w:sz="4" w:color="D7DEE8"/>
+              <w:right w:val="single" w:sz="4" w:color="D7DEE8"/>
+            </w:tcBorders>
+            <w:vAlign w:val="center"/>
+          </w:tcPr>
+          <w:p>
+            <w:pPr>
+              <w:spacing w:before="0" w:after="0" w:line="240" w:lineRule="auto"/>
+            </w:pPr>
+            <w:r>
+              <w:rPr>
+                <w:rFonts w:ascii="Calibri" w:hAnsi="Calibri"/>
+                <w:b w:val="0"/>
+                <w:i w:val="0"/>
+                <w:color w:val="1B263B"/>
+                <w:sz w:val="17"/>
+              </w:rPr>
+              <w:t>Supporting application, configuration, documentation or validation component</w:t>
+            </w:r>
+          </w:p>
+        </w:tc>
+      </w:tr>
+      <w:tr>
+        <w:trPr>
+          <w:cantSplit/>
+        </w:trPr>
+        <w:tc>
+          <w:tcPr>
+            <w:tcW w:type="dxa" w:w="3672"/>
+            <w:tcMar>
+              <w:top w:w="80" w:type="dxa"/>
+              <w:start w:w="120" w:type="dxa"/>
+              <w:bottom w:w="80" w:type="dxa"/>
+              <w:end w:w="120" w:type="dxa"/>
+            </w:tcMar>
+            <w:tcBorders>
+              <w:top w:val="single" w:sz="4" w:color="D7DEE8"/>
+              <w:left w:val="single" w:sz="4" w:color="D7DEE8"/>
+              <w:bottom w:val="single" w:sz="4" w:color="D7DEE8"/>
+              <w:right w:val="single" w:sz="4" w:color="D7DEE8"/>
+            </w:tcBorders>
+            <w:vAlign w:val="center"/>
+          </w:tcPr>
+          <w:p>
+            <w:pPr>
+              <w:spacing w:before="0" w:after="0" w:line="240" w:lineRule="auto"/>
+            </w:pPr>
+            <w:r>
+              <w:rPr>
+                <w:rFonts w:ascii="Calibri" w:hAnsi="Calibri"/>
+                <w:b w:val="0"/>
+                <w:i w:val="0"/>
+                <w:color w:val="1B263B"/>
+                <w:sz w:val="17"/>
+              </w:rPr>
+              <w:t>website/src/lib/schedule-intelligence.ts</w:t>
+            </w:r>
+          </w:p>
+        </w:tc>
+        <w:tc>
+          <w:tcPr>
+            <w:tcW w:type="dxa" w:w="648"/>
+            <w:tcMar>
+              <w:top w:w="80" w:type="dxa"/>
+              <w:start w:w="120" w:type="dxa"/>
+              <w:bottom w:w="80" w:type="dxa"/>
+              <w:end w:w="120" w:type="dxa"/>
+            </w:tcMar>
+            <w:tcBorders>
+              <w:top w:val="single" w:sz="4" w:color="D7DEE8"/>
+              <w:left w:val="single" w:sz="4" w:color="D7DEE8"/>
+              <w:bottom w:val="single" w:sz="4" w:color="D7DEE8"/>
+              <w:right w:val="single" w:sz="4" w:color="D7DEE8"/>
+            </w:tcBorders>
+            <w:vAlign w:val="center"/>
+          </w:tcPr>
+          <w:p>
+            <w:pPr>
+              <w:spacing w:before="0" w:after="0" w:line="240" w:lineRule="auto"/>
+            </w:pPr>
+            <w:r>
+              <w:rPr>
+                <w:rFonts w:ascii="Calibri" w:hAnsi="Calibri"/>
+                <w:b w:val="0"/>
+                <w:i w:val="0"/>
+                <w:color w:val="1B263B"/>
+                <w:sz w:val="17"/>
+              </w:rPr>
+              <w:t>652</w:t>
+            </w:r>
+          </w:p>
+        </w:tc>
+        <w:tc>
+          <w:tcPr>
+            <w:tcW w:type="dxa" w:w="5256"/>
+            <w:tcMar>
+              <w:top w:w="80" w:type="dxa"/>
+              <w:start w:w="120" w:type="dxa"/>
+              <w:bottom w:w="80" w:type="dxa"/>
+              <w:end w:w="120" w:type="dxa"/>
+            </w:tcMar>
+            <w:tcBorders>
+              <w:top w:val="single" w:sz="4" w:color="D7DEE8"/>
+              <w:left w:val="single" w:sz="4" w:color="D7DEE8"/>
+              <w:bottom w:val="single" w:sz="4" w:color="D7DEE8"/>
+              <w:right w:val="single" w:sz="4" w:color="D7DEE8"/>
+            </w:tcBorders>
+            <w:vAlign w:val="center"/>
+          </w:tcPr>
+          <w:p>
+            <w:pPr>
+              <w:spacing w:before="0" w:after="0" w:line="240" w:lineRule="auto"/>
+            </w:pPr>
+            <w:r>
+              <w:rPr>
+                <w:rFonts w:ascii="Calibri" w:hAnsi="Calibri"/>
+                <w:b w:val="0"/>
+                <w:i w:val="0"/>
+                <w:color w:val="1B263B"/>
+                <w:sz w:val="17"/>
+              </w:rPr>
+              <w:t>Supporting application, configuration, documentation or validation component</w:t>
+            </w:r>
+          </w:p>
+        </w:tc>
+      </w:tr>
+      <w:tr>
+        <w:trPr>
+          <w:cantSplit/>
+        </w:trPr>
         <w:tc>
           <w:tcPr>
             <w:tcW w:type="dxa" w:w="3672"/>
@@ -19747,6 +22595,7 @@
       <w:tr>
         <w:trPr>
           <w:tblHeader w:val="true"/>
+          <w:cantSplit/>
         </w:trPr>
         <w:tc>
           <w:tcPr>
@@ -19852,6 +22701,9 @@
         </w:tc>
       </w:tr>
       <w:tr>
+        <w:trPr>
+          <w:cantSplit/>
+        </w:trPr>
         <w:tc>
           <w:tcPr>
             <w:tcW w:type="dxa" w:w="3024"/>
@@ -19953,6 +22805,9 @@
         </w:tc>
       </w:tr>
       <w:tr>
+        <w:trPr>
+          <w:cantSplit/>
+        </w:trPr>
         <w:tc>
           <w:tcPr>
             <w:tcW w:type="dxa" w:w="3024"/>
@@ -20054,6 +22909,9 @@
         </w:tc>
       </w:tr>
       <w:tr>
+        <w:trPr>
+          <w:cantSplit/>
+        </w:trPr>
         <w:tc>
           <w:tcPr>
             <w:tcW w:type="dxa" w:w="3024"/>
@@ -20083,7 +22941,7 @@
                 <w:color w:val="1B263B"/>
                 <w:sz w:val="17"/>
               </w:rPr>
-              <w:t>test_letters_auto_ingest.py</w:t>
+              <w:t>test_controlled_tia_submission.py</w:t>
             </w:r>
           </w:p>
         </w:tc>
@@ -20116,7 +22974,7 @@
                 <w:color w:val="1B263B"/>
                 <w:sz w:val="17"/>
               </w:rPr>
-              <w:t>3</w:t>
+              <w:t>5</w:t>
             </w:r>
           </w:p>
         </w:tc>
@@ -20149,12 +23007,15 @@
                 <w:color w:val="1B263B"/>
                 <w:sz w:val="17"/>
               </w:rPr>
-              <w:t>auto ingest adds direction links and threads; auto ingest does not duplicate existing reference; folder fingerprint changes when letter changes</w:t>
+              <w:t>the big submission matrix is the active position; the big event mapping exhibits are evidence only and project scoped; the big view exhibits are project scoped and match the public workflow; plus 2 more</w:t>
             </w:r>
           </w:p>
         </w:tc>
       </w:tr>
       <w:tr>
+        <w:trPr>
+          <w:cantSplit/>
+        </w:trPr>
         <w:tc>
           <w:tcPr>
             <w:tcW w:type="dxa" w:w="3024"/>
@@ -20184,7 +23045,7 @@
                 <w:color w:val="1B263B"/>
                 <w:sz w:val="17"/>
               </w:rPr>
-              <w:t>test_nextjs_data_generator.py</w:t>
+              <w:t>test_letters_auto_ingest.py</w:t>
             </w:r>
           </w:p>
         </w:tc>
@@ -20250,12 +23111,15 @@
                 <w:color w:val="1B263B"/>
                 <w:sz w:val="17"/>
               </w:rPr>
-              <w:t>risk matrix excludes closed records and uses active probability impact; submitted tia guide is not inferred from a project name; project local submitted tia visuals are scoped and prefer revised variants</w:t>
+              <w:t>auto ingest adds direction links and threads; auto ingest does not duplicate existing reference; folder fingerprint changes when letter changes</w:t>
             </w:r>
           </w:p>
         </w:tc>
       </w:tr>
       <w:tr>
+        <w:trPr>
+          <w:cantSplit/>
+        </w:trPr>
         <w:tc>
           <w:tcPr>
             <w:tcW w:type="dxa" w:w="3024"/>
@@ -20285,7 +23149,7 @@
                 <w:color w:val="1B263B"/>
                 <w:sz w:val="17"/>
               </w:rPr>
-              <w:t>test_openai_gateway.py</w:t>
+              <w:t>test_nextjs_data_generator.py</w:t>
             </w:r>
           </w:p>
         </w:tc>
@@ -20318,7 +23182,7 @@
                 <w:color w:val="1B263B"/>
                 <w:sz w:val="17"/>
               </w:rPr>
-              <w:t>2</w:t>
+              <w:t>6</w:t>
             </w:r>
           </w:p>
         </w:tc>
@@ -20351,12 +23215,15 @@
                 <w:color w:val="1B263B"/>
                 <w:sz w:val="17"/>
               </w:rPr>
-              <w:t>contract answer uses local engine when openai disabled; gateway does not call openai without enable flag</w:t>
+              <w:t>discovered project payload is json serializable; risk matrix excludes closed records and uses active probability impact; submitted tia guide is not inferred from a project name; plus 3 more</w:t>
             </w:r>
           </w:p>
         </w:tc>
       </w:tr>
       <w:tr>
+        <w:trPr>
+          <w:cantSplit/>
+        </w:trPr>
         <w:tc>
           <w:tcPr>
             <w:tcW w:type="dxa" w:w="3024"/>
@@ -20386,7 +23253,7 @@
                 <w:color w:val="1B263B"/>
                 <w:sz w:val="17"/>
               </w:rPr>
-              <w:t>test_project_catalog.py</w:t>
+              <w:t>test_openai_gateway.py</w:t>
             </w:r>
           </w:p>
         </w:tc>
@@ -20419,7 +23286,7 @@
                 <w:color w:val="1B263B"/>
                 <w:sz w:val="17"/>
               </w:rPr>
-              <w:t>6</w:t>
+              <w:t>2</w:t>
             </w:r>
           </w:p>
         </w:tc>
@@ -20452,12 +23319,15 @@
                 <w:color w:val="1B263B"/>
                 <w:sz w:val="17"/>
               </w:rPr>
-              <w:t>discovers more than twenty project folders; discovers projects nested under sector folders; project data paths are isolated; plus 3 more</w:t>
+              <w:t>contract answer uses local engine when openai disabled; gateway does not call openai without enable flag</w:t>
             </w:r>
           </w:p>
         </w:tc>
       </w:tr>
       <w:tr>
+        <w:trPr>
+          <w:cantSplit/>
+        </w:trPr>
         <w:tc>
           <w:tcPr>
             <w:tcW w:type="dxa" w:w="3024"/>
@@ -20487,7 +23357,7 @@
                 <w:color w:val="1B263B"/>
                 <w:sz w:val="17"/>
               </w:rPr>
-              <w:t>test_project_report_artifacts.py</w:t>
+              <w:t>test_project_catalog.py</w:t>
             </w:r>
           </w:p>
         </w:tc>
@@ -20520,7 +23390,7 @@
                 <w:color w:val="1B263B"/>
                 <w:sz w:val="17"/>
               </w:rPr>
-              <w:t>2</w:t>
+              <w:t>7</w:t>
             </w:r>
           </w:p>
         </w:tc>
@@ -20553,12 +23423,15 @@
                 <w:color w:val="1B263B"/>
                 <w:sz w:val="17"/>
               </w:rPr>
-              <w:t>report artifacts are project scoped and reused when unchanged; changed project regenerates without rewriting another project</w:t>
+              <w:t>discovers more than twenty project folders; discovers projects nested under sector folders; project data paths are isolated; plus 4 more</w:t>
             </w:r>
           </w:p>
         </w:tc>
       </w:tr>
       <w:tr>
+        <w:trPr>
+          <w:cantSplit/>
+        </w:trPr>
         <w:tc>
           <w:tcPr>
             <w:tcW w:type="dxa" w:w="3024"/>
@@ -20588,7 +23461,7 @@
                 <w:color w:val="1B263B"/>
                 <w:sz w:val="17"/>
               </w:rPr>
-              <w:t>test_tia_relationship_logic.py</w:t>
+              <w:t>test_project_chart_payloads.py</w:t>
             </w:r>
           </w:p>
         </w:tc>
@@ -20621,7 +23494,7 @@
                 <w:color w:val="1B263B"/>
                 <w:sz w:val="17"/>
               </w:rPr>
-              <w:t>2</w:t>
+              <w:t>5</w:t>
             </w:r>
           </w:p>
         </w:tc>
@@ -20654,12 +23527,15 @@
                 <w:color w:val="1B263B"/>
                 <w:sz w:val="17"/>
               </w:rPr>
-              <w:t>relationship file is normalized and attached to own activity only; missing relationship file does not invent logic</w:t>
+              <w:t>cash flow is project scoped and never uses other project rows; delay classification requires verified selected project event; recovery requires project activity and marks draft not contractual; plus 2 more</w:t>
             </w:r>
           </w:p>
         </w:tc>
       </w:tr>
       <w:tr>
+        <w:trPr>
+          <w:cantSplit/>
+        </w:trPr>
         <w:tc>
           <w:tcPr>
             <w:tcW w:type="dxa" w:w="3024"/>
@@ -20689,6 +23565,422 @@
                 <w:color w:val="1B263B"/>
                 <w:sz w:val="17"/>
               </w:rPr>
+              <w:t>test_project_report_artifacts.py</w:t>
+            </w:r>
+          </w:p>
+        </w:tc>
+        <w:tc>
+          <w:tcPr>
+            <w:tcW w:type="dxa" w:w="792"/>
+            <w:tcMar>
+              <w:top w:w="80" w:type="dxa"/>
+              <w:start w:w="120" w:type="dxa"/>
+              <w:bottom w:w="80" w:type="dxa"/>
+              <w:end w:w="120" w:type="dxa"/>
+            </w:tcMar>
+            <w:tcBorders>
+              <w:top w:val="single" w:sz="4" w:color="D7DEE8"/>
+              <w:left w:val="single" w:sz="4" w:color="D7DEE8"/>
+              <w:bottom w:val="single" w:sz="4" w:color="D7DEE8"/>
+              <w:right w:val="single" w:sz="4" w:color="D7DEE8"/>
+            </w:tcBorders>
+            <w:vAlign w:val="center"/>
+          </w:tcPr>
+          <w:p>
+            <w:pPr>
+              <w:spacing w:before="0" w:after="0" w:line="240" w:lineRule="auto"/>
+            </w:pPr>
+            <w:r>
+              <w:rPr>
+                <w:rFonts w:ascii="Calibri" w:hAnsi="Calibri"/>
+                <w:b w:val="0"/>
+                <w:i w:val="0"/>
+                <w:color w:val="1B263B"/>
+                <w:sz w:val="17"/>
+              </w:rPr>
+              <w:t>4</w:t>
+            </w:r>
+          </w:p>
+        </w:tc>
+        <w:tc>
+          <w:tcPr>
+            <w:tcW w:type="dxa" w:w="5760"/>
+            <w:tcMar>
+              <w:top w:w="80" w:type="dxa"/>
+              <w:start w:w="120" w:type="dxa"/>
+              <w:bottom w:w="80" w:type="dxa"/>
+              <w:end w:w="120" w:type="dxa"/>
+            </w:tcMar>
+            <w:tcBorders>
+              <w:top w:val="single" w:sz="4" w:color="D7DEE8"/>
+              <w:left w:val="single" w:sz="4" w:color="D7DEE8"/>
+              <w:bottom w:val="single" w:sz="4" w:color="D7DEE8"/>
+              <w:right w:val="single" w:sz="4" w:color="D7DEE8"/>
+            </w:tcBorders>
+            <w:vAlign w:val="center"/>
+          </w:tcPr>
+          <w:p>
+            <w:pPr>
+              <w:spacing w:before="0" w:after="0" w:line="240" w:lineRule="auto"/>
+            </w:pPr>
+            <w:r>
+              <w:rPr>
+                <w:rFonts w:ascii="Calibri" w:hAnsi="Calibri"/>
+                <w:b w:val="0"/>
+                <w:i w:val="0"/>
+                <w:color w:val="1B263B"/>
+                <w:sz w:val="17"/>
+              </w:rPr>
+              <w:t>report artifacts are project scoped and reused when unchanged; changed project regenerates without rewriting another project; matching canonical html is used without cross project leakage; plus 1 more</w:t>
+            </w:r>
+          </w:p>
+        </w:tc>
+      </w:tr>
+      <w:tr>
+        <w:trPr>
+          <w:cantSplit/>
+        </w:trPr>
+        <w:tc>
+          <w:tcPr>
+            <w:tcW w:type="dxa" w:w="3024"/>
+            <w:tcMar>
+              <w:top w:w="80" w:type="dxa"/>
+              <w:start w:w="120" w:type="dxa"/>
+              <w:bottom w:w="80" w:type="dxa"/>
+              <w:end w:w="120" w:type="dxa"/>
+            </w:tcMar>
+            <w:tcBorders>
+              <w:top w:val="single" w:sz="4" w:color="D7DEE8"/>
+              <w:left w:val="single" w:sz="4" w:color="D7DEE8"/>
+              <w:bottom w:val="single" w:sz="4" w:color="D7DEE8"/>
+              <w:right w:val="single" w:sz="4" w:color="D7DEE8"/>
+            </w:tcBorders>
+            <w:vAlign w:val="center"/>
+          </w:tcPr>
+          <w:p>
+            <w:pPr>
+              <w:spacing w:before="0" w:after="0" w:line="240" w:lineRule="auto"/>
+            </w:pPr>
+            <w:r>
+              <w:rPr>
+                <w:rFonts w:ascii="Calibri" w:hAnsi="Calibri"/>
+                <w:b w:val="0"/>
+                <w:i w:val="0"/>
+                <w:color w:val="1B263B"/>
+                <w:sz w:val="17"/>
+              </w:rPr>
+              <w:t>test_tia_relationship_logic.py</w:t>
+            </w:r>
+          </w:p>
+        </w:tc>
+        <w:tc>
+          <w:tcPr>
+            <w:tcW w:type="dxa" w:w="792"/>
+            <w:tcMar>
+              <w:top w:w="80" w:type="dxa"/>
+              <w:start w:w="120" w:type="dxa"/>
+              <w:bottom w:w="80" w:type="dxa"/>
+              <w:end w:w="120" w:type="dxa"/>
+            </w:tcMar>
+            <w:tcBorders>
+              <w:top w:val="single" w:sz="4" w:color="D7DEE8"/>
+              <w:left w:val="single" w:sz="4" w:color="D7DEE8"/>
+              <w:bottom w:val="single" w:sz="4" w:color="D7DEE8"/>
+              <w:right w:val="single" w:sz="4" w:color="D7DEE8"/>
+            </w:tcBorders>
+            <w:vAlign w:val="center"/>
+          </w:tcPr>
+          <w:p>
+            <w:pPr>
+              <w:spacing w:before="0" w:after="0" w:line="240" w:lineRule="auto"/>
+            </w:pPr>
+            <w:r>
+              <w:rPr>
+                <w:rFonts w:ascii="Calibri" w:hAnsi="Calibri"/>
+                <w:b w:val="0"/>
+                <w:i w:val="0"/>
+                <w:color w:val="1B263B"/>
+                <w:sz w:val="17"/>
+              </w:rPr>
+              <w:t>2</w:t>
+            </w:r>
+          </w:p>
+        </w:tc>
+        <w:tc>
+          <w:tcPr>
+            <w:tcW w:type="dxa" w:w="5760"/>
+            <w:tcMar>
+              <w:top w:w="80" w:type="dxa"/>
+              <w:start w:w="120" w:type="dxa"/>
+              <w:bottom w:w="80" w:type="dxa"/>
+              <w:end w:w="120" w:type="dxa"/>
+            </w:tcMar>
+            <w:tcBorders>
+              <w:top w:val="single" w:sz="4" w:color="D7DEE8"/>
+              <w:left w:val="single" w:sz="4" w:color="D7DEE8"/>
+              <w:bottom w:val="single" w:sz="4" w:color="D7DEE8"/>
+              <w:right w:val="single" w:sz="4" w:color="D7DEE8"/>
+            </w:tcBorders>
+            <w:vAlign w:val="center"/>
+          </w:tcPr>
+          <w:p>
+            <w:pPr>
+              <w:spacing w:before="0" w:after="0" w:line="240" w:lineRule="auto"/>
+            </w:pPr>
+            <w:r>
+              <w:rPr>
+                <w:rFonts w:ascii="Calibri" w:hAnsi="Calibri"/>
+                <w:b w:val="0"/>
+                <w:i w:val="0"/>
+                <w:color w:val="1B263B"/>
+                <w:sz w:val="17"/>
+              </w:rPr>
+              <w:t>relationship file is normalized and attached to own activity only; missing relationship file does not invent logic</w:t>
+            </w:r>
+          </w:p>
+        </w:tc>
+      </w:tr>
+      <w:tr>
+        <w:trPr>
+          <w:cantSplit/>
+        </w:trPr>
+        <w:tc>
+          <w:tcPr>
+            <w:tcW w:type="dxa" w:w="3024"/>
+            <w:tcMar>
+              <w:top w:w="80" w:type="dxa"/>
+              <w:start w:w="120" w:type="dxa"/>
+              <w:bottom w:w="80" w:type="dxa"/>
+              <w:end w:w="120" w:type="dxa"/>
+            </w:tcMar>
+            <w:tcBorders>
+              <w:top w:val="single" w:sz="4" w:color="D7DEE8"/>
+              <w:left w:val="single" w:sz="4" w:color="D7DEE8"/>
+              <w:bottom w:val="single" w:sz="4" w:color="D7DEE8"/>
+              <w:right w:val="single" w:sz="4" w:color="D7DEE8"/>
+            </w:tcBorders>
+            <w:vAlign w:val="center"/>
+          </w:tcPr>
+          <w:p>
+            <w:pPr>
+              <w:spacing w:before="0" w:after="0" w:line="240" w:lineRule="auto"/>
+            </w:pPr>
+            <w:r>
+              <w:rPr>
+                <w:rFonts w:ascii="Calibri" w:hAnsi="Calibri"/>
+                <w:b w:val="0"/>
+                <w:i w:val="0"/>
+                <w:color w:val="1B263B"/>
+                <w:sz w:val="17"/>
+              </w:rPr>
+              <w:t>test_universal_report_builder_contract.py</w:t>
+            </w:r>
+          </w:p>
+        </w:tc>
+        <w:tc>
+          <w:tcPr>
+            <w:tcW w:type="dxa" w:w="792"/>
+            <w:tcMar>
+              <w:top w:w="80" w:type="dxa"/>
+              <w:start w:w="120" w:type="dxa"/>
+              <w:bottom w:w="80" w:type="dxa"/>
+              <w:end w:w="120" w:type="dxa"/>
+            </w:tcMar>
+            <w:tcBorders>
+              <w:top w:val="single" w:sz="4" w:color="D7DEE8"/>
+              <w:left w:val="single" w:sz="4" w:color="D7DEE8"/>
+              <w:bottom w:val="single" w:sz="4" w:color="D7DEE8"/>
+              <w:right w:val="single" w:sz="4" w:color="D7DEE8"/>
+            </w:tcBorders>
+            <w:vAlign w:val="center"/>
+          </w:tcPr>
+          <w:p>
+            <w:pPr>
+              <w:spacing w:before="0" w:after="0" w:line="240" w:lineRule="auto"/>
+            </w:pPr>
+            <w:r>
+              <w:rPr>
+                <w:rFonts w:ascii="Calibri" w:hAnsi="Calibri"/>
+                <w:b w:val="0"/>
+                <w:i w:val="0"/>
+                <w:color w:val="1B263B"/>
+                <w:sz w:val="17"/>
+              </w:rPr>
+              <w:t>2</w:t>
+            </w:r>
+          </w:p>
+        </w:tc>
+        <w:tc>
+          <w:tcPr>
+            <w:tcW w:type="dxa" w:w="5760"/>
+            <w:tcMar>
+              <w:top w:w="80" w:type="dxa"/>
+              <w:start w:w="120" w:type="dxa"/>
+              <w:bottom w:w="80" w:type="dxa"/>
+              <w:end w:w="120" w:type="dxa"/>
+            </w:tcMar>
+            <w:tcBorders>
+              <w:top w:val="single" w:sz="4" w:color="D7DEE8"/>
+              <w:left w:val="single" w:sz="4" w:color="D7DEE8"/>
+              <w:bottom w:val="single" w:sz="4" w:color="D7DEE8"/>
+              <w:right w:val="single" w:sz="4" w:color="D7DEE8"/>
+            </w:tcBorders>
+            <w:vAlign w:val="center"/>
+          </w:tcPr>
+          <w:p>
+            <w:pPr>
+              <w:spacing w:before="0" w:after="0" w:line="240" w:lineRule="auto"/>
+            </w:pPr>
+            <w:r>
+              <w:rPr>
+                <w:rFonts w:ascii="Calibri" w:hAnsi="Calibri"/>
+                <w:b w:val="0"/>
+                <w:i w:val="0"/>
+                <w:color w:val="1B263B"/>
+                <w:sz w:val="17"/>
+              </w:rPr>
+              <w:t>browser report builder is bound to the active project only; browser report builder uses form and csv values in the download</w:t>
+            </w:r>
+          </w:p>
+        </w:tc>
+      </w:tr>
+      <w:tr>
+        <w:trPr>
+          <w:cantSplit/>
+        </w:trPr>
+        <w:tc>
+          <w:tcPr>
+            <w:tcW w:type="dxa" w:w="3024"/>
+            <w:tcMar>
+              <w:top w:w="80" w:type="dxa"/>
+              <w:start w:w="120" w:type="dxa"/>
+              <w:bottom w:w="80" w:type="dxa"/>
+              <w:end w:w="120" w:type="dxa"/>
+            </w:tcMar>
+            <w:tcBorders>
+              <w:top w:val="single" w:sz="4" w:color="D7DEE8"/>
+              <w:left w:val="single" w:sz="4" w:color="D7DEE8"/>
+              <w:bottom w:val="single" w:sz="4" w:color="D7DEE8"/>
+              <w:right w:val="single" w:sz="4" w:color="D7DEE8"/>
+            </w:tcBorders>
+            <w:vAlign w:val="center"/>
+          </w:tcPr>
+          <w:p>
+            <w:pPr>
+              <w:spacing w:before="0" w:after="0" w:line="240" w:lineRule="auto"/>
+            </w:pPr>
+            <w:r>
+              <w:rPr>
+                <w:rFonts w:ascii="Calibri" w:hAnsi="Calibri"/>
+                <w:b w:val="0"/>
+                <w:i w:val="0"/>
+                <w:color w:val="1B263B"/>
+                <w:sz w:val="17"/>
+              </w:rPr>
+              <w:t>test_universal_report_engine_adapter.py</w:t>
+            </w:r>
+          </w:p>
+        </w:tc>
+        <w:tc>
+          <w:tcPr>
+            <w:tcW w:type="dxa" w:w="792"/>
+            <w:tcMar>
+              <w:top w:w="80" w:type="dxa"/>
+              <w:start w:w="120" w:type="dxa"/>
+              <w:bottom w:w="80" w:type="dxa"/>
+              <w:end w:w="120" w:type="dxa"/>
+            </w:tcMar>
+            <w:tcBorders>
+              <w:top w:val="single" w:sz="4" w:color="D7DEE8"/>
+              <w:left w:val="single" w:sz="4" w:color="D7DEE8"/>
+              <w:bottom w:val="single" w:sz="4" w:color="D7DEE8"/>
+              <w:right w:val="single" w:sz="4" w:color="D7DEE8"/>
+            </w:tcBorders>
+            <w:vAlign w:val="center"/>
+          </w:tcPr>
+          <w:p>
+            <w:pPr>
+              <w:spacing w:before="0" w:after="0" w:line="240" w:lineRule="auto"/>
+            </w:pPr>
+            <w:r>
+              <w:rPr>
+                <w:rFonts w:ascii="Calibri" w:hAnsi="Calibri"/>
+                <w:b w:val="0"/>
+                <w:i w:val="0"/>
+                <w:color w:val="1B263B"/>
+                <w:sz w:val="17"/>
+              </w:rPr>
+              <w:t>4</w:t>
+            </w:r>
+          </w:p>
+        </w:tc>
+        <w:tc>
+          <w:tcPr>
+            <w:tcW w:type="dxa" w:w="5760"/>
+            <w:tcMar>
+              <w:top w:w="80" w:type="dxa"/>
+              <w:start w:w="120" w:type="dxa"/>
+              <w:bottom w:w="80" w:type="dxa"/>
+              <w:end w:w="120" w:type="dxa"/>
+            </w:tcMar>
+            <w:tcBorders>
+              <w:top w:val="single" w:sz="4" w:color="D7DEE8"/>
+              <w:left w:val="single" w:sz="4" w:color="D7DEE8"/>
+              <w:bottom w:val="single" w:sz="4" w:color="D7DEE8"/>
+              <w:right w:val="single" w:sz="4" w:color="D7DEE8"/>
+            </w:tcBorders>
+            <w:vAlign w:val="center"/>
+          </w:tcPr>
+          <w:p>
+            <w:pPr>
+              <w:spacing w:before="0" w:after="0" w:line="240" w:lineRule="auto"/>
+            </w:pPr>
+            <w:r>
+              <w:rPr>
+                <w:rFonts w:ascii="Calibri" w:hAnsi="Calibri"/>
+                <w:b w:val="0"/>
+                <w:i w:val="0"/>
+                <w:color w:val="1B263B"/>
+                <w:sz w:val="17"/>
+              </w:rPr>
+              <w:t>engine catalog reads real package manifest; catalog is project scoped and does not publish source paths; catalog requires project identity; plus 1 more</w:t>
+            </w:r>
+          </w:p>
+        </w:tc>
+      </w:tr>
+      <w:tr>
+        <w:trPr>
+          <w:cantSplit/>
+        </w:trPr>
+        <w:tc>
+          <w:tcPr>
+            <w:tcW w:type="dxa" w:w="3024"/>
+            <w:tcMar>
+              <w:top w:w="80" w:type="dxa"/>
+              <w:start w:w="120" w:type="dxa"/>
+              <w:bottom w:w="80" w:type="dxa"/>
+              <w:end w:w="120" w:type="dxa"/>
+            </w:tcMar>
+            <w:tcBorders>
+              <w:top w:val="single" w:sz="4" w:color="D7DEE8"/>
+              <w:left w:val="single" w:sz="4" w:color="D7DEE8"/>
+              <w:bottom w:val="single" w:sz="4" w:color="D7DEE8"/>
+              <w:right w:val="single" w:sz="4" w:color="D7DEE8"/>
+            </w:tcBorders>
+            <w:vAlign w:val="center"/>
+          </w:tcPr>
+          <w:p>
+            <w:pPr>
+              <w:spacing w:before="0" w:after="0" w:line="240" w:lineRule="auto"/>
+            </w:pPr>
+            <w:r>
+              <w:rPr>
+                <w:rFonts w:ascii="Calibri" w:hAnsi="Calibri"/>
+                <w:b w:val="0"/>
+                <w:i w:val="0"/>
+                <w:color w:val="1B263B"/>
+                <w:sz w:val="17"/>
+              </w:rPr>
               <w:t>test_vercel_payload_contract.py</w:t>
             </w:r>
           </w:p>
@@ -20756,6 +24048,110 @@
                 <w:sz w:val="17"/>
               </w:rPr>
               <w:t>generated project payloads keep identity tia and artifacts scoped</w:t>
+            </w:r>
+          </w:p>
+        </w:tc>
+      </w:tr>
+      <w:tr>
+        <w:trPr>
+          <w:cantSplit/>
+        </w:trPr>
+        <w:tc>
+          <w:tcPr>
+            <w:tcW w:type="dxa" w:w="3024"/>
+            <w:tcMar>
+              <w:top w:w="80" w:type="dxa"/>
+              <w:start w:w="120" w:type="dxa"/>
+              <w:bottom w:w="80" w:type="dxa"/>
+              <w:end w:w="120" w:type="dxa"/>
+            </w:tcMar>
+            <w:tcBorders>
+              <w:top w:val="single" w:sz="4" w:color="D7DEE8"/>
+              <w:left w:val="single" w:sz="4" w:color="D7DEE8"/>
+              <w:bottom w:val="single" w:sz="4" w:color="D7DEE8"/>
+              <w:right w:val="single" w:sz="4" w:color="D7DEE8"/>
+            </w:tcBorders>
+            <w:vAlign w:val="center"/>
+          </w:tcPr>
+          <w:p>
+            <w:pPr>
+              <w:spacing w:before="0" w:after="0" w:line="240" w:lineRule="auto"/>
+            </w:pPr>
+            <w:r>
+              <w:rPr>
+                <w:rFonts w:ascii="Calibri" w:hAnsi="Calibri"/>
+                <w:b w:val="0"/>
+                <w:i w:val="0"/>
+                <w:color w:val="1B263B"/>
+                <w:sz w:val="17"/>
+              </w:rPr>
+              <w:t>test_vercel_pipeline_watcher.py</w:t>
+            </w:r>
+          </w:p>
+        </w:tc>
+        <w:tc>
+          <w:tcPr>
+            <w:tcW w:type="dxa" w:w="792"/>
+            <w:tcMar>
+              <w:top w:w="80" w:type="dxa"/>
+              <w:start w:w="120" w:type="dxa"/>
+              <w:bottom w:w="80" w:type="dxa"/>
+              <w:end w:w="120" w:type="dxa"/>
+            </w:tcMar>
+            <w:tcBorders>
+              <w:top w:val="single" w:sz="4" w:color="D7DEE8"/>
+              <w:left w:val="single" w:sz="4" w:color="D7DEE8"/>
+              <w:bottom w:val="single" w:sz="4" w:color="D7DEE8"/>
+              <w:right w:val="single" w:sz="4" w:color="D7DEE8"/>
+            </w:tcBorders>
+            <w:vAlign w:val="center"/>
+          </w:tcPr>
+          <w:p>
+            <w:pPr>
+              <w:spacing w:before="0" w:after="0" w:line="240" w:lineRule="auto"/>
+            </w:pPr>
+            <w:r>
+              <w:rPr>
+                <w:rFonts w:ascii="Calibri" w:hAnsi="Calibri"/>
+                <w:b w:val="0"/>
+                <w:i w:val="0"/>
+                <w:color w:val="1B263B"/>
+                <w:sz w:val="17"/>
+              </w:rPr>
+              <w:t>1</w:t>
+            </w:r>
+          </w:p>
+        </w:tc>
+        <w:tc>
+          <w:tcPr>
+            <w:tcW w:type="dxa" w:w="5760"/>
+            <w:tcMar>
+              <w:top w:w="80" w:type="dxa"/>
+              <w:start w:w="120" w:type="dxa"/>
+              <w:bottom w:w="80" w:type="dxa"/>
+              <w:end w:w="120" w:type="dxa"/>
+            </w:tcMar>
+            <w:tcBorders>
+              <w:top w:val="single" w:sz="4" w:color="D7DEE8"/>
+              <w:left w:val="single" w:sz="4" w:color="D7DEE8"/>
+              <w:bottom w:val="single" w:sz="4" w:color="D7DEE8"/>
+              <w:right w:val="single" w:sz="4" w:color="D7DEE8"/>
+            </w:tcBorders>
+            <w:vAlign w:val="center"/>
+          </w:tcPr>
+          <w:p>
+            <w:pPr>
+              <w:spacing w:before="0" w:after="0" w:line="240" w:lineRule="auto"/>
+            </w:pPr>
+            <w:r>
+              <w:rPr>
+                <w:rFonts w:ascii="Calibri" w:hAnsi="Calibri"/>
+                <w:b w:val="0"/>
+                <w:i w:val="0"/>
+                <w:color w:val="1B263B"/>
+                <w:sz w:val="17"/>
+              </w:rPr>
+              <w:t>watcher tracks chart sources but ignores its own generated outputs</w:t>
             </w:r>
           </w:p>
         </w:tc>
